--- a/public/documentos/INT-06-registro-de-comunicaciones.docx
+++ b/public/documentos/INT-06-registro-de-comunicaciones.docx
@@ -18,7 +18,7 @@
           <w:left w:w="10" w:type="dxa"/>
           <w:right w:w="10" w:type="dxa"/>
         </w:tblCellMar>
-        <w:tblLook w:val="0000" w:firstRow="0" w:lastRow="0" w:firstColumn="0" w:lastColumn="0" w:noHBand="0" w:noVBand="0"/>
+        <w:tblLook w:val="04A0" w:firstRow="1" w:lastRow="0" w:firstColumn="1" w:lastColumn="0" w:noHBand="0" w:noVBand="1"/>
       </w:tblPr>
       <w:tblGrid>
         <w:gridCol w:w="1757"/>
@@ -52,7 +52,7 @@
                 <w:noProof/>
               </w:rPr>
               <w:drawing>
-                <wp:inline distT="0" distB="0" distL="0" distR="0" wp14:anchorId="7516CB56" wp14:editId="06839ABB">
+                <wp:inline distT="0" distB="0" distL="0" distR="0" wp14:anchorId="0A9A4D62" wp14:editId="5C976418">
                   <wp:extent cx="990600" cy="990600"/>
                   <wp:effectExtent l="0" t="0" r="0" b="0"/>
                   <wp:docPr id="1" name="Imagen 1"/>
@@ -171,10 +171,10 @@
                 <w:noProof/>
               </w:rPr>
               <w:drawing>
-                <wp:inline distT="0" distB="0" distL="0" distR="0" wp14:anchorId="01D3AE69" wp14:editId="30D6A7A5">
+                <wp:inline distT="0" distB="0" distL="0" distR="0" wp14:anchorId="36E7CF1A" wp14:editId="7600DEE0">
                   <wp:extent cx="800100" cy="800100"/>
                   <wp:effectExtent l="0" t="0" r="0" b="0"/>
-                  <wp:docPr id="778223647" name="Imagen 778223647"/>
+                  <wp:docPr id="2055557485" name="Imagen 2055557485"/>
                   <wp:cNvGraphicFramePr>
                     <a:graphicFrameLocks xmlns:a="http://schemas.openxmlformats.org/drawingml/2006/main" noChangeAspect="1"/>
                   </wp:cNvGraphicFramePr>
@@ -308,7 +308,7 @@
           <w:left w:w="10" w:type="dxa"/>
           <w:right w:w="10" w:type="dxa"/>
         </w:tblCellMar>
-        <w:tblLook w:val="0000" w:firstRow="0" w:lastRow="0" w:firstColumn="0" w:lastColumn="0" w:noHBand="0" w:noVBand="0"/>
+        <w:tblLook w:val="04A0" w:firstRow="1" w:lastRow="0" w:firstColumn="1" w:lastColumn="0" w:noHBand="0" w:noVBand="1"/>
       </w:tblPr>
       <w:tblGrid>
         <w:gridCol w:w="2636"/>
@@ -786,7 +786,7 @@
           <w:left w:w="10" w:type="dxa"/>
           <w:right w:w="10" w:type="dxa"/>
         </w:tblCellMar>
-        <w:tblLook w:val="0000" w:firstRow="0" w:lastRow="0" w:firstColumn="0" w:lastColumn="0" w:noHBand="0" w:noVBand="0"/>
+        <w:tblLook w:val="04A0" w:firstRow="1" w:lastRow="0" w:firstColumn="1" w:lastColumn="0" w:noHBand="0" w:noVBand="1"/>
       </w:tblPr>
       <w:tblGrid>
         <w:gridCol w:w="4042"/>
@@ -1399,7 +1399,7 @@
           <w:left w:w="10" w:type="dxa"/>
           <w:right w:w="10" w:type="dxa"/>
         </w:tblCellMar>
-        <w:tblLook w:val="0000" w:firstRow="0" w:lastRow="0" w:firstColumn="0" w:lastColumn="0" w:noHBand="0" w:noVBand="0"/>
+        <w:tblLook w:val="04A0" w:firstRow="1" w:lastRow="0" w:firstColumn="1" w:lastColumn="0" w:noHBand="0" w:noVBand="1"/>
       </w:tblPr>
       <w:tblGrid>
         <w:gridCol w:w="2636"/>
@@ -1817,7 +1817,7 @@
           <w:left w:w="10" w:type="dxa"/>
           <w:right w:w="10" w:type="dxa"/>
         </w:tblCellMar>
-        <w:tblLook w:val="0000" w:firstRow="0" w:lastRow="0" w:firstColumn="0" w:lastColumn="0" w:noHBand="0" w:noVBand="0"/>
+        <w:tblLook w:val="04A0" w:firstRow="1" w:lastRow="0" w:firstColumn="1" w:lastColumn="0" w:noHBand="0" w:noVBand="1"/>
       </w:tblPr>
       <w:tblGrid>
         <w:gridCol w:w="1054"/>
@@ -2158,7 +2158,7 @@
           <w:left w:w="10" w:type="dxa"/>
           <w:right w:w="10" w:type="dxa"/>
         </w:tblCellMar>
-        <w:tblLook w:val="0000" w:firstRow="0" w:lastRow="0" w:firstColumn="0" w:lastColumn="0" w:noHBand="0" w:noVBand="0"/>
+        <w:tblLook w:val="04A0" w:firstRow="1" w:lastRow="0" w:firstColumn="1" w:lastColumn="0" w:noHBand="0" w:noVBand="1"/>
       </w:tblPr>
       <w:tblGrid>
         <w:gridCol w:w="2636"/>
@@ -2498,7 +2498,7 @@
           <w:left w:w="10" w:type="dxa"/>
           <w:right w:w="10" w:type="dxa"/>
         </w:tblCellMar>
-        <w:tblLook w:val="0000" w:firstRow="0" w:lastRow="0" w:firstColumn="0" w:lastColumn="0" w:noHBand="0" w:noVBand="0"/>
+        <w:tblLook w:val="04A0" w:firstRow="1" w:lastRow="0" w:firstColumn="1" w:lastColumn="0" w:noHBand="0" w:noVBand="1"/>
       </w:tblPr>
       <w:tblGrid>
         <w:gridCol w:w="8787"/>
@@ -2585,7 +2585,7 @@
     <w:sdt>
       <w:sdtPr>
         <w:alias w:val="Contenido"/>
-        <w:id w:val="-2114276256"/>
+        <w:id w:val="-1467730381"/>
       </w:sdtPr>
       <w:sdtEndPr/>
       <w:sdtContent>
@@ -2611,7 +2611,7 @@
           <w:r>
             <w:fldChar w:fldCharType="separate"/>
           </w:r>
-          <w:hyperlink w:anchor="_Toc242538773" w:history="1">
+          <w:hyperlink w:anchor="_Toc242540347" w:history="1">
             <w:r>
               <w:rPr>
                 <w:rStyle w:val="Hipervnculo"/>
@@ -2635,7 +2635,7 @@
               <w:rPr>
                 <w:noProof/>
               </w:rPr>
-              <w:instrText xml:space="preserve"> PAGEREF _Toc242538773 \h </w:instrText>
+              <w:instrText xml:space="preserve"> PAGEREF _Toc242540347 \h </w:instrText>
             </w:r>
             <w:r>
               <w:rPr>
@@ -2675,7 +2675,7 @@
               <w14:ligatures w14:val="standardContextual"/>
             </w:rPr>
           </w:pPr>
-          <w:hyperlink w:anchor="_Toc242538774" w:history="1">
+          <w:hyperlink w:anchor="_Toc242540348" w:history="1">
             <w:r>
               <w:rPr>
                 <w:rStyle w:val="Hipervnculo"/>
@@ -2699,7 +2699,7 @@
               <w:rPr>
                 <w:noProof/>
               </w:rPr>
-              <w:instrText xml:space="preserve"> PAGEREF _Toc242538774 \h </w:instrText>
+              <w:instrText xml:space="preserve"> PAGEREF _Toc242540348 \h </w:instrText>
             </w:r>
             <w:r>
               <w:rPr>
@@ -2739,7 +2739,7 @@
               <w14:ligatures w14:val="standardContextual"/>
             </w:rPr>
           </w:pPr>
-          <w:hyperlink w:anchor="_Toc242538775" w:history="1">
+          <w:hyperlink w:anchor="_Toc242540349" w:history="1">
             <w:r>
               <w:rPr>
                 <w:rStyle w:val="Hipervnculo"/>
@@ -2763,7 +2763,7 @@
               <w:rPr>
                 <w:noProof/>
               </w:rPr>
-              <w:instrText xml:space="preserve"> PAGEREF _Toc242538775 \h </w:instrText>
+              <w:instrText xml:space="preserve"> PAGEREF _Toc242540349 \h </w:instrText>
             </w:r>
             <w:r>
               <w:rPr>
@@ -2803,7 +2803,7 @@
               <w14:ligatures w14:val="standardContextual"/>
             </w:rPr>
           </w:pPr>
-          <w:hyperlink w:anchor="_Toc242538776" w:history="1">
+          <w:hyperlink w:anchor="_Toc242540350" w:history="1">
             <w:r>
               <w:rPr>
                 <w:rStyle w:val="Hipervnculo"/>
@@ -2827,7 +2827,7 @@
               <w:rPr>
                 <w:noProof/>
               </w:rPr>
-              <w:instrText xml:space="preserve"> PAGEREF _Toc242538776 \h </w:instrText>
+              <w:instrText xml:space="preserve"> PAGEREF _Toc242540350 \h </w:instrText>
             </w:r>
             <w:r>
               <w:rPr>
@@ -2867,7 +2867,7 @@
               <w14:ligatures w14:val="standardContextual"/>
             </w:rPr>
           </w:pPr>
-          <w:hyperlink w:anchor="_Toc242538777" w:history="1">
+          <w:hyperlink w:anchor="_Toc242540351" w:history="1">
             <w:r>
               <w:rPr>
                 <w:rStyle w:val="Hipervnculo"/>
@@ -2891,7 +2891,7 @@
               <w:rPr>
                 <w:noProof/>
               </w:rPr>
-              <w:instrText xml:space="preserve"> PAGEREF _Toc242538777 \h </w:instrText>
+              <w:instrText xml:space="preserve"> PAGEREF _Toc242540351 \h </w:instrText>
             </w:r>
             <w:r>
               <w:rPr>
@@ -2941,7 +2941,7 @@
       <w:pPr>
         <w:pStyle w:val="Ttulo1"/>
       </w:pPr>
-      <w:bookmarkStart w:id="0" w:name="_Toc242538773"/>
+      <w:bookmarkStart w:id="0" w:name="_Toc242540347"/>
       <w:r>
         <w:lastRenderedPageBreak/>
         <w:t>1. Uso del registro</w:t>
@@ -3024,7 +3024,7 @@
       <w:pPr>
         <w:pStyle w:val="Ttulo1"/>
       </w:pPr>
-      <w:bookmarkStart w:id="1" w:name="_Toc242538774"/>
+      <w:bookmarkStart w:id="1" w:name="_Toc242540348"/>
       <w:r>
         <w:t>2. Comunicaciones realizadas</w:t>
       </w:r>
@@ -3072,7 +3072,7 @@
           <w:left w:w="10" w:type="dxa"/>
           <w:right w:w="10" w:type="dxa"/>
         </w:tblCellMar>
-        <w:tblLook w:val="0000" w:firstRow="0" w:lastRow="0" w:firstColumn="0" w:lastColumn="0" w:noHBand="0" w:noVBand="0"/>
+        <w:tblLook w:val="04A0" w:firstRow="1" w:lastRow="0" w:firstColumn="1" w:lastColumn="0" w:noHBand="0" w:noVBand="1"/>
       </w:tblPr>
       <w:tblGrid>
         <w:gridCol w:w="728"/>
@@ -5285,7 +5285,7 @@
           <w:left w:w="10" w:type="dxa"/>
           <w:right w:w="10" w:type="dxa"/>
         </w:tblCellMar>
-        <w:tblLook w:val="0000" w:firstRow="0" w:lastRow="0" w:firstColumn="0" w:lastColumn="0" w:noHBand="0" w:noVBand="0"/>
+        <w:tblLook w:val="04A0" w:firstRow="1" w:lastRow="0" w:firstColumn="1" w:lastColumn="0" w:noHBand="0" w:noVBand="1"/>
       </w:tblPr>
       <w:tblGrid>
         <w:gridCol w:w="14570"/>
@@ -5349,7 +5349,7 @@
       <w:pPr>
         <w:pStyle w:val="Ttulo1"/>
       </w:pPr>
-      <w:bookmarkStart w:id="2" w:name="_Toc242538775"/>
+      <w:bookmarkStart w:id="2" w:name="_Toc242540349"/>
       <w:r>
         <w:lastRenderedPageBreak/>
         <w:t>3. Comunicaciones programadas del Sprint 1</w:t>
@@ -5398,7 +5398,7 @@
           <w:left w:w="10" w:type="dxa"/>
           <w:right w:w="10" w:type="dxa"/>
         </w:tblCellMar>
-        <w:tblLook w:val="0000" w:firstRow="0" w:lastRow="0" w:firstColumn="0" w:lastColumn="0" w:noHBand="0" w:noVBand="0"/>
+        <w:tblLook w:val="04A0" w:firstRow="1" w:lastRow="0" w:firstColumn="1" w:lastColumn="0" w:noHBand="0" w:noVBand="1"/>
       </w:tblPr>
       <w:tblGrid>
         <w:gridCol w:w="728"/>
@@ -5817,7 +5817,7 @@
                 <w:sz w:val="15"/>
                 <w:szCs w:val="15"/>
               </w:rPr>
-              <w:t>Semana del 12/10/2026</w:t>
+              <w:t>12/10/2026</w:t>
             </w:r>
           </w:p>
         </w:tc>
@@ -6150,7 +6150,7 @@
                 <w:sz w:val="15"/>
                 <w:szCs w:val="15"/>
               </w:rPr>
-              <w:t>Semana del 12/10/2026</w:t>
+              <w:t>16/10/2026</w:t>
             </w:r>
           </w:p>
         </w:tc>
@@ -6459,7 +6459,7 @@
                 <w:sz w:val="15"/>
                 <w:szCs w:val="15"/>
               </w:rPr>
-              <w:t>Hasta el 23/10/2026</w:t>
+              <w:t>20/10/2026</w:t>
             </w:r>
           </w:p>
         </w:tc>
@@ -6778,7 +6778,7 @@
                 <w:sz w:val="15"/>
                 <w:szCs w:val="15"/>
               </w:rPr>
-              <w:t>Semana del 19/10/2026</w:t>
+              <w:t>23/10/2026</w:t>
             </w:r>
           </w:p>
         </w:tc>
@@ -7087,7 +7087,7 @@
                 <w:sz w:val="15"/>
                 <w:szCs w:val="15"/>
               </w:rPr>
-              <w:t>Semana del 26/10/2026</w:t>
+              <w:t>28/10/2026</w:t>
             </w:r>
           </w:p>
         </w:tc>
@@ -7406,7 +7406,7 @@
                 <w:sz w:val="15"/>
                 <w:szCs w:val="15"/>
               </w:rPr>
-              <w:t>Semana del 26/10/2026</w:t>
+              <w:t>30/10/2026</w:t>
             </w:r>
           </w:p>
         </w:tc>
@@ -7715,7 +7715,7 @@
                 <w:sz w:val="15"/>
                 <w:szCs w:val="15"/>
               </w:rPr>
-              <w:t>Semana 3 o 4</w:t>
+              <w:t>03/11/2026</w:t>
             </w:r>
           </w:p>
         </w:tc>
@@ -8297,7 +8297,7 @@
       <w:pPr>
         <w:pStyle w:val="Ttulo1"/>
       </w:pPr>
-      <w:bookmarkStart w:id="3" w:name="_Toc242538776"/>
+      <w:bookmarkStart w:id="3" w:name="_Toc242540350"/>
       <w:r>
         <w:t>4. Comunicaciones programadas de los Sprints 2 a 6</w:t>
       </w:r>
@@ -8345,7 +8345,7 @@
           <w:left w:w="10" w:type="dxa"/>
           <w:right w:w="10" w:type="dxa"/>
         </w:tblCellMar>
-        <w:tblLook w:val="0000" w:firstRow="0" w:lastRow="0" w:firstColumn="0" w:lastColumn="0" w:noHBand="0" w:noVBand="0"/>
+        <w:tblLook w:val="04A0" w:firstRow="1" w:lastRow="0" w:firstColumn="1" w:lastColumn="0" w:noHBand="0" w:noVBand="1"/>
       </w:tblPr>
       <w:tblGrid>
         <w:gridCol w:w="728"/>
@@ -9098,7 +9098,7 @@
                 <w:sz w:val="15"/>
                 <w:szCs w:val="15"/>
               </w:rPr>
-              <w:t>30/12/2026</w:t>
+              <w:t>11/12/2026</w:t>
             </w:r>
           </w:p>
         </w:tc>
@@ -9131,7 +9131,7 @@
                 <w:sz w:val="15"/>
                 <w:szCs w:val="15"/>
               </w:rPr>
-              <w:t>Revisión de sprint</w:t>
+              <w:t>Comunicado</w:t>
             </w:r>
           </w:p>
         </w:tc>
@@ -9164,7 +9164,7 @@
                 <w:sz w:val="15"/>
                 <w:szCs w:val="15"/>
               </w:rPr>
-              <w:t>Revisión del Sprint 3 e informe de desempeño: modelo validado</w:t>
+              <w:t>Comunicado a los apoderados sobre el proyecto y el uso de los datos</w:t>
             </w:r>
           </w:p>
         </w:tc>
@@ -9197,7 +9197,7 @@
                 <w:sz w:val="15"/>
                 <w:szCs w:val="15"/>
               </w:rPr>
-              <w:t>Equipo del proyecto</w:t>
+              <w:t>Dirección; redacta el equipo</w:t>
             </w:r>
           </w:p>
         </w:tc>
@@ -9221,44 +9221,16 @@
           </w:tcPr>
           <w:p>
             <w:pPr>
-              <w:spacing w:after="40" w:line="250" w:lineRule="auto"/>
-            </w:pPr>
-            <w:r>
-              <w:rPr>
-                <w:rFonts w:ascii="Arial" w:eastAsia="Arial" w:hAnsi="Arial" w:cs="Arial"/>
-                <w:color w:val="1A1A1A"/>
-                <w:sz w:val="15"/>
-                <w:szCs w:val="15"/>
-              </w:rPr>
-              <w:t>I-01 Promotora Directora</w:t>
-            </w:r>
-          </w:p>
-          <w:p>
-            <w:pPr>
-              <w:spacing w:after="40" w:line="250" w:lineRule="auto"/>
-            </w:pPr>
-            <w:r>
-              <w:rPr>
-                <w:rFonts w:ascii="Arial" w:eastAsia="Arial" w:hAnsi="Arial" w:cs="Arial"/>
-                <w:color w:val="1A1A1A"/>
-                <w:sz w:val="15"/>
-                <w:szCs w:val="15"/>
-              </w:rPr>
-              <w:t>I-03 Coordinación académica</w:t>
-            </w:r>
-          </w:p>
-          <w:p>
-            <w:pPr>
-              <w:spacing w:after="40" w:line="250" w:lineRule="auto"/>
-            </w:pPr>
-            <w:r>
-              <w:rPr>
-                <w:rFonts w:ascii="Arial" w:eastAsia="Arial" w:hAnsi="Arial" w:cs="Arial"/>
-                <w:color w:val="1A1A1A"/>
-                <w:sz w:val="15"/>
-                <w:szCs w:val="15"/>
-              </w:rPr>
-              <w:t>I-13 Docente asesor del curso</w:t>
+              <w:spacing w:line="250" w:lineRule="auto"/>
+            </w:pPr>
+            <w:r>
+              <w:rPr>
+                <w:rFonts w:ascii="Arial" w:eastAsia="Arial" w:hAnsi="Arial" w:cs="Arial"/>
+                <w:color w:val="1A1A1A"/>
+                <w:sz w:val="15"/>
+                <w:szCs w:val="15"/>
+              </w:rPr>
+              <w:t>I-11 Padres de familia y apoderados</w:t>
             </w:r>
           </w:p>
         </w:tc>
@@ -9291,7 +9263,7 @@
                 <w:sz w:val="15"/>
                 <w:szCs w:val="15"/>
               </w:rPr>
-              <w:t>Reunión presencial</w:t>
+              <w:t>Comunicado impreso o agenda</w:t>
             </w:r>
           </w:p>
         </w:tc>
@@ -9360,7 +9332,7 @@
                 <w:sz w:val="15"/>
                 <w:szCs w:val="15"/>
               </w:rPr>
-              <w:t>Acta de aceptación e informe de desempeño</w:t>
+              <w:t>Comunicado y cargo de recepción</w:t>
             </w:r>
           </w:p>
         </w:tc>
@@ -9435,7 +9407,7 @@
                 <w:sz w:val="15"/>
                 <w:szCs w:val="15"/>
               </w:rPr>
-              <w:t>Durante el Sprint 4</w:t>
+              <w:t>30/12/2026</w:t>
             </w:r>
           </w:p>
         </w:tc>
@@ -9467,7 +9439,7 @@
                 <w:sz w:val="15"/>
                 <w:szCs w:val="15"/>
               </w:rPr>
-              <w:t>Convocatoria</w:t>
+              <w:t>Revisión de sprint</w:t>
             </w:r>
           </w:p>
         </w:tc>
@@ -9499,7 +9471,7 @@
                 <w:sz w:val="15"/>
                 <w:szCs w:val="15"/>
               </w:rPr>
-              <w:t>Convocatoria a tres docentes tutores para el piloto de marzo</w:t>
+              <w:t>Revisión del Sprint 3 e informe de desempeño: modelo validado</w:t>
             </w:r>
           </w:p>
         </w:tc>
@@ -9531,7 +9503,7 @@
                 <w:sz w:val="15"/>
                 <w:szCs w:val="15"/>
               </w:rPr>
-              <w:t>Jhostin Galarza</w:t>
+              <w:t>Equipo del proyecto</w:t>
             </w:r>
           </w:p>
         </w:tc>
@@ -9563,7 +9535,7 @@
                 <w:sz w:val="15"/>
                 <w:szCs w:val="15"/>
               </w:rPr>
-              <w:t>I-05 Docentes tutores y auxiliares</w:t>
+              <w:t>I-01 Promotora Directora</w:t>
             </w:r>
           </w:p>
           <w:p>
@@ -9578,6 +9550,20 @@
                 <w:szCs w:val="15"/>
               </w:rPr>
               <w:t>I-03 Coordinación académica</w:t>
+            </w:r>
+          </w:p>
+          <w:p>
+            <w:pPr>
+              <w:spacing w:after="40" w:line="250" w:lineRule="auto"/>
+            </w:pPr>
+            <w:r>
+              <w:rPr>
+                <w:rFonts w:ascii="Arial" w:eastAsia="Arial" w:hAnsi="Arial" w:cs="Arial"/>
+                <w:color w:val="1A1A1A"/>
+                <w:sz w:val="15"/>
+                <w:szCs w:val="15"/>
+              </w:rPr>
+              <w:t>I-13 Docente asesor del curso</w:t>
             </w:r>
           </w:p>
         </w:tc>
@@ -9677,7 +9663,7 @@
                 <w:sz w:val="15"/>
                 <w:szCs w:val="15"/>
               </w:rPr>
-              <w:t>Lista de participantes confirmados</w:t>
+              <w:t>Acta de aceptación e informe de desempeño</w:t>
             </w:r>
           </w:p>
         </w:tc>
@@ -9754,7 +9740,7 @@
                 <w:sz w:val="15"/>
                 <w:szCs w:val="15"/>
               </w:rPr>
-              <w:t>29/01/2027</w:t>
+              <w:t>20/01/2027</w:t>
             </w:r>
           </w:p>
         </w:tc>
@@ -9787,7 +9773,7 @@
                 <w:sz w:val="15"/>
                 <w:szCs w:val="15"/>
               </w:rPr>
-              <w:t>Revisión de sprint</w:t>
+              <w:t>Convocatoria</w:t>
             </w:r>
           </w:p>
         </w:tc>
@@ -9820,7 +9806,7 @@
                 <w:sz w:val="15"/>
                 <w:szCs w:val="15"/>
               </w:rPr>
-              <w:t>Revisión del Sprint 4 e informe de desempeño: sistema integrado con alertas y tablero</w:t>
+              <w:t>Convocatoria a tres docentes tutores para el piloto de marzo</w:t>
             </w:r>
           </w:p>
         </w:tc>
@@ -9853,7 +9839,7 @@
                 <w:sz w:val="15"/>
                 <w:szCs w:val="15"/>
               </w:rPr>
-              <w:t>Equipo del proyecto</w:t>
+              <w:t>Jhostin Galarza</w:t>
             </w:r>
           </w:p>
         </w:tc>
@@ -9886,7 +9872,7 @@
                 <w:sz w:val="15"/>
                 <w:szCs w:val="15"/>
               </w:rPr>
-              <w:t>I-01 Promotora Directora</w:t>
+              <w:t>I-05 Docentes tutores y auxiliares</w:t>
             </w:r>
           </w:p>
           <w:p>
@@ -9901,20 +9887,6 @@
                 <w:szCs w:val="15"/>
               </w:rPr>
               <w:t>I-03 Coordinación académica</w:t>
-            </w:r>
-          </w:p>
-          <w:p>
-            <w:pPr>
-              <w:spacing w:after="40" w:line="250" w:lineRule="auto"/>
-            </w:pPr>
-            <w:r>
-              <w:rPr>
-                <w:rFonts w:ascii="Arial" w:eastAsia="Arial" w:hAnsi="Arial" w:cs="Arial"/>
-                <w:color w:val="1A1A1A"/>
-                <w:sz w:val="15"/>
-                <w:szCs w:val="15"/>
-              </w:rPr>
-              <w:t>I-13 Docente asesor del curso</w:t>
             </w:r>
           </w:p>
         </w:tc>
@@ -10016,7 +9988,7 @@
                 <w:sz w:val="15"/>
                 <w:szCs w:val="15"/>
               </w:rPr>
-              <w:t>Acta de aceptación e informe de desempeño</w:t>
+              <w:t>Lista de participantes confirmados</w:t>
             </w:r>
           </w:p>
         </w:tc>
@@ -10091,7 +10063,7 @@
                 <w:sz w:val="15"/>
                 <w:szCs w:val="15"/>
               </w:rPr>
-              <w:t>Antes del Sprint 5</w:t>
+              <w:t>29/01/2027</w:t>
             </w:r>
           </w:p>
         </w:tc>
@@ -10123,7 +10095,7 @@
                 <w:sz w:val="15"/>
                 <w:szCs w:val="15"/>
               </w:rPr>
-              <w:t>Comunicado</w:t>
+              <w:t>Revisión de sprint</w:t>
             </w:r>
           </w:p>
         </w:tc>
@@ -10155,7 +10127,7 @@
                 <w:sz w:val="15"/>
                 <w:szCs w:val="15"/>
               </w:rPr>
-              <w:t>Comunicado a los apoderados sobre el proyecto y el uso de los datos</w:t>
+              <w:t>Revisión del Sprint 4 e informe de desempeño: sistema integrado con alertas y tablero</w:t>
             </w:r>
           </w:p>
         </w:tc>
@@ -10187,7 +10159,7 @@
                 <w:sz w:val="15"/>
                 <w:szCs w:val="15"/>
               </w:rPr>
-              <w:t>Dirección; redacta el equipo</w:t>
+              <w:t>Equipo del proyecto</w:t>
             </w:r>
           </w:p>
         </w:tc>
@@ -10210,16 +10182,44 @@
           </w:tcPr>
           <w:p>
             <w:pPr>
-              <w:spacing w:line="250" w:lineRule="auto"/>
-            </w:pPr>
-            <w:r>
-              <w:rPr>
-                <w:rFonts w:ascii="Arial" w:eastAsia="Arial" w:hAnsi="Arial" w:cs="Arial"/>
-                <w:color w:val="1A1A1A"/>
-                <w:sz w:val="15"/>
-                <w:szCs w:val="15"/>
-              </w:rPr>
-              <w:t>I-11 Padres de familia y apoderados</w:t>
+              <w:spacing w:after="40" w:line="250" w:lineRule="auto"/>
+            </w:pPr>
+            <w:r>
+              <w:rPr>
+                <w:rFonts w:ascii="Arial" w:eastAsia="Arial" w:hAnsi="Arial" w:cs="Arial"/>
+                <w:color w:val="1A1A1A"/>
+                <w:sz w:val="15"/>
+                <w:szCs w:val="15"/>
+              </w:rPr>
+              <w:t>I-01 Promotora Directora</w:t>
+            </w:r>
+          </w:p>
+          <w:p>
+            <w:pPr>
+              <w:spacing w:after="40" w:line="250" w:lineRule="auto"/>
+            </w:pPr>
+            <w:r>
+              <w:rPr>
+                <w:rFonts w:ascii="Arial" w:eastAsia="Arial" w:hAnsi="Arial" w:cs="Arial"/>
+                <w:color w:val="1A1A1A"/>
+                <w:sz w:val="15"/>
+                <w:szCs w:val="15"/>
+              </w:rPr>
+              <w:t>I-03 Coordinación académica</w:t>
+            </w:r>
+          </w:p>
+          <w:p>
+            <w:pPr>
+              <w:spacing w:after="40" w:line="250" w:lineRule="auto"/>
+            </w:pPr>
+            <w:r>
+              <w:rPr>
+                <w:rFonts w:ascii="Arial" w:eastAsia="Arial" w:hAnsi="Arial" w:cs="Arial"/>
+                <w:color w:val="1A1A1A"/>
+                <w:sz w:val="15"/>
+                <w:szCs w:val="15"/>
+              </w:rPr>
+              <w:t>I-13 Docente asesor del curso</w:t>
             </w:r>
           </w:p>
         </w:tc>
@@ -10251,7 +10251,7 @@
                 <w:sz w:val="15"/>
                 <w:szCs w:val="15"/>
               </w:rPr>
-              <w:t>Comunicado impreso o agenda</w:t>
+              <w:t>Reunión presencial</w:t>
             </w:r>
           </w:p>
         </w:tc>
@@ -10319,7 +10319,7 @@
                 <w:sz w:val="15"/>
                 <w:szCs w:val="15"/>
               </w:rPr>
-              <w:t>Comunicado y cargo de recepción</w:t>
+              <w:t>Acta de aceptación e informe de desempeño</w:t>
             </w:r>
           </w:p>
         </w:tc>
@@ -10733,7 +10733,7 @@
                 <w:sz w:val="15"/>
                 <w:szCs w:val="15"/>
               </w:rPr>
-              <w:t>Semana del 12/04/2027</w:t>
+              <w:t>14/04/2027</w:t>
             </w:r>
           </w:p>
         </w:tc>
@@ -11366,7 +11366,7 @@
       <w:pPr>
         <w:pStyle w:val="Ttulo1"/>
       </w:pPr>
-      <w:bookmarkStart w:id="4" w:name="_Toc242538777"/>
+      <w:bookmarkStart w:id="4" w:name="_Toc242540351"/>
       <w:r>
         <w:t>5. Resumen</w:t>
       </w:r>
@@ -11414,7 +11414,7 @@
           <w:left w:w="10" w:type="dxa"/>
           <w:right w:w="10" w:type="dxa"/>
         </w:tblCellMar>
-        <w:tblLook w:val="0000" w:firstRow="0" w:lastRow="0" w:firstColumn="0" w:lastColumn="0" w:noHBand="0" w:noVBand="0"/>
+        <w:tblLook w:val="04A0" w:firstRow="1" w:lastRow="0" w:firstColumn="1" w:lastColumn="0" w:noHBand="0" w:noVBand="1"/>
       </w:tblPr>
       <w:tblGrid>
         <w:gridCol w:w="5828"/>
@@ -12259,7 +12259,7 @@
                 <w:sz w:val="18"/>
                 <w:szCs w:val="18"/>
               </w:rPr>
-              <w:t>1</w:t>
+              <w:t>2</w:t>
             </w:r>
           </w:p>
         </w:tc>
@@ -12329,7 +12329,7 @@
                 <w:sz w:val="18"/>
                 <w:szCs w:val="18"/>
               </w:rPr>
-              <w:t>1</w:t>
+              <w:t>2</w:t>
             </w:r>
           </w:p>
         </w:tc>
@@ -12438,7 +12438,7 @@
                 <w:sz w:val="18"/>
                 <w:szCs w:val="18"/>
               </w:rPr>
-              <w:t>3</w:t>
+              <w:t>2</w:t>
             </w:r>
           </w:p>
         </w:tc>
@@ -12506,7 +12506,7 @@
                 <w:sz w:val="18"/>
                 <w:szCs w:val="18"/>
               </w:rPr>
-              <w:t>3</w:t>
+              <w:t>2</w:t>
             </w:r>
           </w:p>
         </w:tc>
@@ -13457,118 +13457,10 @@
 <file path=word/numbering.xml><?xml version="1.0" encoding="utf-8"?>
 <w:numbering xmlns:wpc="http://schemas.microsoft.com/office/word/2010/wordprocessingCanvas" xmlns:cx="http://schemas.microsoft.com/office/drawing/2014/chartex" xmlns:cx1="http://schemas.microsoft.com/office/drawing/2015/9/8/chartex" xmlns:cx2="http://schemas.microsoft.com/office/drawing/2015/10/21/chartex" xmlns:cx3="http://schemas.microsoft.com/office/drawing/2016/5/9/chartex" xmlns:cx4="http://schemas.microsoft.com/office/drawing/2016/5/10/chartex" xmlns:cx5="http://schemas.microsoft.com/office/drawing/2016/5/11/chartex" xmlns:cx6="http://schemas.microsoft.com/office/drawing/2016/5/12/chartex" xmlns:cx7="http://schemas.microsoft.com/office/drawing/2016/5/13/chartex" xmlns:cx8="http://schemas.microsoft.com/office/drawing/2016/5/14/chartex" xmlns:mc="http://schemas.openxmlformats.org/markup-compatibility/2006" xmlns:aink="http://schemas.microsoft.com/office/drawing/2016/ink" xmlns:am3d="http://schemas.microsoft.com/office/drawing/2017/model3d" xmlns:o="urn:schemas-microsoft-com:office:office" xmlns:oel="http://schemas.microsoft.com/office/2019/extlst" xmlns:r="http://schemas.openxmlformats.org/officeDocument/2006/relationships" xmlns:m="http://schemas.openxmlformats.org/officeDocument/2006/math" xmlns:v="urn:schemas-microsoft-com:vml" xmlns:wp14="http://schemas.microsoft.com/office/word/2010/wordprocessingDrawing" xmlns:wp="http://schemas.openxmlformats.org/drawingml/2006/wordprocessingDrawing" xmlns:w10="urn:schemas-microsoft-com:office:word" xmlns:w="http://schemas.openxmlformats.org/wordprocessingml/2006/main" xmlns:w14="http://schemas.microsoft.com/office/word/2010/wordml" xmlns:w15="http://schemas.microsoft.com/office/word/2012/wordml" xmlns:w16cex="http://schemas.microsoft.com/office/word/2018/wordml/cex" xmlns:w16cid="http://schemas.microsoft.com/office/word/2016/wordml/cid" xmlns:w16="http://schemas.microsoft.com/office/word/2018/wordml" xmlns:w16du="http://schemas.microsoft.com/office/word/2023/wordml/word16du" xmlns:w16sdtdh="http://schemas.microsoft.com/office/word/2020/wordml/sdtdatahash" xmlns:w16sdtfl="http://schemas.microsoft.com/office/word/2024/wordml/sdtformatlock" xmlns:w16se="http://schemas.microsoft.com/office/word/2015/wordml/symex" xmlns:wpg="http://schemas.microsoft.com/office/word/2010/wordprocessingGroup" xmlns:wpi="http://schemas.microsoft.com/office/word/2010/wordprocessingInk" xmlns:wne="http://schemas.microsoft.com/office/word/2006/wordml" xmlns:wps="http://schemas.microsoft.com/office/word/2010/wordprocessingShape" mc:Ignorable="w14 w15 w16se w16cid w16 w16cex w16sdtdh w16sdtfl w16du wp14">
   <w:abstractNum w:abstractNumId="0" w15:restartNumberingAfterBreak="0">
-    <w:nsid w:val="02720B11"/>
+    <w:nsid w:val="07C36668"/>
     <w:multiLevelType w:val="hybridMultilevel"/>
-    <w:tmpl w:val="5E4E408E"/>
-    <w:lvl w:ilvl="0" w:tplc="DAE89E06">
-      <w:start w:val="1"/>
-      <w:numFmt w:val="decimal"/>
-      <w:lvlText w:val="%1."/>
-      <w:lvlJc w:val="left"/>
-      <w:pPr>
-        <w:ind w:left="560" w:hanging="340"/>
-      </w:pPr>
-    </w:lvl>
-    <w:lvl w:ilvl="1" w:tplc="ED66233C">
-      <w:numFmt w:val="decimal"/>
-      <w:lvlText w:val=""/>
-      <w:lvlJc w:val="left"/>
-    </w:lvl>
-    <w:lvl w:ilvl="2" w:tplc="19E23D52">
-      <w:numFmt w:val="decimal"/>
-      <w:lvlText w:val=""/>
-      <w:lvlJc w:val="left"/>
-    </w:lvl>
-    <w:lvl w:ilvl="3" w:tplc="F77A8898">
-      <w:numFmt w:val="decimal"/>
-      <w:lvlText w:val=""/>
-      <w:lvlJc w:val="left"/>
-    </w:lvl>
-    <w:lvl w:ilvl="4" w:tplc="A24CDD8A">
-      <w:numFmt w:val="decimal"/>
-      <w:lvlText w:val=""/>
-      <w:lvlJc w:val="left"/>
-    </w:lvl>
-    <w:lvl w:ilvl="5" w:tplc="93EE9B92">
-      <w:numFmt w:val="decimal"/>
-      <w:lvlText w:val=""/>
-      <w:lvlJc w:val="left"/>
-    </w:lvl>
-    <w:lvl w:ilvl="6" w:tplc="A0D0EE3C">
-      <w:numFmt w:val="decimal"/>
-      <w:lvlText w:val=""/>
-      <w:lvlJc w:val="left"/>
-    </w:lvl>
-    <w:lvl w:ilvl="7" w:tplc="0F36F4A2">
-      <w:numFmt w:val="decimal"/>
-      <w:lvlText w:val=""/>
-      <w:lvlJc w:val="left"/>
-    </w:lvl>
-    <w:lvl w:ilvl="8" w:tplc="AFE44CCE">
-      <w:numFmt w:val="decimal"/>
-      <w:lvlText w:val=""/>
-      <w:lvlJc w:val="left"/>
-    </w:lvl>
-  </w:abstractNum>
-  <w:abstractNum w:abstractNumId="1" w15:restartNumberingAfterBreak="0">
-    <w:nsid w:val="2BED5E45"/>
-    <w:multiLevelType w:val="hybridMultilevel"/>
-    <w:tmpl w:val="A13AD44A"/>
-    <w:lvl w:ilvl="0" w:tplc="95AC81FE">
-      <w:start w:val="1"/>
-      <w:numFmt w:val="bullet"/>
-      <w:lvlText w:val="•"/>
-      <w:lvlJc w:val="left"/>
-      <w:pPr>
-        <w:ind w:left="560" w:hanging="280"/>
-      </w:pPr>
-    </w:lvl>
-    <w:lvl w:ilvl="1" w:tplc="7242D830">
-      <w:numFmt w:val="decimal"/>
-      <w:lvlText w:val=""/>
-      <w:lvlJc w:val="left"/>
-    </w:lvl>
-    <w:lvl w:ilvl="2" w:tplc="63901410">
-      <w:numFmt w:val="decimal"/>
-      <w:lvlText w:val=""/>
-      <w:lvlJc w:val="left"/>
-    </w:lvl>
-    <w:lvl w:ilvl="3" w:tplc="F5B85566">
-      <w:numFmt w:val="decimal"/>
-      <w:lvlText w:val=""/>
-      <w:lvlJc w:val="left"/>
-    </w:lvl>
-    <w:lvl w:ilvl="4" w:tplc="A132750C">
-      <w:numFmt w:val="decimal"/>
-      <w:lvlText w:val=""/>
-      <w:lvlJc w:val="left"/>
-    </w:lvl>
-    <w:lvl w:ilvl="5" w:tplc="F0EE7384">
-      <w:numFmt w:val="decimal"/>
-      <w:lvlText w:val=""/>
-      <w:lvlJc w:val="left"/>
-    </w:lvl>
-    <w:lvl w:ilvl="6" w:tplc="FDDA3DAE">
-      <w:numFmt w:val="decimal"/>
-      <w:lvlText w:val=""/>
-      <w:lvlJc w:val="left"/>
-    </w:lvl>
-    <w:lvl w:ilvl="7" w:tplc="9B10656A">
-      <w:numFmt w:val="decimal"/>
-      <w:lvlText w:val=""/>
-      <w:lvlJc w:val="left"/>
-    </w:lvl>
-    <w:lvl w:ilvl="8" w:tplc="1B5ABE96">
-      <w:numFmt w:val="decimal"/>
-      <w:lvlText w:val=""/>
-      <w:lvlJc w:val="left"/>
-    </w:lvl>
-  </w:abstractNum>
-  <w:abstractNum w:abstractNumId="2" w15:restartNumberingAfterBreak="0">
-    <w:nsid w:val="475421B8"/>
-    <w:multiLevelType w:val="hybridMultilevel"/>
-    <w:tmpl w:val="71207C88"/>
-    <w:lvl w:ilvl="0" w:tplc="0DC47362">
+    <w:tmpl w:val="DB00176E"/>
+    <w:lvl w:ilvl="0" w:tplc="4A088A8A">
       <w:start w:val="1"/>
       <w:numFmt w:val="bullet"/>
       <w:lvlText w:val="●"/>
@@ -13577,7 +13469,7 @@
         <w:ind w:left="720" w:hanging="360"/>
       </w:pPr>
     </w:lvl>
-    <w:lvl w:ilvl="1" w:tplc="E77E7CF8">
+    <w:lvl w:ilvl="1" w:tplc="7A8CC26E">
       <w:start w:val="1"/>
       <w:numFmt w:val="bullet"/>
       <w:lvlText w:val="○"/>
@@ -13586,7 +13478,7 @@
         <w:ind w:left="1440" w:hanging="360"/>
       </w:pPr>
     </w:lvl>
-    <w:lvl w:ilvl="2" w:tplc="A5D8D8F0">
+    <w:lvl w:ilvl="2" w:tplc="91141A54">
       <w:start w:val="1"/>
       <w:numFmt w:val="bullet"/>
       <w:lvlText w:val="■"/>
@@ -13595,7 +13487,7 @@
         <w:ind w:left="2160" w:hanging="360"/>
       </w:pPr>
     </w:lvl>
-    <w:lvl w:ilvl="3" w:tplc="FB0CB4D6">
+    <w:lvl w:ilvl="3" w:tplc="76F64AE8">
       <w:start w:val="1"/>
       <w:numFmt w:val="bullet"/>
       <w:lvlText w:val="●"/>
@@ -13604,7 +13496,7 @@
         <w:ind w:left="2880" w:hanging="360"/>
       </w:pPr>
     </w:lvl>
-    <w:lvl w:ilvl="4" w:tplc="2AF8FBA6">
+    <w:lvl w:ilvl="4" w:tplc="27009046">
       <w:start w:val="1"/>
       <w:numFmt w:val="bullet"/>
       <w:lvlText w:val="○"/>
@@ -13613,7 +13505,7 @@
         <w:ind w:left="3600" w:hanging="360"/>
       </w:pPr>
     </w:lvl>
-    <w:lvl w:ilvl="5" w:tplc="B5005D36">
+    <w:lvl w:ilvl="5" w:tplc="2F4A9534">
       <w:start w:val="1"/>
       <w:numFmt w:val="bullet"/>
       <w:lvlText w:val="■"/>
@@ -13622,7 +13514,7 @@
         <w:ind w:left="4320" w:hanging="360"/>
       </w:pPr>
     </w:lvl>
-    <w:lvl w:ilvl="6" w:tplc="72B2AF56">
+    <w:lvl w:ilvl="6" w:tplc="646ABA5C">
       <w:start w:val="1"/>
       <w:numFmt w:val="bullet"/>
       <w:lvlText w:val="●"/>
@@ -13631,7 +13523,7 @@
         <w:ind w:left="5040" w:hanging="360"/>
       </w:pPr>
     </w:lvl>
-    <w:lvl w:ilvl="7" w:tplc="16064882">
+    <w:lvl w:ilvl="7" w:tplc="DA86C8BE">
       <w:start w:val="1"/>
       <w:numFmt w:val="bullet"/>
       <w:lvlText w:val="●"/>
@@ -13640,7 +13532,7 @@
         <w:ind w:left="5760" w:hanging="360"/>
       </w:pPr>
     </w:lvl>
-    <w:lvl w:ilvl="8" w:tplc="1F16DE5A">
+    <w:lvl w:ilvl="8" w:tplc="C6A65AD4">
       <w:start w:val="1"/>
       <w:numFmt w:val="bullet"/>
       <w:lvlText w:val="●"/>
@@ -13650,13 +13542,121 @@
       </w:pPr>
     </w:lvl>
   </w:abstractNum>
-  <w:num w:numId="1" w16cid:durableId="303968290">
-    <w:abstractNumId w:val="2"/>
+  <w:abstractNum w:abstractNumId="1" w15:restartNumberingAfterBreak="0">
+    <w:nsid w:val="08FA0F21"/>
+    <w:multiLevelType w:val="hybridMultilevel"/>
+    <w:tmpl w:val="5366F2A2"/>
+    <w:lvl w:ilvl="0" w:tplc="D2884536">
+      <w:start w:val="1"/>
+      <w:numFmt w:val="bullet"/>
+      <w:lvlText w:val="•"/>
+      <w:lvlJc w:val="left"/>
+      <w:pPr>
+        <w:ind w:left="560" w:hanging="280"/>
+      </w:pPr>
+    </w:lvl>
+    <w:lvl w:ilvl="1" w:tplc="7E88BD02">
+      <w:numFmt w:val="decimal"/>
+      <w:lvlText w:val=""/>
+      <w:lvlJc w:val="left"/>
+    </w:lvl>
+    <w:lvl w:ilvl="2" w:tplc="925C5570">
+      <w:numFmt w:val="decimal"/>
+      <w:lvlText w:val=""/>
+      <w:lvlJc w:val="left"/>
+    </w:lvl>
+    <w:lvl w:ilvl="3" w:tplc="1E82CD70">
+      <w:numFmt w:val="decimal"/>
+      <w:lvlText w:val=""/>
+      <w:lvlJc w:val="left"/>
+    </w:lvl>
+    <w:lvl w:ilvl="4" w:tplc="FC84E102">
+      <w:numFmt w:val="decimal"/>
+      <w:lvlText w:val=""/>
+      <w:lvlJc w:val="left"/>
+    </w:lvl>
+    <w:lvl w:ilvl="5" w:tplc="94028B38">
+      <w:numFmt w:val="decimal"/>
+      <w:lvlText w:val=""/>
+      <w:lvlJc w:val="left"/>
+    </w:lvl>
+    <w:lvl w:ilvl="6" w:tplc="8A9AC86E">
+      <w:numFmt w:val="decimal"/>
+      <w:lvlText w:val=""/>
+      <w:lvlJc w:val="left"/>
+    </w:lvl>
+    <w:lvl w:ilvl="7" w:tplc="C11E5092">
+      <w:numFmt w:val="decimal"/>
+      <w:lvlText w:val=""/>
+      <w:lvlJc w:val="left"/>
+    </w:lvl>
+    <w:lvl w:ilvl="8" w:tplc="76A4F26A">
+      <w:numFmt w:val="decimal"/>
+      <w:lvlText w:val=""/>
+      <w:lvlJc w:val="left"/>
+    </w:lvl>
+  </w:abstractNum>
+  <w:abstractNum w:abstractNumId="2" w15:restartNumberingAfterBreak="0">
+    <w:nsid w:val="1DBB3805"/>
+    <w:multiLevelType w:val="hybridMultilevel"/>
+    <w:tmpl w:val="BEEAB518"/>
+    <w:lvl w:ilvl="0" w:tplc="D5CA2C5C">
+      <w:start w:val="1"/>
+      <w:numFmt w:val="decimal"/>
+      <w:lvlText w:val="%1."/>
+      <w:lvlJc w:val="left"/>
+      <w:pPr>
+        <w:ind w:left="560" w:hanging="340"/>
+      </w:pPr>
+    </w:lvl>
+    <w:lvl w:ilvl="1" w:tplc="1C46301A">
+      <w:numFmt w:val="decimal"/>
+      <w:lvlText w:val=""/>
+      <w:lvlJc w:val="left"/>
+    </w:lvl>
+    <w:lvl w:ilvl="2" w:tplc="BF8E373C">
+      <w:numFmt w:val="decimal"/>
+      <w:lvlText w:val=""/>
+      <w:lvlJc w:val="left"/>
+    </w:lvl>
+    <w:lvl w:ilvl="3" w:tplc="65C21A62">
+      <w:numFmt w:val="decimal"/>
+      <w:lvlText w:val=""/>
+      <w:lvlJc w:val="left"/>
+    </w:lvl>
+    <w:lvl w:ilvl="4" w:tplc="8C4E2A04">
+      <w:numFmt w:val="decimal"/>
+      <w:lvlText w:val=""/>
+      <w:lvlJc w:val="left"/>
+    </w:lvl>
+    <w:lvl w:ilvl="5" w:tplc="43E86CF0">
+      <w:numFmt w:val="decimal"/>
+      <w:lvlText w:val=""/>
+      <w:lvlJc w:val="left"/>
+    </w:lvl>
+    <w:lvl w:ilvl="6" w:tplc="C59680F6">
+      <w:numFmt w:val="decimal"/>
+      <w:lvlText w:val=""/>
+      <w:lvlJc w:val="left"/>
+    </w:lvl>
+    <w:lvl w:ilvl="7" w:tplc="F58EF078">
+      <w:numFmt w:val="decimal"/>
+      <w:lvlText w:val=""/>
+      <w:lvlJc w:val="left"/>
+    </w:lvl>
+    <w:lvl w:ilvl="8" w:tplc="F5E85BE2">
+      <w:numFmt w:val="decimal"/>
+      <w:lvlText w:val=""/>
+      <w:lvlJc w:val="left"/>
+    </w:lvl>
+  </w:abstractNum>
+  <w:num w:numId="1" w16cid:durableId="473254285">
+    <w:abstractNumId w:val="0"/>
     <w:lvlOverride w:ilvl="0">
       <w:startOverride w:val="1"/>
     </w:lvlOverride>
   </w:num>
-  <w:num w:numId="2" w16cid:durableId="1148937529">
+  <w:num w:numId="2" w16cid:durableId="446437128">
     <w:abstractNumId w:val="1"/>
     <w:lvlOverride w:ilvl="0">
       <w:startOverride w:val="1"/>
@@ -14250,7 +14250,7 @@
     <w:autoRedefine/>
     <w:uiPriority w:val="39"/>
     <w:unhideWhenUsed/>
-    <w:rsid w:val="00C746BD"/>
+    <w:rsid w:val="00A32C76"/>
     <w:pPr>
       <w:spacing w:after="100"/>
     </w:pPr>

--- a/public/documentos/INT-06-registro-de-comunicaciones.docx
+++ b/public/documentos/INT-06-registro-de-comunicaciones.docx
@@ -18,7 +18,7 @@
           <w:left w:w="10" w:type="dxa"/>
           <w:right w:w="10" w:type="dxa"/>
         </w:tblCellMar>
-        <w:tblLook w:val="04A0" w:firstRow="1" w:lastRow="0" w:firstColumn="1" w:lastColumn="0" w:noHBand="0" w:noVBand="1"/>
+        <w:tblLook w:val="0000" w:firstRow="0" w:lastRow="0" w:firstColumn="0" w:lastColumn="0" w:noHBand="0" w:noVBand="0"/>
       </w:tblPr>
       <w:tblGrid>
         <w:gridCol w:w="1757"/>
@@ -52,7 +52,7 @@
                 <w:noProof/>
               </w:rPr>
               <w:drawing>
-                <wp:inline distT="0" distB="0" distL="0" distR="0" wp14:anchorId="0A9A4D62" wp14:editId="5C976418">
+                <wp:inline distT="0" distB="0" distL="0" distR="0" wp14:anchorId="09C6E696" wp14:editId="2E88C4A9">
                   <wp:extent cx="990600" cy="990600"/>
                   <wp:effectExtent l="0" t="0" r="0" b="0"/>
                   <wp:docPr id="1" name="Imagen 1"/>
@@ -171,10 +171,10 @@
                 <w:noProof/>
               </w:rPr>
               <w:drawing>
-                <wp:inline distT="0" distB="0" distL="0" distR="0" wp14:anchorId="36E7CF1A" wp14:editId="7600DEE0">
+                <wp:inline distT="0" distB="0" distL="0" distR="0" wp14:anchorId="4FED5BC3" wp14:editId="5FE635E8">
                   <wp:extent cx="800100" cy="800100"/>
                   <wp:effectExtent l="0" t="0" r="0" b="0"/>
-                  <wp:docPr id="2055557485" name="Imagen 2055557485"/>
+                  <wp:docPr id="458276891" name="Imagen 458276891"/>
                   <wp:cNvGraphicFramePr>
                     <a:graphicFrameLocks xmlns:a="http://schemas.openxmlformats.org/drawingml/2006/main" noChangeAspect="1"/>
                   </wp:cNvGraphicFramePr>
@@ -308,7 +308,7 @@
           <w:left w:w="10" w:type="dxa"/>
           <w:right w:w="10" w:type="dxa"/>
         </w:tblCellMar>
-        <w:tblLook w:val="04A0" w:firstRow="1" w:lastRow="0" w:firstColumn="1" w:lastColumn="0" w:noHBand="0" w:noVBand="1"/>
+        <w:tblLook w:val="0000" w:firstRow="0" w:lastRow="0" w:firstColumn="0" w:lastColumn="0" w:noHBand="0" w:noVBand="0"/>
       </w:tblPr>
       <w:tblGrid>
         <w:gridCol w:w="2636"/>
@@ -786,7 +786,7 @@
           <w:left w:w="10" w:type="dxa"/>
           <w:right w:w="10" w:type="dxa"/>
         </w:tblCellMar>
-        <w:tblLook w:val="04A0" w:firstRow="1" w:lastRow="0" w:firstColumn="1" w:lastColumn="0" w:noHBand="0" w:noVBand="1"/>
+        <w:tblLook w:val="0000" w:firstRow="0" w:lastRow="0" w:firstColumn="0" w:lastColumn="0" w:noHBand="0" w:noVBand="0"/>
       </w:tblPr>
       <w:tblGrid>
         <w:gridCol w:w="4042"/>
@@ -1399,7 +1399,7 @@
           <w:left w:w="10" w:type="dxa"/>
           <w:right w:w="10" w:type="dxa"/>
         </w:tblCellMar>
-        <w:tblLook w:val="04A0" w:firstRow="1" w:lastRow="0" w:firstColumn="1" w:lastColumn="0" w:noHBand="0" w:noVBand="1"/>
+        <w:tblLook w:val="0000" w:firstRow="0" w:lastRow="0" w:firstColumn="0" w:lastColumn="0" w:noHBand="0" w:noVBand="0"/>
       </w:tblPr>
       <w:tblGrid>
         <w:gridCol w:w="2636"/>
@@ -1817,7 +1817,7 @@
           <w:left w:w="10" w:type="dxa"/>
           <w:right w:w="10" w:type="dxa"/>
         </w:tblCellMar>
-        <w:tblLook w:val="04A0" w:firstRow="1" w:lastRow="0" w:firstColumn="1" w:lastColumn="0" w:noHBand="0" w:noVBand="1"/>
+        <w:tblLook w:val="0000" w:firstRow="0" w:lastRow="0" w:firstColumn="0" w:lastColumn="0" w:noHBand="0" w:noVBand="0"/>
       </w:tblPr>
       <w:tblGrid>
         <w:gridCol w:w="1054"/>
@@ -2158,7 +2158,7 @@
           <w:left w:w="10" w:type="dxa"/>
           <w:right w:w="10" w:type="dxa"/>
         </w:tblCellMar>
-        <w:tblLook w:val="04A0" w:firstRow="1" w:lastRow="0" w:firstColumn="1" w:lastColumn="0" w:noHBand="0" w:noVBand="1"/>
+        <w:tblLook w:val="0000" w:firstRow="0" w:lastRow="0" w:firstColumn="0" w:lastColumn="0" w:noHBand="0" w:noVBand="0"/>
       </w:tblPr>
       <w:tblGrid>
         <w:gridCol w:w="2636"/>
@@ -2498,7 +2498,7 @@
           <w:left w:w="10" w:type="dxa"/>
           <w:right w:w="10" w:type="dxa"/>
         </w:tblCellMar>
-        <w:tblLook w:val="04A0" w:firstRow="1" w:lastRow="0" w:firstColumn="1" w:lastColumn="0" w:noHBand="0" w:noVBand="1"/>
+        <w:tblLook w:val="0000" w:firstRow="0" w:lastRow="0" w:firstColumn="0" w:lastColumn="0" w:noHBand="0" w:noVBand="0"/>
       </w:tblPr>
       <w:tblGrid>
         <w:gridCol w:w="8787"/>
@@ -2585,7 +2585,7 @@
     <w:sdt>
       <w:sdtPr>
         <w:alias w:val="Contenido"/>
-        <w:id w:val="-1467730381"/>
+        <w:id w:val="-1718578539"/>
       </w:sdtPr>
       <w:sdtEndPr/>
       <w:sdtContent>
@@ -2611,7 +2611,7 @@
           <w:r>
             <w:fldChar w:fldCharType="separate"/>
           </w:r>
-          <w:hyperlink w:anchor="_Toc242540347" w:history="1">
+          <w:hyperlink w:anchor="_Toc242543427" w:history="1">
             <w:r>
               <w:rPr>
                 <w:rStyle w:val="Hipervnculo"/>
@@ -2635,7 +2635,7 @@
               <w:rPr>
                 <w:noProof/>
               </w:rPr>
-              <w:instrText xml:space="preserve"> PAGEREF _Toc242540347 \h </w:instrText>
+              <w:instrText xml:space="preserve"> PAGEREF _Toc242543427 \h </w:instrText>
             </w:r>
             <w:r>
               <w:rPr>
@@ -2675,7 +2675,7 @@
               <w14:ligatures w14:val="standardContextual"/>
             </w:rPr>
           </w:pPr>
-          <w:hyperlink w:anchor="_Toc242540348" w:history="1">
+          <w:hyperlink w:anchor="_Toc242543428" w:history="1">
             <w:r>
               <w:rPr>
                 <w:rStyle w:val="Hipervnculo"/>
@@ -2699,7 +2699,7 @@
               <w:rPr>
                 <w:noProof/>
               </w:rPr>
-              <w:instrText xml:space="preserve"> PAGEREF _Toc242540348 \h </w:instrText>
+              <w:instrText xml:space="preserve"> PAGEREF _Toc242543428 \h </w:instrText>
             </w:r>
             <w:r>
               <w:rPr>
@@ -2739,7 +2739,7 @@
               <w14:ligatures w14:val="standardContextual"/>
             </w:rPr>
           </w:pPr>
-          <w:hyperlink w:anchor="_Toc242540349" w:history="1">
+          <w:hyperlink w:anchor="_Toc242543429" w:history="1">
             <w:r>
               <w:rPr>
                 <w:rStyle w:val="Hipervnculo"/>
@@ -2763,7 +2763,7 @@
               <w:rPr>
                 <w:noProof/>
               </w:rPr>
-              <w:instrText xml:space="preserve"> PAGEREF _Toc242540349 \h </w:instrText>
+              <w:instrText xml:space="preserve"> PAGEREF _Toc242543429 \h </w:instrText>
             </w:r>
             <w:r>
               <w:rPr>
@@ -2803,7 +2803,7 @@
               <w14:ligatures w14:val="standardContextual"/>
             </w:rPr>
           </w:pPr>
-          <w:hyperlink w:anchor="_Toc242540350" w:history="1">
+          <w:hyperlink w:anchor="_Toc242543430" w:history="1">
             <w:r>
               <w:rPr>
                 <w:rStyle w:val="Hipervnculo"/>
@@ -2827,7 +2827,7 @@
               <w:rPr>
                 <w:noProof/>
               </w:rPr>
-              <w:instrText xml:space="preserve"> PAGEREF _Toc242540350 \h </w:instrText>
+              <w:instrText xml:space="preserve"> PAGEREF _Toc242543430 \h </w:instrText>
             </w:r>
             <w:r>
               <w:rPr>
@@ -2867,7 +2867,7 @@
               <w14:ligatures w14:val="standardContextual"/>
             </w:rPr>
           </w:pPr>
-          <w:hyperlink w:anchor="_Toc242540351" w:history="1">
+          <w:hyperlink w:anchor="_Toc242543431" w:history="1">
             <w:r>
               <w:rPr>
                 <w:rStyle w:val="Hipervnculo"/>
@@ -2891,7 +2891,7 @@
               <w:rPr>
                 <w:noProof/>
               </w:rPr>
-              <w:instrText xml:space="preserve"> PAGEREF _Toc242540351 \h </w:instrText>
+              <w:instrText xml:space="preserve"> PAGEREF _Toc242543431 \h </w:instrText>
             </w:r>
             <w:r>
               <w:rPr>
@@ -2941,7 +2941,7 @@
       <w:pPr>
         <w:pStyle w:val="Ttulo1"/>
       </w:pPr>
-      <w:bookmarkStart w:id="0" w:name="_Toc242540347"/>
+      <w:bookmarkStart w:id="0" w:name="_Toc242543427"/>
       <w:r>
         <w:lastRenderedPageBreak/>
         <w:t>1. Uso del registro</w:t>
@@ -3024,7 +3024,7 @@
       <w:pPr>
         <w:pStyle w:val="Ttulo1"/>
       </w:pPr>
-      <w:bookmarkStart w:id="1" w:name="_Toc242540348"/>
+      <w:bookmarkStart w:id="1" w:name="_Toc242543428"/>
       <w:r>
         <w:t>2. Comunicaciones realizadas</w:t>
       </w:r>
@@ -3072,7 +3072,7 @@
           <w:left w:w="10" w:type="dxa"/>
           <w:right w:w="10" w:type="dxa"/>
         </w:tblCellMar>
-        <w:tblLook w:val="04A0" w:firstRow="1" w:lastRow="0" w:firstColumn="1" w:lastColumn="0" w:noHBand="0" w:noVBand="1"/>
+        <w:tblLook w:val="0000" w:firstRow="0" w:lastRow="0" w:firstColumn="0" w:lastColumn="0" w:noHBand="0" w:noVBand="0"/>
       </w:tblPr>
       <w:tblGrid>
         <w:gridCol w:w="728"/>
@@ -5285,7 +5285,7 @@
           <w:left w:w="10" w:type="dxa"/>
           <w:right w:w="10" w:type="dxa"/>
         </w:tblCellMar>
-        <w:tblLook w:val="04A0" w:firstRow="1" w:lastRow="0" w:firstColumn="1" w:lastColumn="0" w:noHBand="0" w:noVBand="1"/>
+        <w:tblLook w:val="0000" w:firstRow="0" w:lastRow="0" w:firstColumn="0" w:lastColumn="0" w:noHBand="0" w:noVBand="0"/>
       </w:tblPr>
       <w:tblGrid>
         <w:gridCol w:w="14570"/>
@@ -5349,7 +5349,7 @@
       <w:pPr>
         <w:pStyle w:val="Ttulo1"/>
       </w:pPr>
-      <w:bookmarkStart w:id="2" w:name="_Toc242540349"/>
+      <w:bookmarkStart w:id="2" w:name="_Toc242543429"/>
       <w:r>
         <w:lastRenderedPageBreak/>
         <w:t>3. Comunicaciones programadas del Sprint 1</w:t>
@@ -5398,7 +5398,7 @@
           <w:left w:w="10" w:type="dxa"/>
           <w:right w:w="10" w:type="dxa"/>
         </w:tblCellMar>
-        <w:tblLook w:val="04A0" w:firstRow="1" w:lastRow="0" w:firstColumn="1" w:lastColumn="0" w:noHBand="0" w:noVBand="1"/>
+        <w:tblLook w:val="0000" w:firstRow="0" w:lastRow="0" w:firstColumn="0" w:lastColumn="0" w:noHBand="0" w:noVBand="0"/>
       </w:tblPr>
       <w:tblGrid>
         <w:gridCol w:w="728"/>
@@ -8297,7 +8297,7 @@
       <w:pPr>
         <w:pStyle w:val="Ttulo1"/>
       </w:pPr>
-      <w:bookmarkStart w:id="3" w:name="_Toc242540350"/>
+      <w:bookmarkStart w:id="3" w:name="_Toc242543430"/>
       <w:r>
         <w:t>4. Comunicaciones programadas de los Sprints 2 a 6</w:t>
       </w:r>
@@ -8345,7 +8345,7 @@
           <w:left w:w="10" w:type="dxa"/>
           <w:right w:w="10" w:type="dxa"/>
         </w:tblCellMar>
-        <w:tblLook w:val="04A0" w:firstRow="1" w:lastRow="0" w:firstColumn="1" w:lastColumn="0" w:noHBand="0" w:noVBand="1"/>
+        <w:tblLook w:val="0000" w:firstRow="0" w:lastRow="0" w:firstColumn="0" w:lastColumn="0" w:noHBand="0" w:noVBand="0"/>
       </w:tblPr>
       <w:tblGrid>
         <w:gridCol w:w="728"/>
@@ -11366,7 +11366,7 @@
       <w:pPr>
         <w:pStyle w:val="Ttulo1"/>
       </w:pPr>
-      <w:bookmarkStart w:id="4" w:name="_Toc242540351"/>
+      <w:bookmarkStart w:id="4" w:name="_Toc242543431"/>
       <w:r>
         <w:t>5. Resumen</w:t>
       </w:r>
@@ -11414,7 +11414,7 @@
           <w:left w:w="10" w:type="dxa"/>
           <w:right w:w="10" w:type="dxa"/>
         </w:tblCellMar>
-        <w:tblLook w:val="04A0" w:firstRow="1" w:lastRow="0" w:firstColumn="1" w:lastColumn="0" w:noHBand="0" w:noVBand="1"/>
+        <w:tblLook w:val="0000" w:firstRow="0" w:lastRow="0" w:firstColumn="0" w:lastColumn="0" w:noHBand="0" w:noVBand="0"/>
       </w:tblPr>
       <w:tblGrid>
         <w:gridCol w:w="5828"/>
@@ -13457,10 +13457,64 @@
 <file path=word/numbering.xml><?xml version="1.0" encoding="utf-8"?>
 <w:numbering xmlns:wpc="http://schemas.microsoft.com/office/word/2010/wordprocessingCanvas" xmlns:cx="http://schemas.microsoft.com/office/drawing/2014/chartex" xmlns:cx1="http://schemas.microsoft.com/office/drawing/2015/9/8/chartex" xmlns:cx2="http://schemas.microsoft.com/office/drawing/2015/10/21/chartex" xmlns:cx3="http://schemas.microsoft.com/office/drawing/2016/5/9/chartex" xmlns:cx4="http://schemas.microsoft.com/office/drawing/2016/5/10/chartex" xmlns:cx5="http://schemas.microsoft.com/office/drawing/2016/5/11/chartex" xmlns:cx6="http://schemas.microsoft.com/office/drawing/2016/5/12/chartex" xmlns:cx7="http://schemas.microsoft.com/office/drawing/2016/5/13/chartex" xmlns:cx8="http://schemas.microsoft.com/office/drawing/2016/5/14/chartex" xmlns:mc="http://schemas.openxmlformats.org/markup-compatibility/2006" xmlns:aink="http://schemas.microsoft.com/office/drawing/2016/ink" xmlns:am3d="http://schemas.microsoft.com/office/drawing/2017/model3d" xmlns:o="urn:schemas-microsoft-com:office:office" xmlns:oel="http://schemas.microsoft.com/office/2019/extlst" xmlns:r="http://schemas.openxmlformats.org/officeDocument/2006/relationships" xmlns:m="http://schemas.openxmlformats.org/officeDocument/2006/math" xmlns:v="urn:schemas-microsoft-com:vml" xmlns:wp14="http://schemas.microsoft.com/office/word/2010/wordprocessingDrawing" xmlns:wp="http://schemas.openxmlformats.org/drawingml/2006/wordprocessingDrawing" xmlns:w10="urn:schemas-microsoft-com:office:word" xmlns:w="http://schemas.openxmlformats.org/wordprocessingml/2006/main" xmlns:w14="http://schemas.microsoft.com/office/word/2010/wordml" xmlns:w15="http://schemas.microsoft.com/office/word/2012/wordml" xmlns:w16cex="http://schemas.microsoft.com/office/word/2018/wordml/cex" xmlns:w16cid="http://schemas.microsoft.com/office/word/2016/wordml/cid" xmlns:w16="http://schemas.microsoft.com/office/word/2018/wordml" xmlns:w16du="http://schemas.microsoft.com/office/word/2023/wordml/word16du" xmlns:w16sdtdh="http://schemas.microsoft.com/office/word/2020/wordml/sdtdatahash" xmlns:w16sdtfl="http://schemas.microsoft.com/office/word/2024/wordml/sdtformatlock" xmlns:w16se="http://schemas.microsoft.com/office/word/2015/wordml/symex" xmlns:wpg="http://schemas.microsoft.com/office/word/2010/wordprocessingGroup" xmlns:wpi="http://schemas.microsoft.com/office/word/2010/wordprocessingInk" xmlns:wne="http://schemas.microsoft.com/office/word/2006/wordml" xmlns:wps="http://schemas.microsoft.com/office/word/2010/wordprocessingShape" mc:Ignorable="w14 w15 w16se w16cid w16 w16cex w16sdtdh w16sdtfl w16du wp14">
   <w:abstractNum w:abstractNumId="0" w15:restartNumberingAfterBreak="0">
-    <w:nsid w:val="07C36668"/>
+    <w:nsid w:val="15CA1B99"/>
     <w:multiLevelType w:val="hybridMultilevel"/>
-    <w:tmpl w:val="DB00176E"/>
-    <w:lvl w:ilvl="0" w:tplc="4A088A8A">
+    <w:tmpl w:val="CD5CDFA4"/>
+    <w:lvl w:ilvl="0" w:tplc="1A1AA72A">
+      <w:start w:val="1"/>
+      <w:numFmt w:val="bullet"/>
+      <w:lvlText w:val="•"/>
+      <w:lvlJc w:val="left"/>
+      <w:pPr>
+        <w:ind w:left="560" w:hanging="280"/>
+      </w:pPr>
+    </w:lvl>
+    <w:lvl w:ilvl="1" w:tplc="998ACF02">
+      <w:numFmt w:val="decimal"/>
+      <w:lvlText w:val=""/>
+      <w:lvlJc w:val="left"/>
+    </w:lvl>
+    <w:lvl w:ilvl="2" w:tplc="045EDE6E">
+      <w:numFmt w:val="decimal"/>
+      <w:lvlText w:val=""/>
+      <w:lvlJc w:val="left"/>
+    </w:lvl>
+    <w:lvl w:ilvl="3" w:tplc="C1C435E0">
+      <w:numFmt w:val="decimal"/>
+      <w:lvlText w:val=""/>
+      <w:lvlJc w:val="left"/>
+    </w:lvl>
+    <w:lvl w:ilvl="4" w:tplc="3A7856F6">
+      <w:numFmt w:val="decimal"/>
+      <w:lvlText w:val=""/>
+      <w:lvlJc w:val="left"/>
+    </w:lvl>
+    <w:lvl w:ilvl="5" w:tplc="70F4A4C6">
+      <w:numFmt w:val="decimal"/>
+      <w:lvlText w:val=""/>
+      <w:lvlJc w:val="left"/>
+    </w:lvl>
+    <w:lvl w:ilvl="6" w:tplc="E496E932">
+      <w:numFmt w:val="decimal"/>
+      <w:lvlText w:val=""/>
+      <w:lvlJc w:val="left"/>
+    </w:lvl>
+    <w:lvl w:ilvl="7" w:tplc="B2A29708">
+      <w:numFmt w:val="decimal"/>
+      <w:lvlText w:val=""/>
+      <w:lvlJc w:val="left"/>
+    </w:lvl>
+    <w:lvl w:ilvl="8" w:tplc="B1D022CE">
+      <w:numFmt w:val="decimal"/>
+      <w:lvlText w:val=""/>
+      <w:lvlJc w:val="left"/>
+    </w:lvl>
+  </w:abstractNum>
+  <w:abstractNum w:abstractNumId="1" w15:restartNumberingAfterBreak="0">
+    <w:nsid w:val="4FAB1EE4"/>
+    <w:multiLevelType w:val="hybridMultilevel"/>
+    <w:tmpl w:val="99605FB2"/>
+    <w:lvl w:ilvl="0" w:tplc="BAE459A0">
       <w:start w:val="1"/>
       <w:numFmt w:val="bullet"/>
       <w:lvlText w:val="●"/>
@@ -13469,7 +13523,7 @@
         <w:ind w:left="720" w:hanging="360"/>
       </w:pPr>
     </w:lvl>
-    <w:lvl w:ilvl="1" w:tplc="7A8CC26E">
+    <w:lvl w:ilvl="1" w:tplc="C704916A">
       <w:start w:val="1"/>
       <w:numFmt w:val="bullet"/>
       <w:lvlText w:val="○"/>
@@ -13478,7 +13532,7 @@
         <w:ind w:left="1440" w:hanging="360"/>
       </w:pPr>
     </w:lvl>
-    <w:lvl w:ilvl="2" w:tplc="91141A54">
+    <w:lvl w:ilvl="2" w:tplc="18A60DDC">
       <w:start w:val="1"/>
       <w:numFmt w:val="bullet"/>
       <w:lvlText w:val="■"/>
@@ -13487,7 +13541,7 @@
         <w:ind w:left="2160" w:hanging="360"/>
       </w:pPr>
     </w:lvl>
-    <w:lvl w:ilvl="3" w:tplc="76F64AE8">
+    <w:lvl w:ilvl="3" w:tplc="ED4037F6">
       <w:start w:val="1"/>
       <w:numFmt w:val="bullet"/>
       <w:lvlText w:val="●"/>
@@ -13496,7 +13550,7 @@
         <w:ind w:left="2880" w:hanging="360"/>
       </w:pPr>
     </w:lvl>
-    <w:lvl w:ilvl="4" w:tplc="27009046">
+    <w:lvl w:ilvl="4" w:tplc="2DD256D4">
       <w:start w:val="1"/>
       <w:numFmt w:val="bullet"/>
       <w:lvlText w:val="○"/>
@@ -13505,7 +13559,7 @@
         <w:ind w:left="3600" w:hanging="360"/>
       </w:pPr>
     </w:lvl>
-    <w:lvl w:ilvl="5" w:tplc="2F4A9534">
+    <w:lvl w:ilvl="5" w:tplc="58505A66">
       <w:start w:val="1"/>
       <w:numFmt w:val="bullet"/>
       <w:lvlText w:val="■"/>
@@ -13514,7 +13568,7 @@
         <w:ind w:left="4320" w:hanging="360"/>
       </w:pPr>
     </w:lvl>
-    <w:lvl w:ilvl="6" w:tplc="646ABA5C">
+    <w:lvl w:ilvl="6" w:tplc="4FEA4152">
       <w:start w:val="1"/>
       <w:numFmt w:val="bullet"/>
       <w:lvlText w:val="●"/>
@@ -13523,7 +13577,7 @@
         <w:ind w:left="5040" w:hanging="360"/>
       </w:pPr>
     </w:lvl>
-    <w:lvl w:ilvl="7" w:tplc="DA86C8BE">
+    <w:lvl w:ilvl="7" w:tplc="31668BC4">
       <w:start w:val="1"/>
       <w:numFmt w:val="bullet"/>
       <w:lvlText w:val="●"/>
@@ -13532,7 +13586,7 @@
         <w:ind w:left="5760" w:hanging="360"/>
       </w:pPr>
     </w:lvl>
-    <w:lvl w:ilvl="8" w:tplc="C6A65AD4">
+    <w:lvl w:ilvl="8" w:tplc="498E6182">
       <w:start w:val="1"/>
       <w:numFmt w:val="bullet"/>
       <w:lvlText w:val="●"/>
@@ -13542,65 +13596,11 @@
       </w:pPr>
     </w:lvl>
   </w:abstractNum>
-  <w:abstractNum w:abstractNumId="1" w15:restartNumberingAfterBreak="0">
-    <w:nsid w:val="08FA0F21"/>
+  <w:abstractNum w:abstractNumId="2" w15:restartNumberingAfterBreak="0">
+    <w:nsid w:val="5ED25C83"/>
     <w:multiLevelType w:val="hybridMultilevel"/>
-    <w:tmpl w:val="5366F2A2"/>
-    <w:lvl w:ilvl="0" w:tplc="D2884536">
-      <w:start w:val="1"/>
-      <w:numFmt w:val="bullet"/>
-      <w:lvlText w:val="•"/>
-      <w:lvlJc w:val="left"/>
-      <w:pPr>
-        <w:ind w:left="560" w:hanging="280"/>
-      </w:pPr>
-    </w:lvl>
-    <w:lvl w:ilvl="1" w:tplc="7E88BD02">
-      <w:numFmt w:val="decimal"/>
-      <w:lvlText w:val=""/>
-      <w:lvlJc w:val="left"/>
-    </w:lvl>
-    <w:lvl w:ilvl="2" w:tplc="925C5570">
-      <w:numFmt w:val="decimal"/>
-      <w:lvlText w:val=""/>
-      <w:lvlJc w:val="left"/>
-    </w:lvl>
-    <w:lvl w:ilvl="3" w:tplc="1E82CD70">
-      <w:numFmt w:val="decimal"/>
-      <w:lvlText w:val=""/>
-      <w:lvlJc w:val="left"/>
-    </w:lvl>
-    <w:lvl w:ilvl="4" w:tplc="FC84E102">
-      <w:numFmt w:val="decimal"/>
-      <w:lvlText w:val=""/>
-      <w:lvlJc w:val="left"/>
-    </w:lvl>
-    <w:lvl w:ilvl="5" w:tplc="94028B38">
-      <w:numFmt w:val="decimal"/>
-      <w:lvlText w:val=""/>
-      <w:lvlJc w:val="left"/>
-    </w:lvl>
-    <w:lvl w:ilvl="6" w:tplc="8A9AC86E">
-      <w:numFmt w:val="decimal"/>
-      <w:lvlText w:val=""/>
-      <w:lvlJc w:val="left"/>
-    </w:lvl>
-    <w:lvl w:ilvl="7" w:tplc="C11E5092">
-      <w:numFmt w:val="decimal"/>
-      <w:lvlText w:val=""/>
-      <w:lvlJc w:val="left"/>
-    </w:lvl>
-    <w:lvl w:ilvl="8" w:tplc="76A4F26A">
-      <w:numFmt w:val="decimal"/>
-      <w:lvlText w:val=""/>
-      <w:lvlJc w:val="left"/>
-    </w:lvl>
-  </w:abstractNum>
-  <w:abstractNum w:abstractNumId="2" w15:restartNumberingAfterBreak="0">
-    <w:nsid w:val="1DBB3805"/>
-    <w:multiLevelType w:val="hybridMultilevel"/>
-    <w:tmpl w:val="BEEAB518"/>
-    <w:lvl w:ilvl="0" w:tplc="D5CA2C5C">
+    <w:tmpl w:val="A440DEBE"/>
+    <w:lvl w:ilvl="0" w:tplc="A9441826">
       <w:start w:val="1"/>
       <w:numFmt w:val="decimal"/>
       <w:lvlText w:val="%1."/>
@@ -13609,55 +13609,55 @@
         <w:ind w:left="560" w:hanging="340"/>
       </w:pPr>
     </w:lvl>
-    <w:lvl w:ilvl="1" w:tplc="1C46301A">
+    <w:lvl w:ilvl="1" w:tplc="F09063AE">
       <w:numFmt w:val="decimal"/>
       <w:lvlText w:val=""/>
       <w:lvlJc w:val="left"/>
     </w:lvl>
-    <w:lvl w:ilvl="2" w:tplc="BF8E373C">
+    <w:lvl w:ilvl="2" w:tplc="7590A020">
       <w:numFmt w:val="decimal"/>
       <w:lvlText w:val=""/>
       <w:lvlJc w:val="left"/>
     </w:lvl>
-    <w:lvl w:ilvl="3" w:tplc="65C21A62">
+    <w:lvl w:ilvl="3" w:tplc="9A68FBB2">
       <w:numFmt w:val="decimal"/>
       <w:lvlText w:val=""/>
       <w:lvlJc w:val="left"/>
     </w:lvl>
-    <w:lvl w:ilvl="4" w:tplc="8C4E2A04">
+    <w:lvl w:ilvl="4" w:tplc="99C0E586">
       <w:numFmt w:val="decimal"/>
       <w:lvlText w:val=""/>
       <w:lvlJc w:val="left"/>
     </w:lvl>
-    <w:lvl w:ilvl="5" w:tplc="43E86CF0">
+    <w:lvl w:ilvl="5" w:tplc="04A21340">
       <w:numFmt w:val="decimal"/>
       <w:lvlText w:val=""/>
       <w:lvlJc w:val="left"/>
     </w:lvl>
-    <w:lvl w:ilvl="6" w:tplc="C59680F6">
+    <w:lvl w:ilvl="6" w:tplc="D75A50AC">
       <w:numFmt w:val="decimal"/>
       <w:lvlText w:val=""/>
       <w:lvlJc w:val="left"/>
     </w:lvl>
-    <w:lvl w:ilvl="7" w:tplc="F58EF078">
+    <w:lvl w:ilvl="7" w:tplc="53823150">
       <w:numFmt w:val="decimal"/>
       <w:lvlText w:val=""/>
       <w:lvlJc w:val="left"/>
     </w:lvl>
-    <w:lvl w:ilvl="8" w:tplc="F5E85BE2">
+    <w:lvl w:ilvl="8" w:tplc="3BAA4A06">
       <w:numFmt w:val="decimal"/>
       <w:lvlText w:val=""/>
       <w:lvlJc w:val="left"/>
     </w:lvl>
   </w:abstractNum>
-  <w:num w:numId="1" w16cid:durableId="473254285">
-    <w:abstractNumId w:val="0"/>
+  <w:num w:numId="1" w16cid:durableId="1951666653">
+    <w:abstractNumId w:val="1"/>
     <w:lvlOverride w:ilvl="0">
       <w:startOverride w:val="1"/>
     </w:lvlOverride>
   </w:num>
-  <w:num w:numId="2" w16cid:durableId="446437128">
-    <w:abstractNumId w:val="1"/>
+  <w:num w:numId="2" w16cid:durableId="1916354617">
+    <w:abstractNumId w:val="0"/>
     <w:lvlOverride w:ilvl="0">
       <w:startOverride w:val="1"/>
     </w:lvlOverride>
@@ -14250,7 +14250,7 @@
     <w:autoRedefine/>
     <w:uiPriority w:val="39"/>
     <w:unhideWhenUsed/>
-    <w:rsid w:val="00A32C76"/>
+    <w:rsid w:val="009C354F"/>
     <w:pPr>
       <w:spacing w:after="100"/>
     </w:pPr>

--- a/public/documentos/INT-06-registro-de-comunicaciones.docx
+++ b/public/documentos/INT-06-registro-de-comunicaciones.docx
@@ -18,7 +18,7 @@
           <w:left w:w="10" w:type="dxa"/>
           <w:right w:w="10" w:type="dxa"/>
         </w:tblCellMar>
-        <w:tblLook w:val="0000" w:firstRow="0" w:lastRow="0" w:firstColumn="0" w:lastColumn="0" w:noHBand="0" w:noVBand="0"/>
+        <w:tblLook w:val="04A0" w:firstRow="1" w:lastRow="0" w:firstColumn="1" w:lastColumn="0" w:noHBand="0" w:noVBand="1"/>
       </w:tblPr>
       <w:tblGrid>
         <w:gridCol w:w="1757"/>
@@ -52,7 +52,7 @@
                 <w:noProof/>
               </w:rPr>
               <w:drawing>
-                <wp:inline distT="0" distB="0" distL="0" distR="0" wp14:anchorId="09C6E696" wp14:editId="2E88C4A9">
+                <wp:inline distT="0" distB="0" distL="0" distR="0" wp14:anchorId="15A0EC95" wp14:editId="59A0C1E1">
                   <wp:extent cx="990600" cy="990600"/>
                   <wp:effectExtent l="0" t="0" r="0" b="0"/>
                   <wp:docPr id="1" name="Imagen 1"/>
@@ -171,10 +171,10 @@
                 <w:noProof/>
               </w:rPr>
               <w:drawing>
-                <wp:inline distT="0" distB="0" distL="0" distR="0" wp14:anchorId="4FED5BC3" wp14:editId="5FE635E8">
+                <wp:inline distT="0" distB="0" distL="0" distR="0" wp14:anchorId="073AC5F5" wp14:editId="74C90D16">
                   <wp:extent cx="800100" cy="800100"/>
                   <wp:effectExtent l="0" t="0" r="0" b="0"/>
-                  <wp:docPr id="458276891" name="Imagen 458276891"/>
+                  <wp:docPr id="818502802" name="Imagen 818502802"/>
                   <wp:cNvGraphicFramePr>
                     <a:graphicFrameLocks xmlns:a="http://schemas.openxmlformats.org/drawingml/2006/main" noChangeAspect="1"/>
                   </wp:cNvGraphicFramePr>
@@ -308,7 +308,7 @@
           <w:left w:w="10" w:type="dxa"/>
           <w:right w:w="10" w:type="dxa"/>
         </w:tblCellMar>
-        <w:tblLook w:val="0000" w:firstRow="0" w:lastRow="0" w:firstColumn="0" w:lastColumn="0" w:noHBand="0" w:noVBand="0"/>
+        <w:tblLook w:val="04A0" w:firstRow="1" w:lastRow="0" w:firstColumn="1" w:lastColumn="0" w:noHBand="0" w:noVBand="1"/>
       </w:tblPr>
       <w:tblGrid>
         <w:gridCol w:w="2636"/>
@@ -786,7 +786,7 @@
           <w:left w:w="10" w:type="dxa"/>
           <w:right w:w="10" w:type="dxa"/>
         </w:tblCellMar>
-        <w:tblLook w:val="0000" w:firstRow="0" w:lastRow="0" w:firstColumn="0" w:lastColumn="0" w:noHBand="0" w:noVBand="0"/>
+        <w:tblLook w:val="04A0" w:firstRow="1" w:lastRow="0" w:firstColumn="1" w:lastColumn="0" w:noHBand="0" w:noVBand="1"/>
       </w:tblPr>
       <w:tblGrid>
         <w:gridCol w:w="4042"/>
@@ -1399,7 +1399,7 @@
           <w:left w:w="10" w:type="dxa"/>
           <w:right w:w="10" w:type="dxa"/>
         </w:tblCellMar>
-        <w:tblLook w:val="0000" w:firstRow="0" w:lastRow="0" w:firstColumn="0" w:lastColumn="0" w:noHBand="0" w:noVBand="0"/>
+        <w:tblLook w:val="04A0" w:firstRow="1" w:lastRow="0" w:firstColumn="1" w:lastColumn="0" w:noHBand="0" w:noVBand="1"/>
       </w:tblPr>
       <w:tblGrid>
         <w:gridCol w:w="2636"/>
@@ -1817,7 +1817,7 @@
           <w:left w:w="10" w:type="dxa"/>
           <w:right w:w="10" w:type="dxa"/>
         </w:tblCellMar>
-        <w:tblLook w:val="0000" w:firstRow="0" w:lastRow="0" w:firstColumn="0" w:lastColumn="0" w:noHBand="0" w:noVBand="0"/>
+        <w:tblLook w:val="04A0" w:firstRow="1" w:lastRow="0" w:firstColumn="1" w:lastColumn="0" w:noHBand="0" w:noVBand="1"/>
       </w:tblPr>
       <w:tblGrid>
         <w:gridCol w:w="1054"/>
@@ -2158,7 +2158,7 @@
           <w:left w:w="10" w:type="dxa"/>
           <w:right w:w="10" w:type="dxa"/>
         </w:tblCellMar>
-        <w:tblLook w:val="0000" w:firstRow="0" w:lastRow="0" w:firstColumn="0" w:lastColumn="0" w:noHBand="0" w:noVBand="0"/>
+        <w:tblLook w:val="04A0" w:firstRow="1" w:lastRow="0" w:firstColumn="1" w:lastColumn="0" w:noHBand="0" w:noVBand="1"/>
       </w:tblPr>
       <w:tblGrid>
         <w:gridCol w:w="2636"/>
@@ -2498,7 +2498,7 @@
           <w:left w:w="10" w:type="dxa"/>
           <w:right w:w="10" w:type="dxa"/>
         </w:tblCellMar>
-        <w:tblLook w:val="0000" w:firstRow="0" w:lastRow="0" w:firstColumn="0" w:lastColumn="0" w:noHBand="0" w:noVBand="0"/>
+        <w:tblLook w:val="04A0" w:firstRow="1" w:lastRow="0" w:firstColumn="1" w:lastColumn="0" w:noHBand="0" w:noVBand="1"/>
       </w:tblPr>
       <w:tblGrid>
         <w:gridCol w:w="8787"/>
@@ -2585,7 +2585,7 @@
     <w:sdt>
       <w:sdtPr>
         <w:alias w:val="Contenido"/>
-        <w:id w:val="-1718578539"/>
+        <w:id w:val="-1039892972"/>
       </w:sdtPr>
       <w:sdtEndPr/>
       <w:sdtContent>
@@ -2611,7 +2611,7 @@
           <w:r>
             <w:fldChar w:fldCharType="separate"/>
           </w:r>
-          <w:hyperlink w:anchor="_Toc242543427" w:history="1">
+          <w:hyperlink w:anchor="_Toc242545455" w:history="1">
             <w:r>
               <w:rPr>
                 <w:rStyle w:val="Hipervnculo"/>
@@ -2635,7 +2635,7 @@
               <w:rPr>
                 <w:noProof/>
               </w:rPr>
-              <w:instrText xml:space="preserve"> PAGEREF _Toc242543427 \h </w:instrText>
+              <w:instrText xml:space="preserve"> PAGEREF _Toc242545455 \h </w:instrText>
             </w:r>
             <w:r>
               <w:rPr>
@@ -2675,7 +2675,7 @@
               <w14:ligatures w14:val="standardContextual"/>
             </w:rPr>
           </w:pPr>
-          <w:hyperlink w:anchor="_Toc242543428" w:history="1">
+          <w:hyperlink w:anchor="_Toc242545456" w:history="1">
             <w:r>
               <w:rPr>
                 <w:rStyle w:val="Hipervnculo"/>
@@ -2699,7 +2699,7 @@
               <w:rPr>
                 <w:noProof/>
               </w:rPr>
-              <w:instrText xml:space="preserve"> PAGEREF _Toc242543428 \h </w:instrText>
+              <w:instrText xml:space="preserve"> PAGEREF _Toc242545456 \h </w:instrText>
             </w:r>
             <w:r>
               <w:rPr>
@@ -2739,7 +2739,7 @@
               <w14:ligatures w14:val="standardContextual"/>
             </w:rPr>
           </w:pPr>
-          <w:hyperlink w:anchor="_Toc242543429" w:history="1">
+          <w:hyperlink w:anchor="_Toc242545457" w:history="1">
             <w:r>
               <w:rPr>
                 <w:rStyle w:val="Hipervnculo"/>
@@ -2763,7 +2763,7 @@
               <w:rPr>
                 <w:noProof/>
               </w:rPr>
-              <w:instrText xml:space="preserve"> PAGEREF _Toc242543429 \h </w:instrText>
+              <w:instrText xml:space="preserve"> PAGEREF _Toc242545457 \h </w:instrText>
             </w:r>
             <w:r>
               <w:rPr>
@@ -2803,7 +2803,7 @@
               <w14:ligatures w14:val="standardContextual"/>
             </w:rPr>
           </w:pPr>
-          <w:hyperlink w:anchor="_Toc242543430" w:history="1">
+          <w:hyperlink w:anchor="_Toc242545458" w:history="1">
             <w:r>
               <w:rPr>
                 <w:rStyle w:val="Hipervnculo"/>
@@ -2827,7 +2827,7 @@
               <w:rPr>
                 <w:noProof/>
               </w:rPr>
-              <w:instrText xml:space="preserve"> PAGEREF _Toc242543430 \h </w:instrText>
+              <w:instrText xml:space="preserve"> PAGEREF _Toc242545458 \h </w:instrText>
             </w:r>
             <w:r>
               <w:rPr>
@@ -2867,7 +2867,7 @@
               <w14:ligatures w14:val="standardContextual"/>
             </w:rPr>
           </w:pPr>
-          <w:hyperlink w:anchor="_Toc242543431" w:history="1">
+          <w:hyperlink w:anchor="_Toc242545459" w:history="1">
             <w:r>
               <w:rPr>
                 <w:rStyle w:val="Hipervnculo"/>
@@ -2891,7 +2891,7 @@
               <w:rPr>
                 <w:noProof/>
               </w:rPr>
-              <w:instrText xml:space="preserve"> PAGEREF _Toc242543431 \h </w:instrText>
+              <w:instrText xml:space="preserve"> PAGEREF _Toc242545459 \h </w:instrText>
             </w:r>
             <w:r>
               <w:rPr>
@@ -2941,7 +2941,7 @@
       <w:pPr>
         <w:pStyle w:val="Ttulo1"/>
       </w:pPr>
-      <w:bookmarkStart w:id="0" w:name="_Toc242543427"/>
+      <w:bookmarkStart w:id="0" w:name="_Toc242545455"/>
       <w:r>
         <w:lastRenderedPageBreak/>
         <w:t>1. Uso del registro</w:t>
@@ -2954,7 +2954,7 @@
         <w:jc w:val="both"/>
       </w:pPr>
       <w:r>
-        <w:t>Gestionar las comunicaciones es ejecutar el plan (INT-03): reunirse, enviar los informes, hacer los talleres y dejar constancia. Cada comunicación se anota aquí cuando se programa y se actualiza cuando se realiza. Una comunicación programada cuya fecha límite pasa sin registrarse como realizada queda como vencida.</w:t>
+        <w:t>Gestionar las comunicaciones es ejecutar el plan (INT-03): reunirse, enviar los informes, hacer los talleres y dejar constancia. Cada comunicación se anota aquí cuando se programa y se actualiza cuando se realiza. Cuando pasa la fecha de una comunicación programada, queda «por confirmar» durante una semana, que es el plazo para registrarla con su constancia; si no se registra, pasa a vencida.</w:t>
       </w:r>
     </w:p>
     <w:p>
@@ -3024,7 +3024,7 @@
       <w:pPr>
         <w:pStyle w:val="Ttulo1"/>
       </w:pPr>
-      <w:bookmarkStart w:id="1" w:name="_Toc242543428"/>
+      <w:bookmarkStart w:id="1" w:name="_Toc242545456"/>
       <w:r>
         <w:t>2. Comunicaciones realizadas</w:t>
       </w:r>
@@ -3072,7 +3072,7 @@
           <w:left w:w="10" w:type="dxa"/>
           <w:right w:w="10" w:type="dxa"/>
         </w:tblCellMar>
-        <w:tblLook w:val="0000" w:firstRow="0" w:lastRow="0" w:firstColumn="0" w:lastColumn="0" w:noHBand="0" w:noVBand="0"/>
+        <w:tblLook w:val="04A0" w:firstRow="1" w:lastRow="0" w:firstColumn="1" w:lastColumn="0" w:noHBand="0" w:noVBand="1"/>
       </w:tblPr>
       <w:tblGrid>
         <w:gridCol w:w="728"/>
@@ -5285,7 +5285,7 @@
           <w:left w:w="10" w:type="dxa"/>
           <w:right w:w="10" w:type="dxa"/>
         </w:tblCellMar>
-        <w:tblLook w:val="0000" w:firstRow="0" w:lastRow="0" w:firstColumn="0" w:lastColumn="0" w:noHBand="0" w:noVBand="0"/>
+        <w:tblLook w:val="04A0" w:firstRow="1" w:lastRow="0" w:firstColumn="1" w:lastColumn="0" w:noHBand="0" w:noVBand="1"/>
       </w:tblPr>
       <w:tblGrid>
         <w:gridCol w:w="14570"/>
@@ -5349,7 +5349,7 @@
       <w:pPr>
         <w:pStyle w:val="Ttulo1"/>
       </w:pPr>
-      <w:bookmarkStart w:id="2" w:name="_Toc242543429"/>
+      <w:bookmarkStart w:id="2" w:name="_Toc242545457"/>
       <w:r>
         <w:lastRenderedPageBreak/>
         <w:t>3. Comunicaciones programadas del Sprint 1</w:t>
@@ -5398,7 +5398,7 @@
           <w:left w:w="10" w:type="dxa"/>
           <w:right w:w="10" w:type="dxa"/>
         </w:tblCellMar>
-        <w:tblLook w:val="0000" w:firstRow="0" w:lastRow="0" w:firstColumn="0" w:lastColumn="0" w:noHBand="0" w:noVBand="0"/>
+        <w:tblLook w:val="04A0" w:firstRow="1" w:lastRow="0" w:firstColumn="1" w:lastColumn="0" w:noHBand="0" w:noVBand="1"/>
       </w:tblPr>
       <w:tblGrid>
         <w:gridCol w:w="728"/>
@@ -8297,7 +8297,7 @@
       <w:pPr>
         <w:pStyle w:val="Ttulo1"/>
       </w:pPr>
-      <w:bookmarkStart w:id="3" w:name="_Toc242543430"/>
+      <w:bookmarkStart w:id="3" w:name="_Toc242545458"/>
       <w:r>
         <w:t>4. Comunicaciones programadas de los Sprints 2 a 6</w:t>
       </w:r>
@@ -8345,7 +8345,7 @@
           <w:left w:w="10" w:type="dxa"/>
           <w:right w:w="10" w:type="dxa"/>
         </w:tblCellMar>
-        <w:tblLook w:val="0000" w:firstRow="0" w:lastRow="0" w:firstColumn="0" w:lastColumn="0" w:noHBand="0" w:noVBand="0"/>
+        <w:tblLook w:val="04A0" w:firstRow="1" w:lastRow="0" w:firstColumn="1" w:lastColumn="0" w:noHBand="0" w:noVBand="1"/>
       </w:tblPr>
       <w:tblGrid>
         <w:gridCol w:w="728"/>
@@ -11366,7 +11366,7 @@
       <w:pPr>
         <w:pStyle w:val="Ttulo1"/>
       </w:pPr>
-      <w:bookmarkStart w:id="4" w:name="_Toc242543431"/>
+      <w:bookmarkStart w:id="4" w:name="_Toc242545459"/>
       <w:r>
         <w:t>5. Resumen</w:t>
       </w:r>
@@ -11414,7 +11414,7 @@
           <w:left w:w="10" w:type="dxa"/>
           <w:right w:w="10" w:type="dxa"/>
         </w:tblCellMar>
-        <w:tblLook w:val="0000" w:firstRow="0" w:lastRow="0" w:firstColumn="0" w:lastColumn="0" w:noHBand="0" w:noVBand="0"/>
+        <w:tblLook w:val="04A0" w:firstRow="1" w:lastRow="0" w:firstColumn="1" w:lastColumn="0" w:noHBand="0" w:noVBand="1"/>
       </w:tblPr>
       <w:tblGrid>
         <w:gridCol w:w="5828"/>
@@ -13457,64 +13457,10 @@
 <file path=word/numbering.xml><?xml version="1.0" encoding="utf-8"?>
 <w:numbering xmlns:wpc="http://schemas.microsoft.com/office/word/2010/wordprocessingCanvas" xmlns:cx="http://schemas.microsoft.com/office/drawing/2014/chartex" xmlns:cx1="http://schemas.microsoft.com/office/drawing/2015/9/8/chartex" xmlns:cx2="http://schemas.microsoft.com/office/drawing/2015/10/21/chartex" xmlns:cx3="http://schemas.microsoft.com/office/drawing/2016/5/9/chartex" xmlns:cx4="http://schemas.microsoft.com/office/drawing/2016/5/10/chartex" xmlns:cx5="http://schemas.microsoft.com/office/drawing/2016/5/11/chartex" xmlns:cx6="http://schemas.microsoft.com/office/drawing/2016/5/12/chartex" xmlns:cx7="http://schemas.microsoft.com/office/drawing/2016/5/13/chartex" xmlns:cx8="http://schemas.microsoft.com/office/drawing/2016/5/14/chartex" xmlns:mc="http://schemas.openxmlformats.org/markup-compatibility/2006" xmlns:aink="http://schemas.microsoft.com/office/drawing/2016/ink" xmlns:am3d="http://schemas.microsoft.com/office/drawing/2017/model3d" xmlns:o="urn:schemas-microsoft-com:office:office" xmlns:oel="http://schemas.microsoft.com/office/2019/extlst" xmlns:r="http://schemas.openxmlformats.org/officeDocument/2006/relationships" xmlns:m="http://schemas.openxmlformats.org/officeDocument/2006/math" xmlns:v="urn:schemas-microsoft-com:vml" xmlns:wp14="http://schemas.microsoft.com/office/word/2010/wordprocessingDrawing" xmlns:wp="http://schemas.openxmlformats.org/drawingml/2006/wordprocessingDrawing" xmlns:w10="urn:schemas-microsoft-com:office:word" xmlns:w="http://schemas.openxmlformats.org/wordprocessingml/2006/main" xmlns:w14="http://schemas.microsoft.com/office/word/2010/wordml" xmlns:w15="http://schemas.microsoft.com/office/word/2012/wordml" xmlns:w16cex="http://schemas.microsoft.com/office/word/2018/wordml/cex" xmlns:w16cid="http://schemas.microsoft.com/office/word/2016/wordml/cid" xmlns:w16="http://schemas.microsoft.com/office/word/2018/wordml" xmlns:w16du="http://schemas.microsoft.com/office/word/2023/wordml/word16du" xmlns:w16sdtdh="http://schemas.microsoft.com/office/word/2020/wordml/sdtdatahash" xmlns:w16sdtfl="http://schemas.microsoft.com/office/word/2024/wordml/sdtformatlock" xmlns:w16se="http://schemas.microsoft.com/office/word/2015/wordml/symex" xmlns:wpg="http://schemas.microsoft.com/office/word/2010/wordprocessingGroup" xmlns:wpi="http://schemas.microsoft.com/office/word/2010/wordprocessingInk" xmlns:wne="http://schemas.microsoft.com/office/word/2006/wordml" xmlns:wps="http://schemas.microsoft.com/office/word/2010/wordprocessingShape" mc:Ignorable="w14 w15 w16se w16cid w16 w16cex w16sdtdh w16sdtfl w16du wp14">
   <w:abstractNum w:abstractNumId="0" w15:restartNumberingAfterBreak="0">
-    <w:nsid w:val="15CA1B99"/>
+    <w:nsid w:val="0EE11028"/>
     <w:multiLevelType w:val="hybridMultilevel"/>
-    <w:tmpl w:val="CD5CDFA4"/>
-    <w:lvl w:ilvl="0" w:tplc="1A1AA72A">
-      <w:start w:val="1"/>
-      <w:numFmt w:val="bullet"/>
-      <w:lvlText w:val="•"/>
-      <w:lvlJc w:val="left"/>
-      <w:pPr>
-        <w:ind w:left="560" w:hanging="280"/>
-      </w:pPr>
-    </w:lvl>
-    <w:lvl w:ilvl="1" w:tplc="998ACF02">
-      <w:numFmt w:val="decimal"/>
-      <w:lvlText w:val=""/>
-      <w:lvlJc w:val="left"/>
-    </w:lvl>
-    <w:lvl w:ilvl="2" w:tplc="045EDE6E">
-      <w:numFmt w:val="decimal"/>
-      <w:lvlText w:val=""/>
-      <w:lvlJc w:val="left"/>
-    </w:lvl>
-    <w:lvl w:ilvl="3" w:tplc="C1C435E0">
-      <w:numFmt w:val="decimal"/>
-      <w:lvlText w:val=""/>
-      <w:lvlJc w:val="left"/>
-    </w:lvl>
-    <w:lvl w:ilvl="4" w:tplc="3A7856F6">
-      <w:numFmt w:val="decimal"/>
-      <w:lvlText w:val=""/>
-      <w:lvlJc w:val="left"/>
-    </w:lvl>
-    <w:lvl w:ilvl="5" w:tplc="70F4A4C6">
-      <w:numFmt w:val="decimal"/>
-      <w:lvlText w:val=""/>
-      <w:lvlJc w:val="left"/>
-    </w:lvl>
-    <w:lvl w:ilvl="6" w:tplc="E496E932">
-      <w:numFmt w:val="decimal"/>
-      <w:lvlText w:val=""/>
-      <w:lvlJc w:val="left"/>
-    </w:lvl>
-    <w:lvl w:ilvl="7" w:tplc="B2A29708">
-      <w:numFmt w:val="decimal"/>
-      <w:lvlText w:val=""/>
-      <w:lvlJc w:val="left"/>
-    </w:lvl>
-    <w:lvl w:ilvl="8" w:tplc="B1D022CE">
-      <w:numFmt w:val="decimal"/>
-      <w:lvlText w:val=""/>
-      <w:lvlJc w:val="left"/>
-    </w:lvl>
-  </w:abstractNum>
-  <w:abstractNum w:abstractNumId="1" w15:restartNumberingAfterBreak="0">
-    <w:nsid w:val="4FAB1EE4"/>
-    <w:multiLevelType w:val="hybridMultilevel"/>
-    <w:tmpl w:val="99605FB2"/>
-    <w:lvl w:ilvl="0" w:tplc="BAE459A0">
+    <w:tmpl w:val="DE98FB88"/>
+    <w:lvl w:ilvl="0" w:tplc="1304F43E">
       <w:start w:val="1"/>
       <w:numFmt w:val="bullet"/>
       <w:lvlText w:val="●"/>
@@ -13523,7 +13469,7 @@
         <w:ind w:left="720" w:hanging="360"/>
       </w:pPr>
     </w:lvl>
-    <w:lvl w:ilvl="1" w:tplc="C704916A">
+    <w:lvl w:ilvl="1" w:tplc="9BC8C86C">
       <w:start w:val="1"/>
       <w:numFmt w:val="bullet"/>
       <w:lvlText w:val="○"/>
@@ -13532,7 +13478,7 @@
         <w:ind w:left="1440" w:hanging="360"/>
       </w:pPr>
     </w:lvl>
-    <w:lvl w:ilvl="2" w:tplc="18A60DDC">
+    <w:lvl w:ilvl="2" w:tplc="67B89340">
       <w:start w:val="1"/>
       <w:numFmt w:val="bullet"/>
       <w:lvlText w:val="■"/>
@@ -13541,7 +13487,7 @@
         <w:ind w:left="2160" w:hanging="360"/>
       </w:pPr>
     </w:lvl>
-    <w:lvl w:ilvl="3" w:tplc="ED4037F6">
+    <w:lvl w:ilvl="3" w:tplc="8536F52C">
       <w:start w:val="1"/>
       <w:numFmt w:val="bullet"/>
       <w:lvlText w:val="●"/>
@@ -13550,7 +13496,7 @@
         <w:ind w:left="2880" w:hanging="360"/>
       </w:pPr>
     </w:lvl>
-    <w:lvl w:ilvl="4" w:tplc="2DD256D4">
+    <w:lvl w:ilvl="4" w:tplc="1B26E024">
       <w:start w:val="1"/>
       <w:numFmt w:val="bullet"/>
       <w:lvlText w:val="○"/>
@@ -13559,7 +13505,7 @@
         <w:ind w:left="3600" w:hanging="360"/>
       </w:pPr>
     </w:lvl>
-    <w:lvl w:ilvl="5" w:tplc="58505A66">
+    <w:lvl w:ilvl="5" w:tplc="6FD00FA2">
       <w:start w:val="1"/>
       <w:numFmt w:val="bullet"/>
       <w:lvlText w:val="■"/>
@@ -13568,7 +13514,7 @@
         <w:ind w:left="4320" w:hanging="360"/>
       </w:pPr>
     </w:lvl>
-    <w:lvl w:ilvl="6" w:tplc="4FEA4152">
+    <w:lvl w:ilvl="6" w:tplc="2DF097DA">
       <w:start w:val="1"/>
       <w:numFmt w:val="bullet"/>
       <w:lvlText w:val="●"/>
@@ -13577,7 +13523,7 @@
         <w:ind w:left="5040" w:hanging="360"/>
       </w:pPr>
     </w:lvl>
-    <w:lvl w:ilvl="7" w:tplc="31668BC4">
+    <w:lvl w:ilvl="7" w:tplc="1FB6EC66">
       <w:start w:val="1"/>
       <w:numFmt w:val="bullet"/>
       <w:lvlText w:val="●"/>
@@ -13586,7 +13532,7 @@
         <w:ind w:left="5760" w:hanging="360"/>
       </w:pPr>
     </w:lvl>
-    <w:lvl w:ilvl="8" w:tplc="498E6182">
+    <w:lvl w:ilvl="8" w:tplc="95C2C152">
       <w:start w:val="1"/>
       <w:numFmt w:val="bullet"/>
       <w:lvlText w:val="●"/>
@@ -13596,11 +13542,65 @@
       </w:pPr>
     </w:lvl>
   </w:abstractNum>
+  <w:abstractNum w:abstractNumId="1" w15:restartNumberingAfterBreak="0">
+    <w:nsid w:val="3CAA0E9F"/>
+    <w:multiLevelType w:val="hybridMultilevel"/>
+    <w:tmpl w:val="2576908A"/>
+    <w:lvl w:ilvl="0" w:tplc="A3628264">
+      <w:start w:val="1"/>
+      <w:numFmt w:val="bullet"/>
+      <w:lvlText w:val="•"/>
+      <w:lvlJc w:val="left"/>
+      <w:pPr>
+        <w:ind w:left="560" w:hanging="280"/>
+      </w:pPr>
+    </w:lvl>
+    <w:lvl w:ilvl="1" w:tplc="C9A0B880">
+      <w:numFmt w:val="decimal"/>
+      <w:lvlText w:val=""/>
+      <w:lvlJc w:val="left"/>
+    </w:lvl>
+    <w:lvl w:ilvl="2" w:tplc="BA26E47A">
+      <w:numFmt w:val="decimal"/>
+      <w:lvlText w:val=""/>
+      <w:lvlJc w:val="left"/>
+    </w:lvl>
+    <w:lvl w:ilvl="3" w:tplc="CCD6A1BE">
+      <w:numFmt w:val="decimal"/>
+      <w:lvlText w:val=""/>
+      <w:lvlJc w:val="left"/>
+    </w:lvl>
+    <w:lvl w:ilvl="4" w:tplc="9D427052">
+      <w:numFmt w:val="decimal"/>
+      <w:lvlText w:val=""/>
+      <w:lvlJc w:val="left"/>
+    </w:lvl>
+    <w:lvl w:ilvl="5" w:tplc="9860251C">
+      <w:numFmt w:val="decimal"/>
+      <w:lvlText w:val=""/>
+      <w:lvlJc w:val="left"/>
+    </w:lvl>
+    <w:lvl w:ilvl="6" w:tplc="09E62E24">
+      <w:numFmt w:val="decimal"/>
+      <w:lvlText w:val=""/>
+      <w:lvlJc w:val="left"/>
+    </w:lvl>
+    <w:lvl w:ilvl="7" w:tplc="8EEC6308">
+      <w:numFmt w:val="decimal"/>
+      <w:lvlText w:val=""/>
+      <w:lvlJc w:val="left"/>
+    </w:lvl>
+    <w:lvl w:ilvl="8" w:tplc="92A6908E">
+      <w:numFmt w:val="decimal"/>
+      <w:lvlText w:val=""/>
+      <w:lvlJc w:val="left"/>
+    </w:lvl>
+  </w:abstractNum>
   <w:abstractNum w:abstractNumId="2" w15:restartNumberingAfterBreak="0">
-    <w:nsid w:val="5ED25C83"/>
+    <w:nsid w:val="74106AD4"/>
     <w:multiLevelType w:val="hybridMultilevel"/>
-    <w:tmpl w:val="A440DEBE"/>
-    <w:lvl w:ilvl="0" w:tplc="A9441826">
+    <w:tmpl w:val="1D76851A"/>
+    <w:lvl w:ilvl="0" w:tplc="97AE6EC0">
       <w:start w:val="1"/>
       <w:numFmt w:val="decimal"/>
       <w:lvlText w:val="%1."/>
@@ -13609,55 +13609,55 @@
         <w:ind w:left="560" w:hanging="340"/>
       </w:pPr>
     </w:lvl>
-    <w:lvl w:ilvl="1" w:tplc="F09063AE">
+    <w:lvl w:ilvl="1" w:tplc="58E49358">
       <w:numFmt w:val="decimal"/>
       <w:lvlText w:val=""/>
       <w:lvlJc w:val="left"/>
     </w:lvl>
-    <w:lvl w:ilvl="2" w:tplc="7590A020">
+    <w:lvl w:ilvl="2" w:tplc="41CA7616">
       <w:numFmt w:val="decimal"/>
       <w:lvlText w:val=""/>
       <w:lvlJc w:val="left"/>
     </w:lvl>
-    <w:lvl w:ilvl="3" w:tplc="9A68FBB2">
+    <w:lvl w:ilvl="3" w:tplc="C0EA7CDC">
       <w:numFmt w:val="decimal"/>
       <w:lvlText w:val=""/>
       <w:lvlJc w:val="left"/>
     </w:lvl>
-    <w:lvl w:ilvl="4" w:tplc="99C0E586">
+    <w:lvl w:ilvl="4" w:tplc="66727922">
       <w:numFmt w:val="decimal"/>
       <w:lvlText w:val=""/>
       <w:lvlJc w:val="left"/>
     </w:lvl>
-    <w:lvl w:ilvl="5" w:tplc="04A21340">
+    <w:lvl w:ilvl="5" w:tplc="6B20499E">
       <w:numFmt w:val="decimal"/>
       <w:lvlText w:val=""/>
       <w:lvlJc w:val="left"/>
     </w:lvl>
-    <w:lvl w:ilvl="6" w:tplc="D75A50AC">
+    <w:lvl w:ilvl="6" w:tplc="B70E2112">
       <w:numFmt w:val="decimal"/>
       <w:lvlText w:val=""/>
       <w:lvlJc w:val="left"/>
     </w:lvl>
-    <w:lvl w:ilvl="7" w:tplc="53823150">
+    <w:lvl w:ilvl="7" w:tplc="2AB83274">
       <w:numFmt w:val="decimal"/>
       <w:lvlText w:val=""/>
       <w:lvlJc w:val="left"/>
     </w:lvl>
-    <w:lvl w:ilvl="8" w:tplc="3BAA4A06">
+    <w:lvl w:ilvl="8" w:tplc="DCF8CB04">
       <w:numFmt w:val="decimal"/>
       <w:lvlText w:val=""/>
       <w:lvlJc w:val="left"/>
     </w:lvl>
   </w:abstractNum>
-  <w:num w:numId="1" w16cid:durableId="1951666653">
-    <w:abstractNumId w:val="1"/>
+  <w:num w:numId="1" w16cid:durableId="410541721">
+    <w:abstractNumId w:val="0"/>
     <w:lvlOverride w:ilvl="0">
       <w:startOverride w:val="1"/>
     </w:lvlOverride>
   </w:num>
-  <w:num w:numId="2" w16cid:durableId="1916354617">
-    <w:abstractNumId w:val="0"/>
+  <w:num w:numId="2" w16cid:durableId="528682853">
+    <w:abstractNumId w:val="1"/>
     <w:lvlOverride w:ilvl="0">
       <w:startOverride w:val="1"/>
     </w:lvlOverride>
@@ -14250,7 +14250,7 @@
     <w:autoRedefine/>
     <w:uiPriority w:val="39"/>
     <w:unhideWhenUsed/>
-    <w:rsid w:val="009C354F"/>
+    <w:rsid w:val="009254E7"/>
     <w:pPr>
       <w:spacing w:after="100"/>
     </w:pPr>

--- a/public/documentos/INT-06-registro-de-comunicaciones.docx
+++ b/public/documentos/INT-06-registro-de-comunicaciones.docx
@@ -52,7 +52,7 @@
                 <w:noProof/>
               </w:rPr>
               <w:drawing>
-                <wp:inline distT="0" distB="0" distL="0" distR="0" wp14:anchorId="15A0EC95" wp14:editId="59A0C1E1">
+                <wp:inline distT="0" distB="0" distL="0" distR="0" wp14:anchorId="195E4487" wp14:editId="5077BC4B">
                   <wp:extent cx="990600" cy="990600"/>
                   <wp:effectExtent l="0" t="0" r="0" b="0"/>
                   <wp:docPr id="1" name="Imagen 1"/>
@@ -171,10 +171,10 @@
                 <w:noProof/>
               </w:rPr>
               <w:drawing>
-                <wp:inline distT="0" distB="0" distL="0" distR="0" wp14:anchorId="073AC5F5" wp14:editId="74C90D16">
+                <wp:inline distT="0" distB="0" distL="0" distR="0" wp14:anchorId="1C7F6D81" wp14:editId="5F98A2B0">
                   <wp:extent cx="800100" cy="800100"/>
                   <wp:effectExtent l="0" t="0" r="0" b="0"/>
-                  <wp:docPr id="818502802" name="Imagen 818502802"/>
+                  <wp:docPr id="120381457" name="Imagen 120381457"/>
                   <wp:cNvGraphicFramePr>
                     <a:graphicFrameLocks xmlns:a="http://schemas.openxmlformats.org/drawingml/2006/main" noChangeAspect="1"/>
                   </wp:cNvGraphicFramePr>
@@ -2585,7 +2585,7 @@
     <w:sdt>
       <w:sdtPr>
         <w:alias w:val="Contenido"/>
-        <w:id w:val="-1039892972"/>
+        <w:id w:val="-1335750120"/>
       </w:sdtPr>
       <w:sdtEndPr/>
       <w:sdtContent>
@@ -2611,7 +2611,7 @@
           <w:r>
             <w:fldChar w:fldCharType="separate"/>
           </w:r>
-          <w:hyperlink w:anchor="_Toc242545455" w:history="1">
+          <w:hyperlink w:anchor="_Toc242549669" w:history="1">
             <w:r>
               <w:rPr>
                 <w:rStyle w:val="Hipervnculo"/>
@@ -2635,7 +2635,7 @@
               <w:rPr>
                 <w:noProof/>
               </w:rPr>
-              <w:instrText xml:space="preserve"> PAGEREF _Toc242545455 \h </w:instrText>
+              <w:instrText xml:space="preserve"> PAGEREF _Toc242549669 \h </w:instrText>
             </w:r>
             <w:r>
               <w:rPr>
@@ -2675,7 +2675,7 @@
               <w14:ligatures w14:val="standardContextual"/>
             </w:rPr>
           </w:pPr>
-          <w:hyperlink w:anchor="_Toc242545456" w:history="1">
+          <w:hyperlink w:anchor="_Toc242549670" w:history="1">
             <w:r>
               <w:rPr>
                 <w:rStyle w:val="Hipervnculo"/>
@@ -2699,7 +2699,7 @@
               <w:rPr>
                 <w:noProof/>
               </w:rPr>
-              <w:instrText xml:space="preserve"> PAGEREF _Toc242545456 \h </w:instrText>
+              <w:instrText xml:space="preserve"> PAGEREF _Toc242549670 \h </w:instrText>
             </w:r>
             <w:r>
               <w:rPr>
@@ -2739,7 +2739,7 @@
               <w14:ligatures w14:val="standardContextual"/>
             </w:rPr>
           </w:pPr>
-          <w:hyperlink w:anchor="_Toc242545457" w:history="1">
+          <w:hyperlink w:anchor="_Toc242549671" w:history="1">
             <w:r>
               <w:rPr>
                 <w:rStyle w:val="Hipervnculo"/>
@@ -2763,7 +2763,7 @@
               <w:rPr>
                 <w:noProof/>
               </w:rPr>
-              <w:instrText xml:space="preserve"> PAGEREF _Toc242545457 \h </w:instrText>
+              <w:instrText xml:space="preserve"> PAGEREF _Toc242549671 \h </w:instrText>
             </w:r>
             <w:r>
               <w:rPr>
@@ -2803,7 +2803,7 @@
               <w14:ligatures w14:val="standardContextual"/>
             </w:rPr>
           </w:pPr>
-          <w:hyperlink w:anchor="_Toc242545458" w:history="1">
+          <w:hyperlink w:anchor="_Toc242549672" w:history="1">
             <w:r>
               <w:rPr>
                 <w:rStyle w:val="Hipervnculo"/>
@@ -2827,7 +2827,7 @@
               <w:rPr>
                 <w:noProof/>
               </w:rPr>
-              <w:instrText xml:space="preserve"> PAGEREF _Toc242545458 \h </w:instrText>
+              <w:instrText xml:space="preserve"> PAGEREF _Toc242549672 \h </w:instrText>
             </w:r>
             <w:r>
               <w:rPr>
@@ -2867,7 +2867,7 @@
               <w14:ligatures w14:val="standardContextual"/>
             </w:rPr>
           </w:pPr>
-          <w:hyperlink w:anchor="_Toc242545459" w:history="1">
+          <w:hyperlink w:anchor="_Toc242549673" w:history="1">
             <w:r>
               <w:rPr>
                 <w:rStyle w:val="Hipervnculo"/>
@@ -2891,7 +2891,7 @@
               <w:rPr>
                 <w:noProof/>
               </w:rPr>
-              <w:instrText xml:space="preserve"> PAGEREF _Toc242545459 \h </w:instrText>
+              <w:instrText xml:space="preserve"> PAGEREF _Toc242549673 \h </w:instrText>
             </w:r>
             <w:r>
               <w:rPr>
@@ -2941,7 +2941,7 @@
       <w:pPr>
         <w:pStyle w:val="Ttulo1"/>
       </w:pPr>
-      <w:bookmarkStart w:id="0" w:name="_Toc242545455"/>
+      <w:bookmarkStart w:id="0" w:name="_Toc242549669"/>
       <w:r>
         <w:lastRenderedPageBreak/>
         <w:t>1. Uso del registro</w:t>
@@ -3024,7 +3024,7 @@
       <w:pPr>
         <w:pStyle w:val="Ttulo1"/>
       </w:pPr>
-      <w:bookmarkStart w:id="1" w:name="_Toc242545456"/>
+      <w:bookmarkStart w:id="1" w:name="_Toc242549670"/>
       <w:r>
         <w:t>2. Comunicaciones realizadas</w:t>
       </w:r>
@@ -5349,7 +5349,7 @@
       <w:pPr>
         <w:pStyle w:val="Ttulo1"/>
       </w:pPr>
-      <w:bookmarkStart w:id="2" w:name="_Toc242545457"/>
+      <w:bookmarkStart w:id="2" w:name="_Toc242549671"/>
       <w:r>
         <w:lastRenderedPageBreak/>
         <w:t>3. Comunicaciones programadas del Sprint 1</w:t>
@@ -8297,7 +8297,7 @@
       <w:pPr>
         <w:pStyle w:val="Ttulo1"/>
       </w:pPr>
-      <w:bookmarkStart w:id="3" w:name="_Toc242545458"/>
+      <w:bookmarkStart w:id="3" w:name="_Toc242549672"/>
       <w:r>
         <w:t>4. Comunicaciones programadas de los Sprints 2 a 6</w:t>
       </w:r>
@@ -11366,7 +11366,7 @@
       <w:pPr>
         <w:pStyle w:val="Ttulo1"/>
       </w:pPr>
-      <w:bookmarkStart w:id="4" w:name="_Toc242545459"/>
+      <w:bookmarkStart w:id="4" w:name="_Toc242549673"/>
       <w:r>
         <w:t>5. Resumen</w:t>
       </w:r>
@@ -13457,10 +13457,10 @@
 <file path=word/numbering.xml><?xml version="1.0" encoding="utf-8"?>
 <w:numbering xmlns:wpc="http://schemas.microsoft.com/office/word/2010/wordprocessingCanvas" xmlns:cx="http://schemas.microsoft.com/office/drawing/2014/chartex" xmlns:cx1="http://schemas.microsoft.com/office/drawing/2015/9/8/chartex" xmlns:cx2="http://schemas.microsoft.com/office/drawing/2015/10/21/chartex" xmlns:cx3="http://schemas.microsoft.com/office/drawing/2016/5/9/chartex" xmlns:cx4="http://schemas.microsoft.com/office/drawing/2016/5/10/chartex" xmlns:cx5="http://schemas.microsoft.com/office/drawing/2016/5/11/chartex" xmlns:cx6="http://schemas.microsoft.com/office/drawing/2016/5/12/chartex" xmlns:cx7="http://schemas.microsoft.com/office/drawing/2016/5/13/chartex" xmlns:cx8="http://schemas.microsoft.com/office/drawing/2016/5/14/chartex" xmlns:mc="http://schemas.openxmlformats.org/markup-compatibility/2006" xmlns:aink="http://schemas.microsoft.com/office/drawing/2016/ink" xmlns:am3d="http://schemas.microsoft.com/office/drawing/2017/model3d" xmlns:o="urn:schemas-microsoft-com:office:office" xmlns:oel="http://schemas.microsoft.com/office/2019/extlst" xmlns:r="http://schemas.openxmlformats.org/officeDocument/2006/relationships" xmlns:m="http://schemas.openxmlformats.org/officeDocument/2006/math" xmlns:v="urn:schemas-microsoft-com:vml" xmlns:wp14="http://schemas.microsoft.com/office/word/2010/wordprocessingDrawing" xmlns:wp="http://schemas.openxmlformats.org/drawingml/2006/wordprocessingDrawing" xmlns:w10="urn:schemas-microsoft-com:office:word" xmlns:w="http://schemas.openxmlformats.org/wordprocessingml/2006/main" xmlns:w14="http://schemas.microsoft.com/office/word/2010/wordml" xmlns:w15="http://schemas.microsoft.com/office/word/2012/wordml" xmlns:w16cex="http://schemas.microsoft.com/office/word/2018/wordml/cex" xmlns:w16cid="http://schemas.microsoft.com/office/word/2016/wordml/cid" xmlns:w16="http://schemas.microsoft.com/office/word/2018/wordml" xmlns:w16du="http://schemas.microsoft.com/office/word/2023/wordml/word16du" xmlns:w16sdtdh="http://schemas.microsoft.com/office/word/2020/wordml/sdtdatahash" xmlns:w16sdtfl="http://schemas.microsoft.com/office/word/2024/wordml/sdtformatlock" xmlns:w16se="http://schemas.microsoft.com/office/word/2015/wordml/symex" xmlns:wpg="http://schemas.microsoft.com/office/word/2010/wordprocessingGroup" xmlns:wpi="http://schemas.microsoft.com/office/word/2010/wordprocessingInk" xmlns:wne="http://schemas.microsoft.com/office/word/2006/wordml" xmlns:wps="http://schemas.microsoft.com/office/word/2010/wordprocessingShape" mc:Ignorable="w14 w15 w16se w16cid w16 w16cex w16sdtdh w16sdtfl w16du wp14">
   <w:abstractNum w:abstractNumId="0" w15:restartNumberingAfterBreak="0">
-    <w:nsid w:val="0EE11028"/>
+    <w:nsid w:val="274F3735"/>
     <w:multiLevelType w:val="hybridMultilevel"/>
-    <w:tmpl w:val="DE98FB88"/>
-    <w:lvl w:ilvl="0" w:tplc="1304F43E">
+    <w:tmpl w:val="60284D2E"/>
+    <w:lvl w:ilvl="0" w:tplc="45CE54AA">
       <w:start w:val="1"/>
       <w:numFmt w:val="bullet"/>
       <w:lvlText w:val="●"/>
@@ -13469,7 +13469,7 @@
         <w:ind w:left="720" w:hanging="360"/>
       </w:pPr>
     </w:lvl>
-    <w:lvl w:ilvl="1" w:tplc="9BC8C86C">
+    <w:lvl w:ilvl="1" w:tplc="7A40909C">
       <w:start w:val="1"/>
       <w:numFmt w:val="bullet"/>
       <w:lvlText w:val="○"/>
@@ -13478,7 +13478,7 @@
         <w:ind w:left="1440" w:hanging="360"/>
       </w:pPr>
     </w:lvl>
-    <w:lvl w:ilvl="2" w:tplc="67B89340">
+    <w:lvl w:ilvl="2" w:tplc="149850E4">
       <w:start w:val="1"/>
       <w:numFmt w:val="bullet"/>
       <w:lvlText w:val="■"/>
@@ -13487,7 +13487,7 @@
         <w:ind w:left="2160" w:hanging="360"/>
       </w:pPr>
     </w:lvl>
-    <w:lvl w:ilvl="3" w:tplc="8536F52C">
+    <w:lvl w:ilvl="3" w:tplc="AE4C3ED8">
       <w:start w:val="1"/>
       <w:numFmt w:val="bullet"/>
       <w:lvlText w:val="●"/>
@@ -13496,7 +13496,7 @@
         <w:ind w:left="2880" w:hanging="360"/>
       </w:pPr>
     </w:lvl>
-    <w:lvl w:ilvl="4" w:tplc="1B26E024">
+    <w:lvl w:ilvl="4" w:tplc="4DF076C0">
       <w:start w:val="1"/>
       <w:numFmt w:val="bullet"/>
       <w:lvlText w:val="○"/>
@@ -13505,7 +13505,7 @@
         <w:ind w:left="3600" w:hanging="360"/>
       </w:pPr>
     </w:lvl>
-    <w:lvl w:ilvl="5" w:tplc="6FD00FA2">
+    <w:lvl w:ilvl="5" w:tplc="43FEDC9C">
       <w:start w:val="1"/>
       <w:numFmt w:val="bullet"/>
       <w:lvlText w:val="■"/>
@@ -13514,7 +13514,7 @@
         <w:ind w:left="4320" w:hanging="360"/>
       </w:pPr>
     </w:lvl>
-    <w:lvl w:ilvl="6" w:tplc="2DF097DA">
+    <w:lvl w:ilvl="6" w:tplc="FB0ED0BA">
       <w:start w:val="1"/>
       <w:numFmt w:val="bullet"/>
       <w:lvlText w:val="●"/>
@@ -13523,7 +13523,7 @@
         <w:ind w:left="5040" w:hanging="360"/>
       </w:pPr>
     </w:lvl>
-    <w:lvl w:ilvl="7" w:tplc="1FB6EC66">
+    <w:lvl w:ilvl="7" w:tplc="E58817FC">
       <w:start w:val="1"/>
       <w:numFmt w:val="bullet"/>
       <w:lvlText w:val="●"/>
@@ -13532,7 +13532,7 @@
         <w:ind w:left="5760" w:hanging="360"/>
       </w:pPr>
     </w:lvl>
-    <w:lvl w:ilvl="8" w:tplc="95C2C152">
+    <w:lvl w:ilvl="8" w:tplc="A45E4B3E">
       <w:start w:val="1"/>
       <w:numFmt w:val="bullet"/>
       <w:lvlText w:val="●"/>
@@ -13543,10 +13543,64 @@
     </w:lvl>
   </w:abstractNum>
   <w:abstractNum w:abstractNumId="1" w15:restartNumberingAfterBreak="0">
-    <w:nsid w:val="3CAA0E9F"/>
+    <w:nsid w:val="709D78CA"/>
     <w:multiLevelType w:val="hybridMultilevel"/>
-    <w:tmpl w:val="2576908A"/>
-    <w:lvl w:ilvl="0" w:tplc="A3628264">
+    <w:tmpl w:val="3E769784"/>
+    <w:lvl w:ilvl="0" w:tplc="27BA77BC">
+      <w:start w:val="1"/>
+      <w:numFmt w:val="decimal"/>
+      <w:lvlText w:val="%1."/>
+      <w:lvlJc w:val="left"/>
+      <w:pPr>
+        <w:ind w:left="560" w:hanging="340"/>
+      </w:pPr>
+    </w:lvl>
+    <w:lvl w:ilvl="1" w:tplc="D51C52F0">
+      <w:numFmt w:val="decimal"/>
+      <w:lvlText w:val=""/>
+      <w:lvlJc w:val="left"/>
+    </w:lvl>
+    <w:lvl w:ilvl="2" w:tplc="5C6E4A1C">
+      <w:numFmt w:val="decimal"/>
+      <w:lvlText w:val=""/>
+      <w:lvlJc w:val="left"/>
+    </w:lvl>
+    <w:lvl w:ilvl="3" w:tplc="71847032">
+      <w:numFmt w:val="decimal"/>
+      <w:lvlText w:val=""/>
+      <w:lvlJc w:val="left"/>
+    </w:lvl>
+    <w:lvl w:ilvl="4" w:tplc="B3E62E54">
+      <w:numFmt w:val="decimal"/>
+      <w:lvlText w:val=""/>
+      <w:lvlJc w:val="left"/>
+    </w:lvl>
+    <w:lvl w:ilvl="5" w:tplc="C9FEC696">
+      <w:numFmt w:val="decimal"/>
+      <w:lvlText w:val=""/>
+      <w:lvlJc w:val="left"/>
+    </w:lvl>
+    <w:lvl w:ilvl="6" w:tplc="ED100F18">
+      <w:numFmt w:val="decimal"/>
+      <w:lvlText w:val=""/>
+      <w:lvlJc w:val="left"/>
+    </w:lvl>
+    <w:lvl w:ilvl="7" w:tplc="59C669B0">
+      <w:numFmt w:val="decimal"/>
+      <w:lvlText w:val=""/>
+      <w:lvlJc w:val="left"/>
+    </w:lvl>
+    <w:lvl w:ilvl="8" w:tplc="FA10F196">
+      <w:numFmt w:val="decimal"/>
+      <w:lvlText w:val=""/>
+      <w:lvlJc w:val="left"/>
+    </w:lvl>
+  </w:abstractNum>
+  <w:abstractNum w:abstractNumId="2" w15:restartNumberingAfterBreak="0">
+    <w:nsid w:val="75853082"/>
+    <w:multiLevelType w:val="hybridMultilevel"/>
+    <w:tmpl w:val="4C0E2040"/>
+    <w:lvl w:ilvl="0" w:tplc="95F203B0">
       <w:start w:val="1"/>
       <w:numFmt w:val="bullet"/>
       <w:lvlText w:val="•"/>
@@ -13555,109 +13609,55 @@
         <w:ind w:left="560" w:hanging="280"/>
       </w:pPr>
     </w:lvl>
-    <w:lvl w:ilvl="1" w:tplc="C9A0B880">
+    <w:lvl w:ilvl="1" w:tplc="E5885506">
       <w:numFmt w:val="decimal"/>
       <w:lvlText w:val=""/>
       <w:lvlJc w:val="left"/>
     </w:lvl>
-    <w:lvl w:ilvl="2" w:tplc="BA26E47A">
+    <w:lvl w:ilvl="2" w:tplc="5F745DD0">
       <w:numFmt w:val="decimal"/>
       <w:lvlText w:val=""/>
       <w:lvlJc w:val="left"/>
     </w:lvl>
-    <w:lvl w:ilvl="3" w:tplc="CCD6A1BE">
+    <w:lvl w:ilvl="3" w:tplc="78001E0A">
       <w:numFmt w:val="decimal"/>
       <w:lvlText w:val=""/>
       <w:lvlJc w:val="left"/>
     </w:lvl>
-    <w:lvl w:ilvl="4" w:tplc="9D427052">
+    <w:lvl w:ilvl="4" w:tplc="D06E9BB0">
       <w:numFmt w:val="decimal"/>
       <w:lvlText w:val=""/>
       <w:lvlJc w:val="left"/>
     </w:lvl>
-    <w:lvl w:ilvl="5" w:tplc="9860251C">
+    <w:lvl w:ilvl="5" w:tplc="3262665C">
       <w:numFmt w:val="decimal"/>
       <w:lvlText w:val=""/>
       <w:lvlJc w:val="left"/>
     </w:lvl>
-    <w:lvl w:ilvl="6" w:tplc="09E62E24">
+    <w:lvl w:ilvl="6" w:tplc="7200FF08">
       <w:numFmt w:val="decimal"/>
       <w:lvlText w:val=""/>
       <w:lvlJc w:val="left"/>
     </w:lvl>
-    <w:lvl w:ilvl="7" w:tplc="8EEC6308">
+    <w:lvl w:ilvl="7" w:tplc="682E4A04">
       <w:numFmt w:val="decimal"/>
       <w:lvlText w:val=""/>
       <w:lvlJc w:val="left"/>
     </w:lvl>
-    <w:lvl w:ilvl="8" w:tplc="92A6908E">
+    <w:lvl w:ilvl="8" w:tplc="D7D0E488">
       <w:numFmt w:val="decimal"/>
       <w:lvlText w:val=""/>
       <w:lvlJc w:val="left"/>
     </w:lvl>
   </w:abstractNum>
-  <w:abstractNum w:abstractNumId="2" w15:restartNumberingAfterBreak="0">
-    <w:nsid w:val="74106AD4"/>
-    <w:multiLevelType w:val="hybridMultilevel"/>
-    <w:tmpl w:val="1D76851A"/>
-    <w:lvl w:ilvl="0" w:tplc="97AE6EC0">
-      <w:start w:val="1"/>
-      <w:numFmt w:val="decimal"/>
-      <w:lvlText w:val="%1."/>
-      <w:lvlJc w:val="left"/>
-      <w:pPr>
-        <w:ind w:left="560" w:hanging="340"/>
-      </w:pPr>
-    </w:lvl>
-    <w:lvl w:ilvl="1" w:tplc="58E49358">
-      <w:numFmt w:val="decimal"/>
-      <w:lvlText w:val=""/>
-      <w:lvlJc w:val="left"/>
-    </w:lvl>
-    <w:lvl w:ilvl="2" w:tplc="41CA7616">
-      <w:numFmt w:val="decimal"/>
-      <w:lvlText w:val=""/>
-      <w:lvlJc w:val="left"/>
-    </w:lvl>
-    <w:lvl w:ilvl="3" w:tplc="C0EA7CDC">
-      <w:numFmt w:val="decimal"/>
-      <w:lvlText w:val=""/>
-      <w:lvlJc w:val="left"/>
-    </w:lvl>
-    <w:lvl w:ilvl="4" w:tplc="66727922">
-      <w:numFmt w:val="decimal"/>
-      <w:lvlText w:val=""/>
-      <w:lvlJc w:val="left"/>
-    </w:lvl>
-    <w:lvl w:ilvl="5" w:tplc="6B20499E">
-      <w:numFmt w:val="decimal"/>
-      <w:lvlText w:val=""/>
-      <w:lvlJc w:val="left"/>
-    </w:lvl>
-    <w:lvl w:ilvl="6" w:tplc="B70E2112">
-      <w:numFmt w:val="decimal"/>
-      <w:lvlText w:val=""/>
-      <w:lvlJc w:val="left"/>
-    </w:lvl>
-    <w:lvl w:ilvl="7" w:tplc="2AB83274">
-      <w:numFmt w:val="decimal"/>
-      <w:lvlText w:val=""/>
-      <w:lvlJc w:val="left"/>
-    </w:lvl>
-    <w:lvl w:ilvl="8" w:tplc="DCF8CB04">
-      <w:numFmt w:val="decimal"/>
-      <w:lvlText w:val=""/>
-      <w:lvlJc w:val="left"/>
-    </w:lvl>
-  </w:abstractNum>
-  <w:num w:numId="1" w16cid:durableId="410541721">
+  <w:num w:numId="1" w16cid:durableId="1938632182">
     <w:abstractNumId w:val="0"/>
     <w:lvlOverride w:ilvl="0">
       <w:startOverride w:val="1"/>
     </w:lvlOverride>
   </w:num>
-  <w:num w:numId="2" w16cid:durableId="528682853">
-    <w:abstractNumId w:val="1"/>
+  <w:num w:numId="2" w16cid:durableId="1935279573">
+    <w:abstractNumId w:val="2"/>
     <w:lvlOverride w:ilvl="0">
       <w:startOverride w:val="1"/>
     </w:lvlOverride>
@@ -14250,7 +14250,7 @@
     <w:autoRedefine/>
     <w:uiPriority w:val="39"/>
     <w:unhideWhenUsed/>
-    <w:rsid w:val="009254E7"/>
+    <w:rsid w:val="00885790"/>
     <w:pPr>
       <w:spacing w:after="100"/>
     </w:pPr>

--- a/public/documentos/INT-06-registro-de-comunicaciones.docx
+++ b/public/documentos/INT-06-registro-de-comunicaciones.docx
@@ -52,7 +52,7 @@
                 <w:noProof/>
               </w:rPr>
               <w:drawing>
-                <wp:inline distT="0" distB="0" distL="0" distR="0" wp14:anchorId="195E4487" wp14:editId="5077BC4B">
+                <wp:inline distT="0" distB="0" distL="0" distR="0" wp14:anchorId="39F53C6F" wp14:editId="101C502F">
                   <wp:extent cx="990600" cy="990600"/>
                   <wp:effectExtent l="0" t="0" r="0" b="0"/>
                   <wp:docPr id="1" name="Imagen 1"/>
@@ -171,10 +171,10 @@
                 <w:noProof/>
               </w:rPr>
               <w:drawing>
-                <wp:inline distT="0" distB="0" distL="0" distR="0" wp14:anchorId="1C7F6D81" wp14:editId="5F98A2B0">
+                <wp:inline distT="0" distB="0" distL="0" distR="0" wp14:anchorId="293CD718" wp14:editId="1E147A27">
                   <wp:extent cx="800100" cy="800100"/>
                   <wp:effectExtent l="0" t="0" r="0" b="0"/>
-                  <wp:docPr id="120381457" name="Imagen 120381457"/>
+                  <wp:docPr id="2130947471" name="Imagen 2130947471"/>
                   <wp:cNvGraphicFramePr>
                     <a:graphicFrameLocks xmlns:a="http://schemas.openxmlformats.org/drawingml/2006/main" noChangeAspect="1"/>
                   </wp:cNvGraphicFramePr>
@@ -1117,7 +1117,7 @@
                 <w:sz w:val="17"/>
                 <w:szCs w:val="17"/>
               </w:rPr>
-              <w:t>Responsable del modelo de Machine Learning</w:t>
+              <w:t>Responsable del modelo de Machine Learning y Product Owner</w:t>
             </w:r>
           </w:p>
         </w:tc>
@@ -2585,7 +2585,7 @@
     <w:sdt>
       <w:sdtPr>
         <w:alias w:val="Contenido"/>
-        <w:id w:val="-1335750120"/>
+        <w:id w:val="1304047488"/>
       </w:sdtPr>
       <w:sdtEndPr/>
       <w:sdtContent>
@@ -2611,7 +2611,7 @@
           <w:r>
             <w:fldChar w:fldCharType="separate"/>
           </w:r>
-          <w:hyperlink w:anchor="_Toc242549669" w:history="1">
+          <w:hyperlink w:anchor="_Toc243091729" w:history="1">
             <w:r>
               <w:rPr>
                 <w:rStyle w:val="Hipervnculo"/>
@@ -2635,7 +2635,7 @@
               <w:rPr>
                 <w:noProof/>
               </w:rPr>
-              <w:instrText xml:space="preserve"> PAGEREF _Toc242549669 \h </w:instrText>
+              <w:instrText xml:space="preserve"> PAGEREF _Toc243091729 \h </w:instrText>
             </w:r>
             <w:r>
               <w:rPr>
@@ -2675,7 +2675,7 @@
               <w14:ligatures w14:val="standardContextual"/>
             </w:rPr>
           </w:pPr>
-          <w:hyperlink w:anchor="_Toc242549670" w:history="1">
+          <w:hyperlink w:anchor="_Toc243091730" w:history="1">
             <w:r>
               <w:rPr>
                 <w:rStyle w:val="Hipervnculo"/>
@@ -2699,7 +2699,7 @@
               <w:rPr>
                 <w:noProof/>
               </w:rPr>
-              <w:instrText xml:space="preserve"> PAGEREF _Toc242549670 \h </w:instrText>
+              <w:instrText xml:space="preserve"> PAGEREF _Toc243091730 \h </w:instrText>
             </w:r>
             <w:r>
               <w:rPr>
@@ -2739,7 +2739,7 @@
               <w14:ligatures w14:val="standardContextual"/>
             </w:rPr>
           </w:pPr>
-          <w:hyperlink w:anchor="_Toc242549671" w:history="1">
+          <w:hyperlink w:anchor="_Toc243091731" w:history="1">
             <w:r>
               <w:rPr>
                 <w:rStyle w:val="Hipervnculo"/>
@@ -2763,7 +2763,7 @@
               <w:rPr>
                 <w:noProof/>
               </w:rPr>
-              <w:instrText xml:space="preserve"> PAGEREF _Toc242549671 \h </w:instrText>
+              <w:instrText xml:space="preserve"> PAGEREF _Toc243091731 \h </w:instrText>
             </w:r>
             <w:r>
               <w:rPr>
@@ -2803,7 +2803,7 @@
               <w14:ligatures w14:val="standardContextual"/>
             </w:rPr>
           </w:pPr>
-          <w:hyperlink w:anchor="_Toc242549672" w:history="1">
+          <w:hyperlink w:anchor="_Toc243091732" w:history="1">
             <w:r>
               <w:rPr>
                 <w:rStyle w:val="Hipervnculo"/>
@@ -2827,7 +2827,7 @@
               <w:rPr>
                 <w:noProof/>
               </w:rPr>
-              <w:instrText xml:space="preserve"> PAGEREF _Toc242549672 \h </w:instrText>
+              <w:instrText xml:space="preserve"> PAGEREF _Toc243091732 \h </w:instrText>
             </w:r>
             <w:r>
               <w:rPr>
@@ -2844,7 +2844,7 @@
               <w:rPr>
                 <w:noProof/>
               </w:rPr>
-              <w:t>4</w:t>
+              <w:t>5</w:t>
             </w:r>
             <w:r>
               <w:rPr>
@@ -2867,7 +2867,7 @@
               <w14:ligatures w14:val="standardContextual"/>
             </w:rPr>
           </w:pPr>
-          <w:hyperlink w:anchor="_Toc242549673" w:history="1">
+          <w:hyperlink w:anchor="_Toc243091733" w:history="1">
             <w:r>
               <w:rPr>
                 <w:rStyle w:val="Hipervnculo"/>
@@ -2891,7 +2891,7 @@
               <w:rPr>
                 <w:noProof/>
               </w:rPr>
-              <w:instrText xml:space="preserve"> PAGEREF _Toc242549673 \h </w:instrText>
+              <w:instrText xml:space="preserve"> PAGEREF _Toc243091733 \h </w:instrText>
             </w:r>
             <w:r>
               <w:rPr>
@@ -2908,7 +2908,7 @@
               <w:rPr>
                 <w:noProof/>
               </w:rPr>
-              <w:t>5</w:t>
+              <w:t>6</w:t>
             </w:r>
             <w:r>
               <w:rPr>
@@ -2941,7 +2941,7 @@
       <w:pPr>
         <w:pStyle w:val="Ttulo1"/>
       </w:pPr>
-      <w:bookmarkStart w:id="0" w:name="_Toc242549669"/>
+      <w:bookmarkStart w:id="0" w:name="_Toc243091729"/>
       <w:r>
         <w:lastRenderedPageBreak/>
         <w:t>1. Uso del registro</w:t>
@@ -3024,7 +3024,7 @@
       <w:pPr>
         <w:pStyle w:val="Ttulo1"/>
       </w:pPr>
-      <w:bookmarkStart w:id="1" w:name="_Toc242549670"/>
+      <w:bookmarkStart w:id="1" w:name="_Toc243091730"/>
       <w:r>
         <w:t>2. Comunicaciones realizadas</w:t>
       </w:r>
@@ -3053,7 +3053,7 @@
           <w:sz w:val="18"/>
           <w:szCs w:val="18"/>
         </w:rPr>
-        <w:t>Comunicaciones realizadas al 10/10/2026</w:t>
+        <w:t>Comunicaciones realizadas al 17/10/2026</w:t>
       </w:r>
     </w:p>
     <w:tbl>
@@ -5263,6 +5263,337 @@
           </w:p>
         </w:tc>
       </w:tr>
+      <w:tr>
+        <w:tblPrEx>
+          <w:tblCellMar>
+            <w:top w:w="0" w:type="dxa"/>
+            <w:bottom w:w="0" w:type="dxa"/>
+          </w:tblCellMar>
+        </w:tblPrEx>
+        <w:trPr>
+          <w:cantSplit/>
+        </w:trPr>
+        <w:tc>
+          <w:tcPr>
+            <w:tcW w:w="728" w:type="dxa"/>
+            <w:tcBorders>
+              <w:top w:val="single" w:sz="4" w:space="0" w:color="B8C2CC"/>
+              <w:left w:val="single" w:sz="4" w:space="0" w:color="B8C2CC"/>
+              <w:bottom w:val="single" w:sz="4" w:space="0" w:color="B8C2CC"/>
+              <w:right w:val="single" w:sz="4" w:space="0" w:color="B8C2CC"/>
+            </w:tcBorders>
+            <w:tcMar>
+              <w:top w:w="55" w:type="dxa"/>
+              <w:left w:w="85" w:type="dxa"/>
+              <w:bottom w:w="55" w:type="dxa"/>
+              <w:right w:w="85" w:type="dxa"/>
+            </w:tcMar>
+            <w:vAlign w:val="center"/>
+          </w:tcPr>
+          <w:p>
+            <w:pPr>
+              <w:spacing w:line="250" w:lineRule="auto"/>
+            </w:pPr>
+            <w:r>
+              <w:rPr>
+                <w:rFonts w:ascii="Arial" w:eastAsia="Arial" w:hAnsi="Arial" w:cs="Arial"/>
+                <w:color w:val="1A1A1A"/>
+                <w:sz w:val="15"/>
+                <w:szCs w:val="15"/>
+              </w:rPr>
+              <w:t>C-07</w:t>
+            </w:r>
+          </w:p>
+        </w:tc>
+        <w:tc>
+          <w:tcPr>
+            <w:tcW w:w="1311" w:type="dxa"/>
+            <w:tcBorders>
+              <w:top w:val="single" w:sz="4" w:space="0" w:color="B8C2CC"/>
+              <w:left w:val="single" w:sz="4" w:space="0" w:color="B8C2CC"/>
+              <w:bottom w:val="single" w:sz="4" w:space="0" w:color="B8C2CC"/>
+              <w:right w:val="single" w:sz="4" w:space="0" w:color="B8C2CC"/>
+            </w:tcBorders>
+            <w:tcMar>
+              <w:top w:w="55" w:type="dxa"/>
+              <w:left w:w="85" w:type="dxa"/>
+              <w:bottom w:w="55" w:type="dxa"/>
+              <w:right w:w="85" w:type="dxa"/>
+            </w:tcMar>
+            <w:vAlign w:val="center"/>
+          </w:tcPr>
+          <w:p>
+            <w:pPr>
+              <w:spacing w:line="250" w:lineRule="auto"/>
+            </w:pPr>
+            <w:r>
+              <w:rPr>
+                <w:rFonts w:ascii="Arial" w:eastAsia="Arial" w:hAnsi="Arial" w:cs="Arial"/>
+                <w:color w:val="1A1A1A"/>
+                <w:sz w:val="15"/>
+                <w:szCs w:val="15"/>
+              </w:rPr>
+              <w:t>12/10/2026</w:t>
+            </w:r>
+          </w:p>
+        </w:tc>
+        <w:tc>
+          <w:tcPr>
+            <w:tcW w:w="1311" w:type="dxa"/>
+            <w:tcBorders>
+              <w:top w:val="single" w:sz="4" w:space="0" w:color="B8C2CC"/>
+              <w:left w:val="single" w:sz="4" w:space="0" w:color="B8C2CC"/>
+              <w:bottom w:val="single" w:sz="4" w:space="0" w:color="B8C2CC"/>
+              <w:right w:val="single" w:sz="4" w:space="0" w:color="B8C2CC"/>
+            </w:tcBorders>
+            <w:tcMar>
+              <w:top w:w="55" w:type="dxa"/>
+              <w:left w:w="85" w:type="dxa"/>
+              <w:bottom w:w="55" w:type="dxa"/>
+              <w:right w:w="85" w:type="dxa"/>
+            </w:tcMar>
+            <w:vAlign w:val="center"/>
+          </w:tcPr>
+          <w:p>
+            <w:pPr>
+              <w:spacing w:line="250" w:lineRule="auto"/>
+            </w:pPr>
+            <w:r>
+              <w:rPr>
+                <w:rFonts w:ascii="Arial" w:eastAsia="Arial" w:hAnsi="Arial" w:cs="Arial"/>
+                <w:color w:val="1A1A1A"/>
+                <w:sz w:val="15"/>
+                <w:szCs w:val="15"/>
+              </w:rPr>
+              <w:t>Reunión</w:t>
+            </w:r>
+          </w:p>
+        </w:tc>
+        <w:tc>
+          <w:tcPr>
+            <w:tcW w:w="3351" w:type="dxa"/>
+            <w:tcBorders>
+              <w:top w:val="single" w:sz="4" w:space="0" w:color="B8C2CC"/>
+              <w:left w:val="single" w:sz="4" w:space="0" w:color="B8C2CC"/>
+              <w:bottom w:val="single" w:sz="4" w:space="0" w:color="B8C2CC"/>
+              <w:right w:val="single" w:sz="4" w:space="0" w:color="B8C2CC"/>
+            </w:tcBorders>
+            <w:tcMar>
+              <w:top w:w="55" w:type="dxa"/>
+              <w:left w:w="85" w:type="dxa"/>
+              <w:bottom w:w="55" w:type="dxa"/>
+              <w:right w:w="85" w:type="dxa"/>
+            </w:tcMar>
+            <w:vAlign w:val="center"/>
+          </w:tcPr>
+          <w:p>
+            <w:pPr>
+              <w:spacing w:line="250" w:lineRule="auto"/>
+            </w:pPr>
+            <w:r>
+              <w:rPr>
+                <w:rFonts w:ascii="Arial" w:eastAsia="Arial" w:hAnsi="Arial" w:cs="Arial"/>
+                <w:color w:val="1A1A1A"/>
+                <w:sz w:val="15"/>
+                <w:szCs w:val="15"/>
+              </w:rPr>
+              <w:t>Reunión de inicio: acta de constitución, calendario, Product Owner, tratamiento de datos y canal de comunicación con el colegio</w:t>
+            </w:r>
+          </w:p>
+        </w:tc>
+        <w:tc>
+          <w:tcPr>
+            <w:tcW w:w="1457" w:type="dxa"/>
+            <w:tcBorders>
+              <w:top w:val="single" w:sz="4" w:space="0" w:color="B8C2CC"/>
+              <w:left w:val="single" w:sz="4" w:space="0" w:color="B8C2CC"/>
+              <w:bottom w:val="single" w:sz="4" w:space="0" w:color="B8C2CC"/>
+              <w:right w:val="single" w:sz="4" w:space="0" w:color="B8C2CC"/>
+            </w:tcBorders>
+            <w:tcMar>
+              <w:top w:w="55" w:type="dxa"/>
+              <w:left w:w="85" w:type="dxa"/>
+              <w:bottom w:w="55" w:type="dxa"/>
+              <w:right w:w="85" w:type="dxa"/>
+            </w:tcMar>
+            <w:vAlign w:val="center"/>
+          </w:tcPr>
+          <w:p>
+            <w:pPr>
+              <w:spacing w:line="250" w:lineRule="auto"/>
+            </w:pPr>
+            <w:r>
+              <w:rPr>
+                <w:rFonts w:ascii="Arial" w:eastAsia="Arial" w:hAnsi="Arial" w:cs="Arial"/>
+                <w:color w:val="1A1A1A"/>
+                <w:sz w:val="15"/>
+                <w:szCs w:val="15"/>
+              </w:rPr>
+              <w:t>Jhostin Galarza</w:t>
+            </w:r>
+          </w:p>
+        </w:tc>
+        <w:tc>
+          <w:tcPr>
+            <w:tcW w:w="2185" w:type="dxa"/>
+            <w:tcBorders>
+              <w:top w:val="single" w:sz="4" w:space="0" w:color="B8C2CC"/>
+              <w:left w:val="single" w:sz="4" w:space="0" w:color="B8C2CC"/>
+              <w:bottom w:val="single" w:sz="4" w:space="0" w:color="B8C2CC"/>
+              <w:right w:val="single" w:sz="4" w:space="0" w:color="B8C2CC"/>
+            </w:tcBorders>
+            <w:tcMar>
+              <w:top w:w="55" w:type="dxa"/>
+              <w:left w:w="85" w:type="dxa"/>
+              <w:bottom w:w="55" w:type="dxa"/>
+              <w:right w:w="85" w:type="dxa"/>
+            </w:tcMar>
+            <w:vAlign w:val="center"/>
+          </w:tcPr>
+          <w:p>
+            <w:pPr>
+              <w:spacing w:after="40" w:line="250" w:lineRule="auto"/>
+            </w:pPr>
+            <w:r>
+              <w:rPr>
+                <w:rFonts w:ascii="Arial" w:eastAsia="Arial" w:hAnsi="Arial" w:cs="Arial"/>
+                <w:color w:val="1A1A1A"/>
+                <w:sz w:val="15"/>
+                <w:szCs w:val="15"/>
+              </w:rPr>
+              <w:t>I-01 Promotora Directora</w:t>
+            </w:r>
+          </w:p>
+          <w:p>
+            <w:pPr>
+              <w:spacing w:after="40" w:line="250" w:lineRule="auto"/>
+            </w:pPr>
+            <w:r>
+              <w:rPr>
+                <w:rFonts w:ascii="Arial" w:eastAsia="Arial" w:hAnsi="Arial" w:cs="Arial"/>
+                <w:color w:val="1A1A1A"/>
+                <w:sz w:val="15"/>
+                <w:szCs w:val="15"/>
+              </w:rPr>
+              <w:t>I-03 Coordinación académica</w:t>
+            </w:r>
+          </w:p>
+          <w:p>
+            <w:pPr>
+              <w:spacing w:after="40" w:line="250" w:lineRule="auto"/>
+            </w:pPr>
+            <w:r>
+              <w:rPr>
+                <w:rFonts w:ascii="Arial" w:eastAsia="Arial" w:hAnsi="Arial" w:cs="Arial"/>
+                <w:color w:val="1A1A1A"/>
+                <w:sz w:val="15"/>
+                <w:szCs w:val="15"/>
+              </w:rPr>
+              <w:t>I-12 Equipo del proyecto</w:t>
+            </w:r>
+          </w:p>
+        </w:tc>
+        <w:tc>
+          <w:tcPr>
+            <w:tcW w:w="1457" w:type="dxa"/>
+            <w:tcBorders>
+              <w:top w:val="single" w:sz="4" w:space="0" w:color="B8C2CC"/>
+              <w:left w:val="single" w:sz="4" w:space="0" w:color="B8C2CC"/>
+              <w:bottom w:val="single" w:sz="4" w:space="0" w:color="B8C2CC"/>
+              <w:right w:val="single" w:sz="4" w:space="0" w:color="B8C2CC"/>
+            </w:tcBorders>
+            <w:tcMar>
+              <w:top w:w="55" w:type="dxa"/>
+              <w:left w:w="85" w:type="dxa"/>
+              <w:bottom w:w="55" w:type="dxa"/>
+              <w:right w:w="85" w:type="dxa"/>
+            </w:tcMar>
+            <w:vAlign w:val="center"/>
+          </w:tcPr>
+          <w:p>
+            <w:pPr>
+              <w:spacing w:line="250" w:lineRule="auto"/>
+            </w:pPr>
+            <w:r>
+              <w:rPr>
+                <w:rFonts w:ascii="Arial" w:eastAsia="Arial" w:hAnsi="Arial" w:cs="Arial"/>
+                <w:color w:val="1A1A1A"/>
+                <w:sz w:val="15"/>
+                <w:szCs w:val="15"/>
+              </w:rPr>
+              <w:t>Reunión virtual</w:t>
+            </w:r>
+          </w:p>
+        </w:tc>
+        <w:tc>
+          <w:tcPr>
+            <w:tcW w:w="1165" w:type="dxa"/>
+            <w:tcBorders>
+              <w:top w:val="single" w:sz="4" w:space="0" w:color="B8C2CC"/>
+              <w:left w:val="single" w:sz="4" w:space="0" w:color="B8C2CC"/>
+              <w:bottom w:val="single" w:sz="4" w:space="0" w:color="B8C2CC"/>
+              <w:right w:val="single" w:sz="4" w:space="0" w:color="B8C2CC"/>
+            </w:tcBorders>
+            <w:shd w:val="clear" w:color="auto" w:fill="CFEBD6"/>
+            <w:tcMar>
+              <w:top w:w="55" w:type="dxa"/>
+              <w:left w:w="85" w:type="dxa"/>
+              <w:bottom w:w="55" w:type="dxa"/>
+              <w:right w:w="85" w:type="dxa"/>
+            </w:tcMar>
+            <w:vAlign w:val="center"/>
+          </w:tcPr>
+          <w:p>
+            <w:pPr>
+              <w:spacing w:line="250" w:lineRule="auto"/>
+              <w:jc w:val="center"/>
+            </w:pPr>
+            <w:r>
+              <w:rPr>
+                <w:rFonts w:ascii="Arial" w:eastAsia="Arial" w:hAnsi="Arial" w:cs="Arial"/>
+                <w:b/>
+                <w:bCs/>
+                <w:color w:val="1A1A1A"/>
+                <w:sz w:val="15"/>
+                <w:szCs w:val="15"/>
+              </w:rPr>
+              <w:t>Realizada</w:t>
+            </w:r>
+          </w:p>
+        </w:tc>
+        <w:tc>
+          <w:tcPr>
+            <w:tcW w:w="1605" w:type="dxa"/>
+            <w:tcBorders>
+              <w:top w:val="single" w:sz="4" w:space="0" w:color="B8C2CC"/>
+              <w:left w:val="single" w:sz="4" w:space="0" w:color="B8C2CC"/>
+              <w:bottom w:val="single" w:sz="4" w:space="0" w:color="B8C2CC"/>
+              <w:right w:val="single" w:sz="4" w:space="0" w:color="B8C2CC"/>
+            </w:tcBorders>
+            <w:tcMar>
+              <w:top w:w="55" w:type="dxa"/>
+              <w:left w:w="85" w:type="dxa"/>
+              <w:bottom w:w="55" w:type="dxa"/>
+              <w:right w:w="85" w:type="dxa"/>
+            </w:tcMar>
+            <w:vAlign w:val="center"/>
+          </w:tcPr>
+          <w:p>
+            <w:pPr>
+              <w:spacing w:line="250" w:lineRule="auto"/>
+            </w:pPr>
+            <w:r>
+              <w:rPr>
+                <w:rFonts w:ascii="Arial" w:eastAsia="Arial" w:hAnsi="Arial" w:cs="Arial"/>
+                <w:color w:val="1A1A1A"/>
+                <w:sz w:val="15"/>
+                <w:szCs w:val="15"/>
+              </w:rPr>
+              <w:t>Acta de la reunión de inicio (GOB-12) y acta de constitución firmada (GOB-02)</w:t>
+            </w:r>
+          </w:p>
+        </w:tc>
+      </w:tr>
     </w:tbl>
     <w:p>
       <w:pPr>
@@ -5274,7 +5605,7 @@
         <w:tblW w:w="14570" w:type="dxa"/>
         <w:tblBorders>
           <w:top w:val="none" w:sz="0" w:space="0" w:color="FFFFFF"/>
-          <w:left w:val="single" w:sz="24" w:space="0" w:color="C77700"/>
+          <w:left w:val="single" w:sz="24" w:space="0" w:color="0D7377"/>
           <w:bottom w:val="none" w:sz="0" w:space="0" w:color="FFFFFF"/>
           <w:right w:val="none" w:sz="0" w:space="0" w:color="FFFFFF"/>
           <w:insideH w:val="none" w:sz="0" w:space="0" w:color="FFFFFF"/>
@@ -5303,7 +5634,7 @@
         <w:tc>
           <w:tcPr>
             <w:tcW w:w="14570" w:type="dxa"/>
-            <w:shd w:val="clear" w:color="auto" w:fill="FFF4D6"/>
+            <w:shd w:val="clear" w:color="auto" w:fill="EAF5F5"/>
             <w:tcMar>
               <w:top w:w="90" w:type="dxa"/>
               <w:left w:w="160" w:type="dxa"/>
@@ -5321,11 +5652,12 @@
                 <w:rFonts w:ascii="Arial" w:eastAsia="Arial" w:hAnsi="Arial" w:cs="Arial"/>
                 <w:b/>
                 <w:bCs/>
-                <w:color w:val="C77700"/>
+                <w:color w:val="0D7377"/>
                 <w:sz w:val="19"/>
                 <w:szCs w:val="19"/>
               </w:rPr>
-              <w:t xml:space="preserve">Importante. </w:t>
+              <w:lastRenderedPageBreak/>
+              <w:t xml:space="preserve">Nota. </w:t>
             </w:r>
             <w:r>
               <w:rPr>
@@ -5334,7 +5666,7 @@
                 <w:sz w:val="19"/>
                 <w:szCs w:val="19"/>
               </w:rPr>
-              <w:t>Las cuatro primeras corresponden al levantamiento de información de la fase de formulación. La segunda entrevista, al encargado de soporte de TI y a la gestora de Cubicol, no se realizó entonces y está programada para el Sprint 1 (incidente IN-05).</w:t>
+              <w:t>Las cuatro primeras corresponden al levantamiento de información de la fase de formulación. En la reunión de inicio del 12/10/2026 se acordó que la comunicación con el colegio pasa por el Product Owner (SC-11); por eso la segunda entrevista se reemplazó por un pedido escrito que él entrega (incidente IN-05).</w:t>
             </w:r>
           </w:p>
         </w:tc>
@@ -5349,9 +5681,8 @@
       <w:pPr>
         <w:pStyle w:val="Ttulo1"/>
       </w:pPr>
-      <w:bookmarkStart w:id="2" w:name="_Toc242549671"/>
+      <w:bookmarkStart w:id="2" w:name="_Toc243091731"/>
       <w:r>
-        <w:lastRenderedPageBreak/>
         <w:t>3. Comunicaciones programadas del Sprint 1</w:t>
       </w:r>
       <w:bookmarkEnd w:id="2"/>
@@ -5785,7 +6116,7 @@
                 <w:sz w:val="15"/>
                 <w:szCs w:val="15"/>
               </w:rPr>
-              <w:t>C-07</w:t>
+              <w:t>C-08</w:t>
             </w:r>
           </w:p>
         </w:tc>
@@ -5817,7 +6148,7 @@
                 <w:sz w:val="15"/>
                 <w:szCs w:val="15"/>
               </w:rPr>
-              <w:t>12/10/2026</w:t>
+              <w:t>17/10/2026</w:t>
             </w:r>
           </w:p>
         </w:tc>
@@ -5849,7 +6180,7 @@
                 <w:sz w:val="15"/>
                 <w:szCs w:val="15"/>
               </w:rPr>
-              <w:t>Reunión</w:t>
+              <w:t>Avance académico</w:t>
             </w:r>
           </w:p>
         </w:tc>
@@ -5881,7 +6212,7 @@
                 <w:sz w:val="15"/>
                 <w:szCs w:val="15"/>
               </w:rPr>
-              <w:t>Reunión de inicio: acta de constitución, calendario, Product Owner y tratamiento de datos</w:t>
+              <w:t>Avance semanal al docente asesor: gestión de las comunicaciones y validación del primer entregable del sistema según la EDT (E-01)</w:t>
             </w:r>
           </w:p>
         </w:tc>
@@ -5913,7 +6244,7 @@
                 <w:sz w:val="15"/>
                 <w:szCs w:val="15"/>
               </w:rPr>
-              <w:t>Jhostin Galarza</w:t>
+              <w:t>Equipo del proyecto</w:t>
             </w:r>
           </w:p>
         </w:tc>
@@ -5936,44 +6267,16 @@
           </w:tcPr>
           <w:p>
             <w:pPr>
-              <w:spacing w:after="40" w:line="250" w:lineRule="auto"/>
-            </w:pPr>
-            <w:r>
-              <w:rPr>
-                <w:rFonts w:ascii="Arial" w:eastAsia="Arial" w:hAnsi="Arial" w:cs="Arial"/>
-                <w:color w:val="1A1A1A"/>
-                <w:sz w:val="15"/>
-                <w:szCs w:val="15"/>
-              </w:rPr>
-              <w:t>I-01 Promotora Directora</w:t>
-            </w:r>
-          </w:p>
-          <w:p>
-            <w:pPr>
-              <w:spacing w:after="40" w:line="250" w:lineRule="auto"/>
-            </w:pPr>
-            <w:r>
-              <w:rPr>
-                <w:rFonts w:ascii="Arial" w:eastAsia="Arial" w:hAnsi="Arial" w:cs="Arial"/>
-                <w:color w:val="1A1A1A"/>
-                <w:sz w:val="15"/>
-                <w:szCs w:val="15"/>
-              </w:rPr>
-              <w:t>I-02 Subdirector</w:t>
-            </w:r>
-          </w:p>
-          <w:p>
-            <w:pPr>
-              <w:spacing w:after="40" w:line="250" w:lineRule="auto"/>
-            </w:pPr>
-            <w:r>
-              <w:rPr>
-                <w:rFonts w:ascii="Arial" w:eastAsia="Arial" w:hAnsi="Arial" w:cs="Arial"/>
-                <w:color w:val="1A1A1A"/>
-                <w:sz w:val="15"/>
-                <w:szCs w:val="15"/>
-              </w:rPr>
-              <w:t>I-03 Coordinación académica</w:t>
+              <w:spacing w:line="250" w:lineRule="auto"/>
+            </w:pPr>
+            <w:r>
+              <w:rPr>
+                <w:rFonts w:ascii="Arial" w:eastAsia="Arial" w:hAnsi="Arial" w:cs="Arial"/>
+                <w:color w:val="1A1A1A"/>
+                <w:sz w:val="15"/>
+                <w:szCs w:val="15"/>
+              </w:rPr>
+              <w:t>I-13 Docente asesor del curso</w:t>
             </w:r>
           </w:p>
         </w:tc>
@@ -6005,7 +6308,7 @@
                 <w:sz w:val="15"/>
                 <w:szCs w:val="15"/>
               </w:rPr>
-              <w:t>Reunión presencial</w:t>
+              <w:t>Clase y blog del proyecto</w:t>
             </w:r>
           </w:p>
         </w:tc>
@@ -6073,7 +6376,7 @@
                 <w:sz w:val="15"/>
                 <w:szCs w:val="15"/>
               </w:rPr>
-              <w:t>Acta de reunión y acta de constitución firmada</w:t>
+              <w:t>Blog actualizado y observaciones del docente</w:t>
             </w:r>
           </w:p>
         </w:tc>
@@ -6117,7 +6420,7 @@
                 <w:sz w:val="15"/>
                 <w:szCs w:val="15"/>
               </w:rPr>
-              <w:t>C-08</w:t>
+              <w:t>C-09</w:t>
             </w:r>
           </w:p>
         </w:tc>
@@ -6150,7 +6453,7 @@
                 <w:sz w:val="15"/>
                 <w:szCs w:val="15"/>
               </w:rPr>
-              <w:t>16/10/2026</w:t>
+              <w:t>20/10/2026</w:t>
             </w:r>
           </w:p>
         </w:tc>
@@ -6183,7 +6486,7 @@
                 <w:sz w:val="15"/>
                 <w:szCs w:val="15"/>
               </w:rPr>
-              <w:t>Avance académico</w:t>
+              <w:t>Solicitud</w:t>
             </w:r>
           </w:p>
         </w:tc>
@@ -6216,7 +6519,7 @@
                 <w:sz w:val="15"/>
                 <w:szCs w:val="15"/>
               </w:rPr>
-              <w:t>Avance semanal al docente asesor y demostración del entregable del sistema según la EDT</w:t>
+              <w:t>Pedido de las exportaciones de notas de Cubicol, a través del Product Owner</w:t>
             </w:r>
           </w:p>
         </w:tc>
@@ -6249,7 +6552,7 @@
                 <w:sz w:val="15"/>
                 <w:szCs w:val="15"/>
               </w:rPr>
-              <w:t>Equipo del proyecto</w:t>
+              <w:t>Jadira Vasquez y Helber Perez</w:t>
             </w:r>
           </w:p>
         </w:tc>
@@ -6273,16 +6576,30 @@
           </w:tcPr>
           <w:p>
             <w:pPr>
-              <w:spacing w:line="250" w:lineRule="auto"/>
-            </w:pPr>
-            <w:r>
-              <w:rPr>
-                <w:rFonts w:ascii="Arial" w:eastAsia="Arial" w:hAnsi="Arial" w:cs="Arial"/>
-                <w:color w:val="1A1A1A"/>
-                <w:sz w:val="15"/>
-                <w:szCs w:val="15"/>
-              </w:rPr>
-              <w:t>I-13 Docente asesor del curso</w:t>
+              <w:spacing w:after="40" w:line="250" w:lineRule="auto"/>
+            </w:pPr>
+            <w:r>
+              <w:rPr>
+                <w:rFonts w:ascii="Arial" w:eastAsia="Arial" w:hAnsi="Arial" w:cs="Arial"/>
+                <w:color w:val="1A1A1A"/>
+                <w:sz w:val="15"/>
+                <w:szCs w:val="15"/>
+              </w:rPr>
+              <w:t>I-07 Gestora de la plataforma Cubicol</w:t>
+            </w:r>
+          </w:p>
+          <w:p>
+            <w:pPr>
+              <w:spacing w:after="40" w:line="250" w:lineRule="auto"/>
+            </w:pPr>
+            <w:r>
+              <w:rPr>
+                <w:rFonts w:ascii="Arial" w:eastAsia="Arial" w:hAnsi="Arial" w:cs="Arial"/>
+                <w:color w:val="1A1A1A"/>
+                <w:sz w:val="15"/>
+                <w:szCs w:val="15"/>
+              </w:rPr>
+              <w:t>I-08 Encargado de soporte de TI</w:t>
             </w:r>
           </w:p>
         </w:tc>
@@ -6315,7 +6632,7 @@
                 <w:sz w:val="15"/>
                 <w:szCs w:val="15"/>
               </w:rPr>
-              <w:t>Clase y blog del proyecto</w:t>
+              <w:t>Pedido escrito entregado por el Product Owner</w:t>
             </w:r>
           </w:p>
         </w:tc>
@@ -6384,7 +6701,7 @@
                 <w:sz w:val="15"/>
                 <w:szCs w:val="15"/>
               </w:rPr>
-              <w:t>Blog actualizado y observaciones del docente</w:t>
+              <w:t>Pedido escrito y respuesta del colegio</w:t>
             </w:r>
           </w:p>
         </w:tc>
@@ -6427,7 +6744,7 @@
                 <w:sz w:val="15"/>
                 <w:szCs w:val="15"/>
               </w:rPr>
-              <w:t>C-09</w:t>
+              <w:t>C-10</w:t>
             </w:r>
           </w:p>
         </w:tc>
@@ -6459,7 +6776,7 @@
                 <w:sz w:val="15"/>
                 <w:szCs w:val="15"/>
               </w:rPr>
-              <w:t>20/10/2026</w:t>
+              <w:t>24/10/2026</w:t>
             </w:r>
           </w:p>
         </w:tc>
@@ -6491,7 +6808,7 @@
                 <w:sz w:val="15"/>
                 <w:szCs w:val="15"/>
               </w:rPr>
-              <w:t>Entrevista</w:t>
+              <w:t>Avance académico</w:t>
             </w:r>
           </w:p>
         </w:tc>
@@ -6523,7 +6840,7 @@
                 <w:sz w:val="15"/>
                 <w:szCs w:val="15"/>
               </w:rPr>
-              <w:t>Segunda entrevista y acuerdo sobre las exportaciones de datos de Cubicol</w:t>
+              <w:t>Avance semanal al docente asesor</w:t>
             </w:r>
           </w:p>
         </w:tc>
@@ -6555,7 +6872,7 @@
                 <w:sz w:val="15"/>
                 <w:szCs w:val="15"/>
               </w:rPr>
-              <w:t>Jadira Vasquez</w:t>
+              <w:t>Equipo del proyecto</w:t>
             </w:r>
           </w:p>
         </w:tc>
@@ -6578,30 +6895,16 @@
           </w:tcPr>
           <w:p>
             <w:pPr>
-              <w:spacing w:after="40" w:line="250" w:lineRule="auto"/>
-            </w:pPr>
-            <w:r>
-              <w:rPr>
-                <w:rFonts w:ascii="Arial" w:eastAsia="Arial" w:hAnsi="Arial" w:cs="Arial"/>
-                <w:color w:val="1A1A1A"/>
-                <w:sz w:val="15"/>
-                <w:szCs w:val="15"/>
-              </w:rPr>
-              <w:t>I-07 Gestora de la plataforma Cubicol</w:t>
-            </w:r>
-          </w:p>
-          <w:p>
-            <w:pPr>
-              <w:spacing w:after="40" w:line="250" w:lineRule="auto"/>
-            </w:pPr>
-            <w:r>
-              <w:rPr>
-                <w:rFonts w:ascii="Arial" w:eastAsia="Arial" w:hAnsi="Arial" w:cs="Arial"/>
-                <w:color w:val="1A1A1A"/>
-                <w:sz w:val="15"/>
-                <w:szCs w:val="15"/>
-              </w:rPr>
-              <w:t>I-08 Encargado de soporte de TI</w:t>
+              <w:spacing w:line="250" w:lineRule="auto"/>
+            </w:pPr>
+            <w:r>
+              <w:rPr>
+                <w:rFonts w:ascii="Arial" w:eastAsia="Arial" w:hAnsi="Arial" w:cs="Arial"/>
+                <w:color w:val="1A1A1A"/>
+                <w:sz w:val="15"/>
+                <w:szCs w:val="15"/>
+              </w:rPr>
+              <w:t>I-13 Docente asesor del curso</w:t>
             </w:r>
           </w:p>
         </w:tc>
@@ -6633,7 +6936,7 @@
                 <w:sz w:val="15"/>
                 <w:szCs w:val="15"/>
               </w:rPr>
-              <w:t>Reunión presencial</w:t>
+              <w:t>Clase y blog del proyecto</w:t>
             </w:r>
           </w:p>
         </w:tc>
@@ -6701,7 +7004,7 @@
                 <w:sz w:val="15"/>
                 <w:szCs w:val="15"/>
               </w:rPr>
-              <w:t>Notas de la entrevista y acuerdo de entrega de datos</w:t>
+              <w:t>Blog actualizado</w:t>
             </w:r>
           </w:p>
         </w:tc>
@@ -6745,7 +7048,7 @@
                 <w:sz w:val="15"/>
                 <w:szCs w:val="15"/>
               </w:rPr>
-              <w:t>C-10</w:t>
+              <w:t>C-11</w:t>
             </w:r>
           </w:p>
         </w:tc>
@@ -6778,7 +7081,7 @@
                 <w:sz w:val="15"/>
                 <w:szCs w:val="15"/>
               </w:rPr>
-              <w:t>23/10/2026</w:t>
+              <w:t>28/10/2026</w:t>
             </w:r>
           </w:p>
         </w:tc>
@@ -6811,7 +7114,7 @@
                 <w:sz w:val="15"/>
                 <w:szCs w:val="15"/>
               </w:rPr>
-              <w:t>Avance académico</w:t>
+              <w:t>Taller</w:t>
             </w:r>
           </w:p>
         </w:tc>
@@ -6844,7 +7147,7 @@
                 <w:sz w:val="15"/>
                 <w:szCs w:val="15"/>
               </w:rPr>
-              <w:t>Avance semanal al docente asesor</w:t>
+              <w:t>Taller de validación de las variables del modelo, organizado por el Product Owner</w:t>
             </w:r>
           </w:p>
         </w:tc>
@@ -6877,7 +7180,7 @@
                 <w:sz w:val="15"/>
                 <w:szCs w:val="15"/>
               </w:rPr>
-              <w:t>Equipo del proyecto</w:t>
+              <w:t>Helber Perez y Carlos Curo</w:t>
             </w:r>
           </w:p>
         </w:tc>
@@ -6901,16 +7204,30 @@
           </w:tcPr>
           <w:p>
             <w:pPr>
-              <w:spacing w:line="250" w:lineRule="auto"/>
-            </w:pPr>
-            <w:r>
-              <w:rPr>
-                <w:rFonts w:ascii="Arial" w:eastAsia="Arial" w:hAnsi="Arial" w:cs="Arial"/>
-                <w:color w:val="1A1A1A"/>
-                <w:sz w:val="15"/>
-                <w:szCs w:val="15"/>
-              </w:rPr>
-              <w:t>I-13 Docente asesor del curso</w:t>
+              <w:spacing w:after="40" w:line="250" w:lineRule="auto"/>
+            </w:pPr>
+            <w:r>
+              <w:rPr>
+                <w:rFonts w:ascii="Arial" w:eastAsia="Arial" w:hAnsi="Arial" w:cs="Arial"/>
+                <w:color w:val="1A1A1A"/>
+                <w:sz w:val="15"/>
+                <w:szCs w:val="15"/>
+              </w:rPr>
+              <w:t>I-05 Docentes tutores y auxiliares</w:t>
+            </w:r>
+          </w:p>
+          <w:p>
+            <w:pPr>
+              <w:spacing w:after="40" w:line="250" w:lineRule="auto"/>
+            </w:pPr>
+            <w:r>
+              <w:rPr>
+                <w:rFonts w:ascii="Arial" w:eastAsia="Arial" w:hAnsi="Arial" w:cs="Arial"/>
+                <w:color w:val="1A1A1A"/>
+                <w:sz w:val="15"/>
+                <w:szCs w:val="15"/>
+              </w:rPr>
+              <w:t>I-06 Responsable de psicología</w:t>
             </w:r>
           </w:p>
         </w:tc>
@@ -6943,7 +7260,7 @@
                 <w:sz w:val="15"/>
                 <w:szCs w:val="15"/>
               </w:rPr>
-              <w:t>Clase y blog del proyecto</w:t>
+              <w:t>Taller presencial en el colegio</w:t>
             </w:r>
           </w:p>
         </w:tc>
@@ -7012,7 +7329,7 @@
                 <w:sz w:val="15"/>
                 <w:szCs w:val="15"/>
               </w:rPr>
-              <w:t>Blog actualizado</w:t>
+              <w:t>Lista de asistencia y acuerdos</w:t>
             </w:r>
           </w:p>
         </w:tc>
@@ -7055,7 +7372,7 @@
                 <w:sz w:val="15"/>
                 <w:szCs w:val="15"/>
               </w:rPr>
-              <w:t>C-11</w:t>
+              <w:t>C-12</w:t>
             </w:r>
           </w:p>
         </w:tc>
@@ -7087,7 +7404,7 @@
                 <w:sz w:val="15"/>
                 <w:szCs w:val="15"/>
               </w:rPr>
-              <w:t>28/10/2026</w:t>
+              <w:t>31/10/2026</w:t>
             </w:r>
           </w:p>
         </w:tc>
@@ -7119,7 +7436,7 @@
                 <w:sz w:val="15"/>
                 <w:szCs w:val="15"/>
               </w:rPr>
-              <w:t>Taller</w:t>
+              <w:t>Avance académico</w:t>
             </w:r>
           </w:p>
         </w:tc>
@@ -7151,7 +7468,7 @@
                 <w:sz w:val="15"/>
                 <w:szCs w:val="15"/>
               </w:rPr>
-              <w:t>Taller de validación de las variables del modelo</w:t>
+              <w:t>Avance semanal al docente asesor</w:t>
             </w:r>
           </w:p>
         </w:tc>
@@ -7183,7 +7500,7 @@
                 <w:sz w:val="15"/>
                 <w:szCs w:val="15"/>
               </w:rPr>
-              <w:t>Helber Perez</w:t>
+              <w:t>Equipo del proyecto</w:t>
             </w:r>
           </w:p>
         </w:tc>
@@ -7206,30 +7523,16 @@
           </w:tcPr>
           <w:p>
             <w:pPr>
-              <w:spacing w:after="40" w:line="250" w:lineRule="auto"/>
-            </w:pPr>
-            <w:r>
-              <w:rPr>
-                <w:rFonts w:ascii="Arial" w:eastAsia="Arial" w:hAnsi="Arial" w:cs="Arial"/>
-                <w:color w:val="1A1A1A"/>
-                <w:sz w:val="15"/>
-                <w:szCs w:val="15"/>
-              </w:rPr>
-              <w:t>I-05 Docentes tutores y auxiliares</w:t>
-            </w:r>
-          </w:p>
-          <w:p>
-            <w:pPr>
-              <w:spacing w:after="40" w:line="250" w:lineRule="auto"/>
-            </w:pPr>
-            <w:r>
-              <w:rPr>
-                <w:rFonts w:ascii="Arial" w:eastAsia="Arial" w:hAnsi="Arial" w:cs="Arial"/>
-                <w:color w:val="1A1A1A"/>
-                <w:sz w:val="15"/>
-                <w:szCs w:val="15"/>
-              </w:rPr>
-              <w:t>I-06 Responsable de psicología</w:t>
+              <w:spacing w:line="250" w:lineRule="auto"/>
+            </w:pPr>
+            <w:r>
+              <w:rPr>
+                <w:rFonts w:ascii="Arial" w:eastAsia="Arial" w:hAnsi="Arial" w:cs="Arial"/>
+                <w:color w:val="1A1A1A"/>
+                <w:sz w:val="15"/>
+                <w:szCs w:val="15"/>
+              </w:rPr>
+              <w:t>I-13 Docente asesor del curso</w:t>
             </w:r>
           </w:p>
         </w:tc>
@@ -7261,7 +7564,7 @@
                 <w:sz w:val="15"/>
                 <w:szCs w:val="15"/>
               </w:rPr>
-              <w:t>Taller presencial</w:t>
+              <w:t>Clase y blog del proyecto</w:t>
             </w:r>
           </w:p>
         </w:tc>
@@ -7329,7 +7632,7 @@
                 <w:sz w:val="15"/>
                 <w:szCs w:val="15"/>
               </w:rPr>
-              <w:t>Lista de asistencia y acuerdos</w:t>
+              <w:t>Blog actualizado</w:t>
             </w:r>
           </w:p>
         </w:tc>
@@ -7373,7 +7676,7 @@
                 <w:sz w:val="15"/>
                 <w:szCs w:val="15"/>
               </w:rPr>
-              <w:t>C-12</w:t>
+              <w:t>C-13</w:t>
             </w:r>
           </w:p>
         </w:tc>
@@ -7406,7 +7709,7 @@
                 <w:sz w:val="15"/>
                 <w:szCs w:val="15"/>
               </w:rPr>
-              <w:t>30/10/2026</w:t>
+              <w:t>03/11/2026</w:t>
             </w:r>
           </w:p>
         </w:tc>
@@ -7439,7 +7742,7 @@
                 <w:sz w:val="15"/>
                 <w:szCs w:val="15"/>
               </w:rPr>
-              <w:t>Avance académico</w:t>
+              <w:t>Consulta</w:t>
             </w:r>
           </w:p>
         </w:tc>
@@ -7472,7 +7775,7 @@
                 <w:sz w:val="15"/>
                 <w:szCs w:val="15"/>
               </w:rPr>
-              <w:t>Avance semanal al docente asesor</w:t>
+              <w:t>Consulta sobre el registro de incidencias, a través del Product Owner</w:t>
             </w:r>
           </w:p>
         </w:tc>
@@ -7505,7 +7808,7 @@
                 <w:sz w:val="15"/>
                 <w:szCs w:val="15"/>
               </w:rPr>
-              <w:t>Equipo del proyecto</w:t>
+              <w:t>Jadira Vasquez y Helber Perez</w:t>
             </w:r>
           </w:p>
         </w:tc>
@@ -7538,7 +7841,7 @@
                 <w:sz w:val="15"/>
                 <w:szCs w:val="15"/>
               </w:rPr>
-              <w:t>I-13 Docente asesor del curso</w:t>
+              <w:t>I-04 Jefa de Normas</w:t>
             </w:r>
           </w:p>
         </w:tc>
@@ -7571,7 +7874,7 @@
                 <w:sz w:val="15"/>
                 <w:szCs w:val="15"/>
               </w:rPr>
-              <w:t>Clase y blog del proyecto</w:t>
+              <w:t>Consulta del Product Owner en el colegio</w:t>
             </w:r>
           </w:p>
         </w:tc>
@@ -7640,7 +7943,7 @@
                 <w:sz w:val="15"/>
                 <w:szCs w:val="15"/>
               </w:rPr>
-              <w:t>Blog actualizado</w:t>
+              <w:t>Nota de la consulta en el grupo del equipo</w:t>
             </w:r>
           </w:p>
         </w:tc>
@@ -7683,7 +7986,7 @@
                 <w:sz w:val="15"/>
                 <w:szCs w:val="15"/>
               </w:rPr>
-              <w:t>C-13</w:t>
+              <w:t>C-14</w:t>
             </w:r>
           </w:p>
         </w:tc>
@@ -7715,7 +8018,7 @@
                 <w:sz w:val="15"/>
                 <w:szCs w:val="15"/>
               </w:rPr>
-              <w:t>03/11/2026</w:t>
+              <w:t>06/11/2026</w:t>
             </w:r>
           </w:p>
         </w:tc>
@@ -7747,7 +8050,7 @@
                 <w:sz w:val="15"/>
                 <w:szCs w:val="15"/>
               </w:rPr>
-              <w:t>Entrevista</w:t>
+              <w:t>Comunicado</w:t>
             </w:r>
           </w:p>
         </w:tc>
@@ -7779,7 +8082,7 @@
                 <w:sz w:val="15"/>
                 <w:szCs w:val="15"/>
               </w:rPr>
-              <w:t>Entrevista sobre el registro de incidencias</w:t>
+              <w:t>Aviso a los apoderados sobre el proyecto y el uso de los datos (fecha tentativa)</w:t>
             </w:r>
           </w:p>
         </w:tc>
@@ -7811,7 +8114,7 @@
                 <w:sz w:val="15"/>
                 <w:szCs w:val="15"/>
               </w:rPr>
-              <w:t>Jadira Vasquez</w:t>
+              <w:t>Dirección, por medio de los tutores; redacta el equipo</w:t>
             </w:r>
           </w:p>
         </w:tc>
@@ -7834,16 +8137,30 @@
           </w:tcPr>
           <w:p>
             <w:pPr>
-              <w:spacing w:line="250" w:lineRule="auto"/>
-            </w:pPr>
-            <w:r>
-              <w:rPr>
-                <w:rFonts w:ascii="Arial" w:eastAsia="Arial" w:hAnsi="Arial" w:cs="Arial"/>
-                <w:color w:val="1A1A1A"/>
-                <w:sz w:val="15"/>
-                <w:szCs w:val="15"/>
-              </w:rPr>
-              <w:t>I-04 Jefa de Normas</w:t>
+              <w:spacing w:after="40" w:line="250" w:lineRule="auto"/>
+            </w:pPr>
+            <w:r>
+              <w:rPr>
+                <w:rFonts w:ascii="Arial" w:eastAsia="Arial" w:hAnsi="Arial" w:cs="Arial"/>
+                <w:color w:val="1A1A1A"/>
+                <w:sz w:val="15"/>
+                <w:szCs w:val="15"/>
+              </w:rPr>
+              <w:t>I-11 Padres de familia y apoderados</w:t>
+            </w:r>
+          </w:p>
+          <w:p>
+            <w:pPr>
+              <w:spacing w:after="40" w:line="250" w:lineRule="auto"/>
+            </w:pPr>
+            <w:r>
+              <w:rPr>
+                <w:rFonts w:ascii="Arial" w:eastAsia="Arial" w:hAnsi="Arial" w:cs="Arial"/>
+                <w:color w:val="1A1A1A"/>
+                <w:sz w:val="15"/>
+                <w:szCs w:val="15"/>
+              </w:rPr>
+              <w:t>I-05 Docentes tutores y auxiliares</w:t>
             </w:r>
           </w:p>
         </w:tc>
@@ -7875,7 +8192,7 @@
                 <w:sz w:val="15"/>
                 <w:szCs w:val="15"/>
               </w:rPr>
-              <w:t>Reunión presencial</w:t>
+              <w:t>Mensaje de WhatsApp del tutor de cada aula</w:t>
             </w:r>
           </w:p>
         </w:tc>
@@ -7943,7 +8260,7 @@
                 <w:sz w:val="15"/>
                 <w:szCs w:val="15"/>
               </w:rPr>
-              <w:t>Notas de la entrevista</w:t>
+              <w:t>Texto del mensaje y confirmación de envío de cada tutor</w:t>
             </w:r>
           </w:p>
         </w:tc>
@@ -7987,7 +8304,7 @@
                 <w:sz w:val="15"/>
                 <w:szCs w:val="15"/>
               </w:rPr>
-              <w:t>C-14</w:t>
+              <w:t>C-15</w:t>
             </w:r>
           </w:p>
         </w:tc>
@@ -8166,7 +8483,7 @@
                 <w:sz w:val="15"/>
                 <w:szCs w:val="15"/>
               </w:rPr>
-              <w:t>I-03 Coordinación académica</w:t>
+              <w:t>I-12 Equipo del proyecto</w:t>
             </w:r>
           </w:p>
           <w:p>
@@ -8213,7 +8530,7 @@
                 <w:sz w:val="15"/>
                 <w:szCs w:val="15"/>
               </w:rPr>
-              <w:t>Reunión presencial</w:t>
+              <w:t>Demostración al Product Owner; conformidad de la Dirección por su intermedio</w:t>
             </w:r>
           </w:p>
         </w:tc>
@@ -8297,8 +8614,9 @@
       <w:pPr>
         <w:pStyle w:val="Ttulo1"/>
       </w:pPr>
-      <w:bookmarkStart w:id="3" w:name="_Toc242549672"/>
+      <w:bookmarkStart w:id="3" w:name="_Toc243091732"/>
       <w:r>
+        <w:lastRenderedPageBreak/>
         <w:t>4. Comunicaciones programadas de los Sprints 2 a 6</w:t>
       </w:r>
       <w:bookmarkEnd w:id="3"/>
@@ -8732,7 +9050,7 @@
                 <w:sz w:val="15"/>
                 <w:szCs w:val="15"/>
               </w:rPr>
-              <w:t>C-15</w:t>
+              <w:t>C-16</w:t>
             </w:r>
           </w:p>
         </w:tc>
@@ -8906,7 +9224,7 @@
                 <w:sz w:val="15"/>
                 <w:szCs w:val="15"/>
               </w:rPr>
-              <w:t>I-03 Coordinación académica</w:t>
+              <w:t>I-12 Equipo del proyecto</w:t>
             </w:r>
           </w:p>
           <w:p>
@@ -8952,7 +9270,7 @@
                 <w:sz w:val="15"/>
                 <w:szCs w:val="15"/>
               </w:rPr>
-              <w:t>Reunión presencial</w:t>
+              <w:t>Demostración al Product Owner; conformidad de la Dirección por su intermedio</w:t>
             </w:r>
           </w:p>
         </w:tc>
@@ -9064,8 +9382,7 @@
                 <w:sz w:val="15"/>
                 <w:szCs w:val="15"/>
               </w:rPr>
-              <w:lastRenderedPageBreak/>
-              <w:t>C-16</w:t>
+              <w:t>C-17</w:t>
             </w:r>
           </w:p>
         </w:tc>
@@ -9098,7 +9415,7 @@
                 <w:sz w:val="15"/>
                 <w:szCs w:val="15"/>
               </w:rPr>
-              <w:t>11/12/2026</w:t>
+              <w:t>30/12/2026</w:t>
             </w:r>
           </w:p>
         </w:tc>
@@ -9131,7 +9448,7 @@
                 <w:sz w:val="15"/>
                 <w:szCs w:val="15"/>
               </w:rPr>
-              <w:t>Comunicado</w:t>
+              <w:t>Revisión de sprint</w:t>
             </w:r>
           </w:p>
         </w:tc>
@@ -9164,7 +9481,7 @@
                 <w:sz w:val="15"/>
                 <w:szCs w:val="15"/>
               </w:rPr>
-              <w:t>Comunicado a los apoderados sobre el proyecto y el uso de los datos</w:t>
+              <w:t>Revisión del Sprint 3 e informe de desempeño: modelo validado</w:t>
             </w:r>
           </w:p>
         </w:tc>
@@ -9197,7 +9514,7 @@
                 <w:sz w:val="15"/>
                 <w:szCs w:val="15"/>
               </w:rPr>
-              <w:t>Dirección; redacta el equipo</w:t>
+              <w:t>Equipo del proyecto</w:t>
             </w:r>
           </w:p>
         </w:tc>
@@ -9221,16 +9538,44 @@
           </w:tcPr>
           <w:p>
             <w:pPr>
-              <w:spacing w:line="250" w:lineRule="auto"/>
-            </w:pPr>
-            <w:r>
-              <w:rPr>
-                <w:rFonts w:ascii="Arial" w:eastAsia="Arial" w:hAnsi="Arial" w:cs="Arial"/>
-                <w:color w:val="1A1A1A"/>
-                <w:sz w:val="15"/>
-                <w:szCs w:val="15"/>
-              </w:rPr>
-              <w:t>I-11 Padres de familia y apoderados</w:t>
+              <w:spacing w:after="40" w:line="250" w:lineRule="auto"/>
+            </w:pPr>
+            <w:r>
+              <w:rPr>
+                <w:rFonts w:ascii="Arial" w:eastAsia="Arial" w:hAnsi="Arial" w:cs="Arial"/>
+                <w:color w:val="1A1A1A"/>
+                <w:sz w:val="15"/>
+                <w:szCs w:val="15"/>
+              </w:rPr>
+              <w:t>I-01 Promotora Directora</w:t>
+            </w:r>
+          </w:p>
+          <w:p>
+            <w:pPr>
+              <w:spacing w:after="40" w:line="250" w:lineRule="auto"/>
+            </w:pPr>
+            <w:r>
+              <w:rPr>
+                <w:rFonts w:ascii="Arial" w:eastAsia="Arial" w:hAnsi="Arial" w:cs="Arial"/>
+                <w:color w:val="1A1A1A"/>
+                <w:sz w:val="15"/>
+                <w:szCs w:val="15"/>
+              </w:rPr>
+              <w:t>I-12 Equipo del proyecto</w:t>
+            </w:r>
+          </w:p>
+          <w:p>
+            <w:pPr>
+              <w:spacing w:after="40" w:line="250" w:lineRule="auto"/>
+            </w:pPr>
+            <w:r>
+              <w:rPr>
+                <w:rFonts w:ascii="Arial" w:eastAsia="Arial" w:hAnsi="Arial" w:cs="Arial"/>
+                <w:color w:val="1A1A1A"/>
+                <w:sz w:val="15"/>
+                <w:szCs w:val="15"/>
+              </w:rPr>
+              <w:t>I-13 Docente asesor del curso</w:t>
             </w:r>
           </w:p>
         </w:tc>
@@ -9263,7 +9608,7 @@
                 <w:sz w:val="15"/>
                 <w:szCs w:val="15"/>
               </w:rPr>
-              <w:t>Comunicado impreso o agenda</w:t>
+              <w:t>Demostración al Product Owner; conformidad de la Dirección por su intermedio</w:t>
             </w:r>
           </w:p>
         </w:tc>
@@ -9332,7 +9677,7 @@
                 <w:sz w:val="15"/>
                 <w:szCs w:val="15"/>
               </w:rPr>
-              <w:t>Comunicado y cargo de recepción</w:t>
+              <w:t>Acta de aceptación e informe de desempeño</w:t>
             </w:r>
           </w:p>
         </w:tc>
@@ -9375,7 +9720,7 @@
                 <w:sz w:val="15"/>
                 <w:szCs w:val="15"/>
               </w:rPr>
-              <w:t>C-17</w:t>
+              <w:t>C-18</w:t>
             </w:r>
           </w:p>
         </w:tc>
@@ -9407,7 +9752,7 @@
                 <w:sz w:val="15"/>
                 <w:szCs w:val="15"/>
               </w:rPr>
-              <w:t>30/12/2026</w:t>
+              <w:t>20/01/2027</w:t>
             </w:r>
           </w:p>
         </w:tc>
@@ -9439,7 +9784,7 @@
                 <w:sz w:val="15"/>
                 <w:szCs w:val="15"/>
               </w:rPr>
-              <w:t>Revisión de sprint</w:t>
+              <w:t>Convocatoria</w:t>
             </w:r>
           </w:p>
         </w:tc>
@@ -9471,7 +9816,7 @@
                 <w:sz w:val="15"/>
                 <w:szCs w:val="15"/>
               </w:rPr>
-              <w:t>Revisión del Sprint 3 e informe de desempeño: modelo validado</w:t>
+              <w:t>Convocatoria a tres docentes tutores para el piloto de marzo</w:t>
             </w:r>
           </w:p>
         </w:tc>
@@ -9503,7 +9848,7 @@
                 <w:sz w:val="15"/>
                 <w:szCs w:val="15"/>
               </w:rPr>
-              <w:t>Equipo del proyecto</w:t>
+              <w:t>Helber Perez (Product Owner)</w:t>
             </w:r>
           </w:p>
         </w:tc>
@@ -9535,7 +9880,7 @@
                 <w:sz w:val="15"/>
                 <w:szCs w:val="15"/>
               </w:rPr>
-              <w:t>I-01 Promotora Directora</w:t>
+              <w:t>I-05 Docentes tutores y auxiliares</w:t>
             </w:r>
           </w:p>
           <w:p>
@@ -9552,20 +9897,6 @@
               <w:t>I-03 Coordinación académica</w:t>
             </w:r>
           </w:p>
-          <w:p>
-            <w:pPr>
-              <w:spacing w:after="40" w:line="250" w:lineRule="auto"/>
-            </w:pPr>
-            <w:r>
-              <w:rPr>
-                <w:rFonts w:ascii="Arial" w:eastAsia="Arial" w:hAnsi="Arial" w:cs="Arial"/>
-                <w:color w:val="1A1A1A"/>
-                <w:sz w:val="15"/>
-                <w:szCs w:val="15"/>
-              </w:rPr>
-              <w:t>I-13 Docente asesor del curso</w:t>
-            </w:r>
-          </w:p>
         </w:tc>
         <w:tc>
           <w:tcPr>
@@ -9595,7 +9926,7 @@
                 <w:sz w:val="15"/>
                 <w:szCs w:val="15"/>
               </w:rPr>
-              <w:t>Reunión presencial</w:t>
+              <w:t>Convocatoria del Product Owner en el colegio</w:t>
             </w:r>
           </w:p>
         </w:tc>
@@ -9663,7 +9994,7 @@
                 <w:sz w:val="15"/>
                 <w:szCs w:val="15"/>
               </w:rPr>
-              <w:t>Acta de aceptación e informe de desempeño</w:t>
+              <w:t>Lista de participantes confirmados</w:t>
             </w:r>
           </w:p>
         </w:tc>
@@ -9707,7 +10038,7 @@
                 <w:sz w:val="15"/>
                 <w:szCs w:val="15"/>
               </w:rPr>
-              <w:t>C-18</w:t>
+              <w:t>C-19</w:t>
             </w:r>
           </w:p>
         </w:tc>
@@ -9740,7 +10071,7 @@
                 <w:sz w:val="15"/>
                 <w:szCs w:val="15"/>
               </w:rPr>
-              <w:t>20/01/2027</w:t>
+              <w:t>29/01/2027</w:t>
             </w:r>
           </w:p>
         </w:tc>
@@ -9773,7 +10104,7 @@
                 <w:sz w:val="15"/>
                 <w:szCs w:val="15"/>
               </w:rPr>
-              <w:t>Convocatoria</w:t>
+              <w:t>Revisión de sprint</w:t>
             </w:r>
           </w:p>
         </w:tc>
@@ -9806,7 +10137,7 @@
                 <w:sz w:val="15"/>
                 <w:szCs w:val="15"/>
               </w:rPr>
-              <w:t>Convocatoria a tres docentes tutores para el piloto de marzo</w:t>
+              <w:t>Revisión del Sprint 4 e informe de desempeño: sistema integrado con alertas y tablero</w:t>
             </w:r>
           </w:p>
         </w:tc>
@@ -9839,7 +10170,7 @@
                 <w:sz w:val="15"/>
                 <w:szCs w:val="15"/>
               </w:rPr>
-              <w:t>Jhostin Galarza</w:t>
+              <w:t>Equipo del proyecto</w:t>
             </w:r>
           </w:p>
         </w:tc>
@@ -9872,7 +10203,7 @@
                 <w:sz w:val="15"/>
                 <w:szCs w:val="15"/>
               </w:rPr>
-              <w:t>I-05 Docentes tutores y auxiliares</w:t>
+              <w:t>I-01 Promotora Directora</w:t>
             </w:r>
           </w:p>
           <w:p>
@@ -9886,7 +10217,21 @@
                 <w:sz w:val="15"/>
                 <w:szCs w:val="15"/>
               </w:rPr>
-              <w:t>I-03 Coordinación académica</w:t>
+              <w:t>I-12 Equipo del proyecto</w:t>
+            </w:r>
+          </w:p>
+          <w:p>
+            <w:pPr>
+              <w:spacing w:after="40" w:line="250" w:lineRule="auto"/>
+            </w:pPr>
+            <w:r>
+              <w:rPr>
+                <w:rFonts w:ascii="Arial" w:eastAsia="Arial" w:hAnsi="Arial" w:cs="Arial"/>
+                <w:color w:val="1A1A1A"/>
+                <w:sz w:val="15"/>
+                <w:szCs w:val="15"/>
+              </w:rPr>
+              <w:t>I-13 Docente asesor del curso</w:t>
             </w:r>
           </w:p>
         </w:tc>
@@ -9919,7 +10264,7 @@
                 <w:sz w:val="15"/>
                 <w:szCs w:val="15"/>
               </w:rPr>
-              <w:t>Reunión presencial</w:t>
+              <w:t>Demostración al Product Owner; conformidad de la Dirección por su intermedio</w:t>
             </w:r>
           </w:p>
         </w:tc>
@@ -9988,7 +10333,7 @@
                 <w:sz w:val="15"/>
                 <w:szCs w:val="15"/>
               </w:rPr>
-              <w:t>Lista de participantes confirmados</w:t>
+              <w:t>Acta de aceptación e informe de desempeño</w:t>
             </w:r>
           </w:p>
         </w:tc>
@@ -10031,7 +10376,7 @@
                 <w:sz w:val="15"/>
                 <w:szCs w:val="15"/>
               </w:rPr>
-              <w:t>C-19</w:t>
+              <w:t>C-20</w:t>
             </w:r>
           </w:p>
         </w:tc>
@@ -10063,7 +10408,7 @@
                 <w:sz w:val="15"/>
                 <w:szCs w:val="15"/>
               </w:rPr>
-              <w:t>29/01/2027</w:t>
+              <w:t>24/03/2027</w:t>
             </w:r>
           </w:p>
         </w:tc>
@@ -10127,7 +10472,7 @@
                 <w:sz w:val="15"/>
                 <w:szCs w:val="15"/>
               </w:rPr>
-              <w:t>Revisión del Sprint 4 e informe de desempeño: sistema integrado con alertas y tablero</w:t>
+              <w:t>Revisión del Sprint 5 e informe de desempeño: resultado de las pruebas y del piloto</w:t>
             </w:r>
           </w:p>
         </w:tc>
@@ -10205,7 +10550,7 @@
                 <w:sz w:val="15"/>
                 <w:szCs w:val="15"/>
               </w:rPr>
-              <w:t>I-03 Coordinación académica</w:t>
+              <w:t>I-12 Equipo del proyecto</w:t>
             </w:r>
           </w:p>
           <w:p>
@@ -10251,7 +10596,7 @@
                 <w:sz w:val="15"/>
                 <w:szCs w:val="15"/>
               </w:rPr>
-              <w:t>Reunión presencial</w:t>
+              <w:t>Demostración al Product Owner; conformidad de la Dirección por su intermedio</w:t>
             </w:r>
           </w:p>
         </w:tc>
@@ -10363,7 +10708,7 @@
                 <w:sz w:val="15"/>
                 <w:szCs w:val="15"/>
               </w:rPr>
-              <w:t>C-20</w:t>
+              <w:t>C-21</w:t>
             </w:r>
           </w:p>
         </w:tc>
@@ -10396,7 +10741,7 @@
                 <w:sz w:val="15"/>
                 <w:szCs w:val="15"/>
               </w:rPr>
-              <w:t>24/03/2027</w:t>
+              <w:t>14/04/2027</w:t>
             </w:r>
           </w:p>
         </w:tc>
@@ -10429,7 +10774,7 @@
                 <w:sz w:val="15"/>
                 <w:szCs w:val="15"/>
               </w:rPr>
-              <w:t>Revisión de sprint</w:t>
+              <w:t>Capacitación</w:t>
             </w:r>
           </w:p>
         </w:tc>
@@ -10462,7 +10807,7 @@
                 <w:sz w:val="15"/>
                 <w:szCs w:val="15"/>
               </w:rPr>
-              <w:t>Revisión del Sprint 5 e informe de desempeño: resultado de las pruebas y del piloto</w:t>
+              <w:t>Capacitación de dos horas a tutores y coordinadores, y entrega de manuales</w:t>
             </w:r>
           </w:p>
         </w:tc>
@@ -10495,7 +10840,7 @@
                 <w:sz w:val="15"/>
                 <w:szCs w:val="15"/>
               </w:rPr>
-              <w:t>Equipo del proyecto</w:t>
+              <w:t>Jhostin Galarza</w:t>
             </w:r>
           </w:p>
         </w:tc>
@@ -10528,7 +10873,7 @@
                 <w:sz w:val="15"/>
                 <w:szCs w:val="15"/>
               </w:rPr>
-              <w:t>I-01 Promotora Directora</w:t>
+              <w:t>I-05 Docentes tutores y auxiliares</w:t>
             </w:r>
           </w:p>
           <w:p>
@@ -10556,7 +10901,7 @@
                 <w:sz w:val="15"/>
                 <w:szCs w:val="15"/>
               </w:rPr>
-              <w:t>I-13 Docente asesor del curso</w:t>
+              <w:t>I-08 Encargado de soporte de TI</w:t>
             </w:r>
           </w:p>
         </w:tc>
@@ -10589,7 +10934,7 @@
                 <w:sz w:val="15"/>
                 <w:szCs w:val="15"/>
               </w:rPr>
-              <w:t>Reunión presencial</w:t>
+              <w:t>Taller presencial</w:t>
             </w:r>
           </w:p>
         </w:tc>
@@ -10658,7 +11003,7 @@
                 <w:sz w:val="15"/>
                 <w:szCs w:val="15"/>
               </w:rPr>
-              <w:t>Acta de aceptación e informe de desempeño</w:t>
+              <w:t>Lista de asistencia</w:t>
             </w:r>
           </w:p>
         </w:tc>
@@ -10701,7 +11046,7 @@
                 <w:sz w:val="15"/>
                 <w:szCs w:val="15"/>
               </w:rPr>
-              <w:t>C-21</w:t>
+              <w:t>C-22</w:t>
             </w:r>
           </w:p>
         </w:tc>
@@ -10733,7 +11078,7 @@
                 <w:sz w:val="15"/>
                 <w:szCs w:val="15"/>
               </w:rPr>
-              <w:t>14/04/2027</w:t>
+              <w:t>23/04/2027</w:t>
             </w:r>
           </w:p>
         </w:tc>
@@ -10765,7 +11110,7 @@
                 <w:sz w:val="15"/>
                 <w:szCs w:val="15"/>
               </w:rPr>
-              <w:t>Capacitación</w:t>
+              <w:t>Reunión</w:t>
             </w:r>
           </w:p>
         </w:tc>
@@ -10797,7 +11142,7 @@
                 <w:sz w:val="15"/>
                 <w:szCs w:val="15"/>
               </w:rPr>
-              <w:t>Capacitación de dos horas a tutores y coordinadores, y entrega de manuales</w:t>
+              <w:t>Reunión de cierre del proyecto e informe final</w:t>
             </w:r>
           </w:p>
         </w:tc>
@@ -10861,7 +11206,7 @@
                 <w:sz w:val="15"/>
                 <w:szCs w:val="15"/>
               </w:rPr>
-              <w:t>I-05 Docentes tutores y auxiliares</w:t>
+              <w:t>I-01 Promotora Directora</w:t>
             </w:r>
           </w:p>
           <w:p>
@@ -10875,6 +11220,20 @@
                 <w:sz w:val="15"/>
                 <w:szCs w:val="15"/>
               </w:rPr>
+              <w:t>I-02 Subdirector</w:t>
+            </w:r>
+          </w:p>
+          <w:p>
+            <w:pPr>
+              <w:spacing w:after="40" w:line="250" w:lineRule="auto"/>
+            </w:pPr>
+            <w:r>
+              <w:rPr>
+                <w:rFonts w:ascii="Arial" w:eastAsia="Arial" w:hAnsi="Arial" w:cs="Arial"/>
+                <w:color w:val="1A1A1A"/>
+                <w:sz w:val="15"/>
+                <w:szCs w:val="15"/>
+              </w:rPr>
               <w:t>I-03 Coordinación académica</w:t>
             </w:r>
           </w:p>
@@ -10889,7 +11248,7 @@
                 <w:sz w:val="15"/>
                 <w:szCs w:val="15"/>
               </w:rPr>
-              <w:t>I-08 Encargado de soporte de TI</w:t>
+              <w:t>I-13 Docente asesor del curso</w:t>
             </w:r>
           </w:p>
         </w:tc>
@@ -10921,7 +11280,7 @@
                 <w:sz w:val="15"/>
                 <w:szCs w:val="15"/>
               </w:rPr>
-              <w:t>Taller presencial</w:t>
+              <w:t>Reunión presencial</w:t>
             </w:r>
           </w:p>
         </w:tc>
@@ -10970,359 +11329,6 @@
               <w:bottom w:val="single" w:sz="4" w:space="0" w:color="B8C2CC"/>
               <w:right w:val="single" w:sz="4" w:space="0" w:color="B8C2CC"/>
             </w:tcBorders>
-            <w:tcMar>
-              <w:top w:w="55" w:type="dxa"/>
-              <w:left w:w="85" w:type="dxa"/>
-              <w:bottom w:w="55" w:type="dxa"/>
-              <w:right w:w="85" w:type="dxa"/>
-            </w:tcMar>
-            <w:vAlign w:val="center"/>
-          </w:tcPr>
-          <w:p>
-            <w:pPr>
-              <w:spacing w:line="250" w:lineRule="auto"/>
-            </w:pPr>
-            <w:r>
-              <w:rPr>
-                <w:rFonts w:ascii="Arial" w:eastAsia="Arial" w:hAnsi="Arial" w:cs="Arial"/>
-                <w:color w:val="1A1A1A"/>
-                <w:sz w:val="15"/>
-                <w:szCs w:val="15"/>
-              </w:rPr>
-              <w:t>Lista de asistencia</w:t>
-            </w:r>
-          </w:p>
-        </w:tc>
-      </w:tr>
-      <w:tr>
-        <w:tblPrEx>
-          <w:tblCellMar>
-            <w:top w:w="0" w:type="dxa"/>
-            <w:bottom w:w="0" w:type="dxa"/>
-          </w:tblCellMar>
-        </w:tblPrEx>
-        <w:trPr>
-          <w:cantSplit/>
-        </w:trPr>
-        <w:tc>
-          <w:tcPr>
-            <w:tcW w:w="728" w:type="dxa"/>
-            <w:tcBorders>
-              <w:top w:val="single" w:sz="4" w:space="0" w:color="B8C2CC"/>
-              <w:left w:val="single" w:sz="4" w:space="0" w:color="B8C2CC"/>
-              <w:bottom w:val="single" w:sz="4" w:space="0" w:color="B8C2CC"/>
-              <w:right w:val="single" w:sz="4" w:space="0" w:color="B8C2CC"/>
-            </w:tcBorders>
-            <w:shd w:val="clear" w:color="auto" w:fill="F5F7FA"/>
-            <w:tcMar>
-              <w:top w:w="55" w:type="dxa"/>
-              <w:left w:w="85" w:type="dxa"/>
-              <w:bottom w:w="55" w:type="dxa"/>
-              <w:right w:w="85" w:type="dxa"/>
-            </w:tcMar>
-            <w:vAlign w:val="center"/>
-          </w:tcPr>
-          <w:p>
-            <w:pPr>
-              <w:spacing w:line="250" w:lineRule="auto"/>
-            </w:pPr>
-            <w:r>
-              <w:rPr>
-                <w:rFonts w:ascii="Arial" w:eastAsia="Arial" w:hAnsi="Arial" w:cs="Arial"/>
-                <w:color w:val="1A1A1A"/>
-                <w:sz w:val="15"/>
-                <w:szCs w:val="15"/>
-              </w:rPr>
-              <w:t>C-22</w:t>
-            </w:r>
-          </w:p>
-        </w:tc>
-        <w:tc>
-          <w:tcPr>
-            <w:tcW w:w="1311" w:type="dxa"/>
-            <w:tcBorders>
-              <w:top w:val="single" w:sz="4" w:space="0" w:color="B8C2CC"/>
-              <w:left w:val="single" w:sz="4" w:space="0" w:color="B8C2CC"/>
-              <w:bottom w:val="single" w:sz="4" w:space="0" w:color="B8C2CC"/>
-              <w:right w:val="single" w:sz="4" w:space="0" w:color="B8C2CC"/>
-            </w:tcBorders>
-            <w:shd w:val="clear" w:color="auto" w:fill="F5F7FA"/>
-            <w:tcMar>
-              <w:top w:w="55" w:type="dxa"/>
-              <w:left w:w="85" w:type="dxa"/>
-              <w:bottom w:w="55" w:type="dxa"/>
-              <w:right w:w="85" w:type="dxa"/>
-            </w:tcMar>
-            <w:vAlign w:val="center"/>
-          </w:tcPr>
-          <w:p>
-            <w:pPr>
-              <w:spacing w:line="250" w:lineRule="auto"/>
-            </w:pPr>
-            <w:r>
-              <w:rPr>
-                <w:rFonts w:ascii="Arial" w:eastAsia="Arial" w:hAnsi="Arial" w:cs="Arial"/>
-                <w:color w:val="1A1A1A"/>
-                <w:sz w:val="15"/>
-                <w:szCs w:val="15"/>
-              </w:rPr>
-              <w:t>23/04/2027</w:t>
-            </w:r>
-          </w:p>
-        </w:tc>
-        <w:tc>
-          <w:tcPr>
-            <w:tcW w:w="1311" w:type="dxa"/>
-            <w:tcBorders>
-              <w:top w:val="single" w:sz="4" w:space="0" w:color="B8C2CC"/>
-              <w:left w:val="single" w:sz="4" w:space="0" w:color="B8C2CC"/>
-              <w:bottom w:val="single" w:sz="4" w:space="0" w:color="B8C2CC"/>
-              <w:right w:val="single" w:sz="4" w:space="0" w:color="B8C2CC"/>
-            </w:tcBorders>
-            <w:shd w:val="clear" w:color="auto" w:fill="F5F7FA"/>
-            <w:tcMar>
-              <w:top w:w="55" w:type="dxa"/>
-              <w:left w:w="85" w:type="dxa"/>
-              <w:bottom w:w="55" w:type="dxa"/>
-              <w:right w:w="85" w:type="dxa"/>
-            </w:tcMar>
-            <w:vAlign w:val="center"/>
-          </w:tcPr>
-          <w:p>
-            <w:pPr>
-              <w:spacing w:line="250" w:lineRule="auto"/>
-            </w:pPr>
-            <w:r>
-              <w:rPr>
-                <w:rFonts w:ascii="Arial" w:eastAsia="Arial" w:hAnsi="Arial" w:cs="Arial"/>
-                <w:color w:val="1A1A1A"/>
-                <w:sz w:val="15"/>
-                <w:szCs w:val="15"/>
-              </w:rPr>
-              <w:t>Reunión</w:t>
-            </w:r>
-          </w:p>
-        </w:tc>
-        <w:tc>
-          <w:tcPr>
-            <w:tcW w:w="3351" w:type="dxa"/>
-            <w:tcBorders>
-              <w:top w:val="single" w:sz="4" w:space="0" w:color="B8C2CC"/>
-              <w:left w:val="single" w:sz="4" w:space="0" w:color="B8C2CC"/>
-              <w:bottom w:val="single" w:sz="4" w:space="0" w:color="B8C2CC"/>
-              <w:right w:val="single" w:sz="4" w:space="0" w:color="B8C2CC"/>
-            </w:tcBorders>
-            <w:shd w:val="clear" w:color="auto" w:fill="F5F7FA"/>
-            <w:tcMar>
-              <w:top w:w="55" w:type="dxa"/>
-              <w:left w:w="85" w:type="dxa"/>
-              <w:bottom w:w="55" w:type="dxa"/>
-              <w:right w:w="85" w:type="dxa"/>
-            </w:tcMar>
-            <w:vAlign w:val="center"/>
-          </w:tcPr>
-          <w:p>
-            <w:pPr>
-              <w:spacing w:line="250" w:lineRule="auto"/>
-            </w:pPr>
-            <w:r>
-              <w:rPr>
-                <w:rFonts w:ascii="Arial" w:eastAsia="Arial" w:hAnsi="Arial" w:cs="Arial"/>
-                <w:color w:val="1A1A1A"/>
-                <w:sz w:val="15"/>
-                <w:szCs w:val="15"/>
-              </w:rPr>
-              <w:t>Reunión de cierre del proyecto e informe final</w:t>
-            </w:r>
-          </w:p>
-        </w:tc>
-        <w:tc>
-          <w:tcPr>
-            <w:tcW w:w="1457" w:type="dxa"/>
-            <w:tcBorders>
-              <w:top w:val="single" w:sz="4" w:space="0" w:color="B8C2CC"/>
-              <w:left w:val="single" w:sz="4" w:space="0" w:color="B8C2CC"/>
-              <w:bottom w:val="single" w:sz="4" w:space="0" w:color="B8C2CC"/>
-              <w:right w:val="single" w:sz="4" w:space="0" w:color="B8C2CC"/>
-            </w:tcBorders>
-            <w:shd w:val="clear" w:color="auto" w:fill="F5F7FA"/>
-            <w:tcMar>
-              <w:top w:w="55" w:type="dxa"/>
-              <w:left w:w="85" w:type="dxa"/>
-              <w:bottom w:w="55" w:type="dxa"/>
-              <w:right w:w="85" w:type="dxa"/>
-            </w:tcMar>
-            <w:vAlign w:val="center"/>
-          </w:tcPr>
-          <w:p>
-            <w:pPr>
-              <w:spacing w:line="250" w:lineRule="auto"/>
-            </w:pPr>
-            <w:r>
-              <w:rPr>
-                <w:rFonts w:ascii="Arial" w:eastAsia="Arial" w:hAnsi="Arial" w:cs="Arial"/>
-                <w:color w:val="1A1A1A"/>
-                <w:sz w:val="15"/>
-                <w:szCs w:val="15"/>
-              </w:rPr>
-              <w:t>Jhostin Galarza</w:t>
-            </w:r>
-          </w:p>
-        </w:tc>
-        <w:tc>
-          <w:tcPr>
-            <w:tcW w:w="2185" w:type="dxa"/>
-            <w:tcBorders>
-              <w:top w:val="single" w:sz="4" w:space="0" w:color="B8C2CC"/>
-              <w:left w:val="single" w:sz="4" w:space="0" w:color="B8C2CC"/>
-              <w:bottom w:val="single" w:sz="4" w:space="0" w:color="B8C2CC"/>
-              <w:right w:val="single" w:sz="4" w:space="0" w:color="B8C2CC"/>
-            </w:tcBorders>
-            <w:shd w:val="clear" w:color="auto" w:fill="F5F7FA"/>
-            <w:tcMar>
-              <w:top w:w="55" w:type="dxa"/>
-              <w:left w:w="85" w:type="dxa"/>
-              <w:bottom w:w="55" w:type="dxa"/>
-              <w:right w:w="85" w:type="dxa"/>
-            </w:tcMar>
-            <w:vAlign w:val="center"/>
-          </w:tcPr>
-          <w:p>
-            <w:pPr>
-              <w:spacing w:after="40" w:line="250" w:lineRule="auto"/>
-            </w:pPr>
-            <w:r>
-              <w:rPr>
-                <w:rFonts w:ascii="Arial" w:eastAsia="Arial" w:hAnsi="Arial" w:cs="Arial"/>
-                <w:color w:val="1A1A1A"/>
-                <w:sz w:val="15"/>
-                <w:szCs w:val="15"/>
-              </w:rPr>
-              <w:t>I-01 Promotora Directora</w:t>
-            </w:r>
-          </w:p>
-          <w:p>
-            <w:pPr>
-              <w:spacing w:after="40" w:line="250" w:lineRule="auto"/>
-            </w:pPr>
-            <w:r>
-              <w:rPr>
-                <w:rFonts w:ascii="Arial" w:eastAsia="Arial" w:hAnsi="Arial" w:cs="Arial"/>
-                <w:color w:val="1A1A1A"/>
-                <w:sz w:val="15"/>
-                <w:szCs w:val="15"/>
-              </w:rPr>
-              <w:t>I-02 Subdirector</w:t>
-            </w:r>
-          </w:p>
-          <w:p>
-            <w:pPr>
-              <w:spacing w:after="40" w:line="250" w:lineRule="auto"/>
-            </w:pPr>
-            <w:r>
-              <w:rPr>
-                <w:rFonts w:ascii="Arial" w:eastAsia="Arial" w:hAnsi="Arial" w:cs="Arial"/>
-                <w:color w:val="1A1A1A"/>
-                <w:sz w:val="15"/>
-                <w:szCs w:val="15"/>
-              </w:rPr>
-              <w:t>I-03 Coordinación académica</w:t>
-            </w:r>
-          </w:p>
-          <w:p>
-            <w:pPr>
-              <w:spacing w:after="40" w:line="250" w:lineRule="auto"/>
-            </w:pPr>
-            <w:r>
-              <w:rPr>
-                <w:rFonts w:ascii="Arial" w:eastAsia="Arial" w:hAnsi="Arial" w:cs="Arial"/>
-                <w:color w:val="1A1A1A"/>
-                <w:sz w:val="15"/>
-                <w:szCs w:val="15"/>
-              </w:rPr>
-              <w:t>I-13 Docente asesor del curso</w:t>
-            </w:r>
-          </w:p>
-        </w:tc>
-        <w:tc>
-          <w:tcPr>
-            <w:tcW w:w="1457" w:type="dxa"/>
-            <w:tcBorders>
-              <w:top w:val="single" w:sz="4" w:space="0" w:color="B8C2CC"/>
-              <w:left w:val="single" w:sz="4" w:space="0" w:color="B8C2CC"/>
-              <w:bottom w:val="single" w:sz="4" w:space="0" w:color="B8C2CC"/>
-              <w:right w:val="single" w:sz="4" w:space="0" w:color="B8C2CC"/>
-            </w:tcBorders>
-            <w:shd w:val="clear" w:color="auto" w:fill="F5F7FA"/>
-            <w:tcMar>
-              <w:top w:w="55" w:type="dxa"/>
-              <w:left w:w="85" w:type="dxa"/>
-              <w:bottom w:w="55" w:type="dxa"/>
-              <w:right w:w="85" w:type="dxa"/>
-            </w:tcMar>
-            <w:vAlign w:val="center"/>
-          </w:tcPr>
-          <w:p>
-            <w:pPr>
-              <w:spacing w:line="250" w:lineRule="auto"/>
-            </w:pPr>
-            <w:r>
-              <w:rPr>
-                <w:rFonts w:ascii="Arial" w:eastAsia="Arial" w:hAnsi="Arial" w:cs="Arial"/>
-                <w:color w:val="1A1A1A"/>
-                <w:sz w:val="15"/>
-                <w:szCs w:val="15"/>
-              </w:rPr>
-              <w:t>Reunión presencial</w:t>
-            </w:r>
-          </w:p>
-        </w:tc>
-        <w:tc>
-          <w:tcPr>
-            <w:tcW w:w="1165" w:type="dxa"/>
-            <w:tcBorders>
-              <w:top w:val="single" w:sz="4" w:space="0" w:color="B8C2CC"/>
-              <w:left w:val="single" w:sz="4" w:space="0" w:color="B8C2CC"/>
-              <w:bottom w:val="single" w:sz="4" w:space="0" w:color="B8C2CC"/>
-              <w:right w:val="single" w:sz="4" w:space="0" w:color="B8C2CC"/>
-            </w:tcBorders>
-            <w:shd w:val="clear" w:color="auto" w:fill="D6E6F5"/>
-            <w:tcMar>
-              <w:top w:w="55" w:type="dxa"/>
-              <w:left w:w="85" w:type="dxa"/>
-              <w:bottom w:w="55" w:type="dxa"/>
-              <w:right w:w="85" w:type="dxa"/>
-            </w:tcMar>
-            <w:vAlign w:val="center"/>
-          </w:tcPr>
-          <w:p>
-            <w:pPr>
-              <w:spacing w:line="250" w:lineRule="auto"/>
-              <w:jc w:val="center"/>
-            </w:pPr>
-            <w:r>
-              <w:rPr>
-                <w:rFonts w:ascii="Arial" w:eastAsia="Arial" w:hAnsi="Arial" w:cs="Arial"/>
-                <w:b/>
-                <w:bCs/>
-                <w:color w:val="1A1A1A"/>
-                <w:sz w:val="15"/>
-                <w:szCs w:val="15"/>
-              </w:rPr>
-              <w:t>Programada</w:t>
-            </w:r>
-          </w:p>
-        </w:tc>
-        <w:tc>
-          <w:tcPr>
-            <w:tcW w:w="1605" w:type="dxa"/>
-            <w:tcBorders>
-              <w:top w:val="single" w:sz="4" w:space="0" w:color="B8C2CC"/>
-              <w:left w:val="single" w:sz="4" w:space="0" w:color="B8C2CC"/>
-              <w:bottom w:val="single" w:sz="4" w:space="0" w:color="B8C2CC"/>
-              <w:right w:val="single" w:sz="4" w:space="0" w:color="B8C2CC"/>
-            </w:tcBorders>
-            <w:shd w:val="clear" w:color="auto" w:fill="F5F7FA"/>
             <w:tcMar>
               <w:top w:w="55" w:type="dxa"/>
               <w:left w:w="85" w:type="dxa"/>
@@ -11359,15 +11365,16 @@
         <w:jc w:val="both"/>
       </w:pPr>
       <w:r>
-        <w:t>La coordinación diaria del equipo, los pedidos de datos semanales, las solicitudes de cambio y los incidentes de prioridad alta se registran cuando ocurren; por eso no figuran con fecha en esta lista.</w:t>
+        <w:t>La coordinación diaria del equipo, las coordinaciones del Product Owner con el colegio, los pedidos de datos semanales, las solicitudes de cambio y los incidentes de prioridad alta se registran cuando ocurren; por eso no figuran con fecha en esta lista.</w:t>
       </w:r>
     </w:p>
     <w:p>
       <w:pPr>
         <w:pStyle w:val="Ttulo1"/>
       </w:pPr>
-      <w:bookmarkStart w:id="4" w:name="_Toc242549673"/>
+      <w:bookmarkStart w:id="4" w:name="_Toc243091733"/>
       <w:r>
+        <w:lastRenderedPageBreak/>
         <w:t>5. Resumen</w:t>
       </w:r>
       <w:bookmarkEnd w:id="4"/>
@@ -11395,7 +11402,7 @@
           <w:sz w:val="18"/>
           <w:szCs w:val="18"/>
         </w:rPr>
-        <w:t>Comunicaciones por momento del proyecto, al 10/10/2026</w:t>
+        <w:t>Comunicaciones por momento del proyecto, al 17/10/2026</w:t>
       </w:r>
     </w:p>
     <w:tbl>
@@ -11865,7 +11872,7 @@
                 <w:sz w:val="18"/>
                 <w:szCs w:val="18"/>
               </w:rPr>
-              <w:t>0</w:t>
+              <w:t>1</w:t>
             </w:r>
           </w:p>
         </w:tc>
@@ -11969,7 +11976,7 @@
                 <w:sz w:val="18"/>
                 <w:szCs w:val="18"/>
               </w:rPr>
-              <w:t>8</w:t>
+              <w:t>9</w:t>
             </w:r>
           </w:p>
         </w:tc>
@@ -12012,7 +12019,6 @@
                 <w:sz w:val="18"/>
                 <w:szCs w:val="18"/>
               </w:rPr>
-              <w:lastRenderedPageBreak/>
               <w:t>Sprint 2</w:t>
             </w:r>
           </w:p>
@@ -12259,7 +12265,7 @@
                 <w:sz w:val="18"/>
                 <w:szCs w:val="18"/>
               </w:rPr>
-              <w:t>2</w:t>
+              <w:t>1</w:t>
             </w:r>
           </w:p>
         </w:tc>
@@ -12329,7 +12335,7 @@
                 <w:sz w:val="18"/>
                 <w:szCs w:val="18"/>
               </w:rPr>
-              <w:t>2</w:t>
+              <w:t>1</w:t>
             </w:r>
           </w:p>
         </w:tc>
@@ -12947,7 +12953,7 @@
                 <w:sz w:val="18"/>
                 <w:szCs w:val="18"/>
               </w:rPr>
-              <w:t>6</w:t>
+              <w:t>7</w:t>
             </w:r>
           </w:p>
         </w:tc>
@@ -12983,7 +12989,7 @@
                 <w:sz w:val="18"/>
                 <w:szCs w:val="18"/>
               </w:rPr>
-              <w:t>16</w:t>
+              <w:t>15</w:t>
             </w:r>
           </w:p>
         </w:tc>
@@ -13457,10 +13463,64 @@
 <file path=word/numbering.xml><?xml version="1.0" encoding="utf-8"?>
 <w:numbering xmlns:wpc="http://schemas.microsoft.com/office/word/2010/wordprocessingCanvas" xmlns:cx="http://schemas.microsoft.com/office/drawing/2014/chartex" xmlns:cx1="http://schemas.microsoft.com/office/drawing/2015/9/8/chartex" xmlns:cx2="http://schemas.microsoft.com/office/drawing/2015/10/21/chartex" xmlns:cx3="http://schemas.microsoft.com/office/drawing/2016/5/9/chartex" xmlns:cx4="http://schemas.microsoft.com/office/drawing/2016/5/10/chartex" xmlns:cx5="http://schemas.microsoft.com/office/drawing/2016/5/11/chartex" xmlns:cx6="http://schemas.microsoft.com/office/drawing/2016/5/12/chartex" xmlns:cx7="http://schemas.microsoft.com/office/drawing/2016/5/13/chartex" xmlns:cx8="http://schemas.microsoft.com/office/drawing/2016/5/14/chartex" xmlns:mc="http://schemas.openxmlformats.org/markup-compatibility/2006" xmlns:aink="http://schemas.microsoft.com/office/drawing/2016/ink" xmlns:am3d="http://schemas.microsoft.com/office/drawing/2017/model3d" xmlns:o="urn:schemas-microsoft-com:office:office" xmlns:oel="http://schemas.microsoft.com/office/2019/extlst" xmlns:r="http://schemas.openxmlformats.org/officeDocument/2006/relationships" xmlns:m="http://schemas.openxmlformats.org/officeDocument/2006/math" xmlns:v="urn:schemas-microsoft-com:vml" xmlns:wp14="http://schemas.microsoft.com/office/word/2010/wordprocessingDrawing" xmlns:wp="http://schemas.openxmlformats.org/drawingml/2006/wordprocessingDrawing" xmlns:w10="urn:schemas-microsoft-com:office:word" xmlns:w="http://schemas.openxmlformats.org/wordprocessingml/2006/main" xmlns:w14="http://schemas.microsoft.com/office/word/2010/wordml" xmlns:w15="http://schemas.microsoft.com/office/word/2012/wordml" xmlns:w16cex="http://schemas.microsoft.com/office/word/2018/wordml/cex" xmlns:w16cid="http://schemas.microsoft.com/office/word/2016/wordml/cid" xmlns:w16="http://schemas.microsoft.com/office/word/2018/wordml" xmlns:w16du="http://schemas.microsoft.com/office/word/2023/wordml/word16du" xmlns:w16sdtdh="http://schemas.microsoft.com/office/word/2020/wordml/sdtdatahash" xmlns:w16sdtfl="http://schemas.microsoft.com/office/word/2024/wordml/sdtformatlock" xmlns:w16se="http://schemas.microsoft.com/office/word/2015/wordml/symex" xmlns:wpg="http://schemas.microsoft.com/office/word/2010/wordprocessingGroup" xmlns:wpi="http://schemas.microsoft.com/office/word/2010/wordprocessingInk" xmlns:wne="http://schemas.microsoft.com/office/word/2006/wordml" xmlns:wps="http://schemas.microsoft.com/office/word/2010/wordprocessingShape" mc:Ignorable="w14 w15 w16se w16cid w16 w16cex w16sdtdh w16sdtfl w16du wp14">
   <w:abstractNum w:abstractNumId="0" w15:restartNumberingAfterBreak="0">
-    <w:nsid w:val="274F3735"/>
+    <w:nsid w:val="226D79A3"/>
     <w:multiLevelType w:val="hybridMultilevel"/>
-    <w:tmpl w:val="60284D2E"/>
-    <w:lvl w:ilvl="0" w:tplc="45CE54AA">
+    <w:tmpl w:val="4AC4B576"/>
+    <w:lvl w:ilvl="0" w:tplc="E892D990">
+      <w:start w:val="1"/>
+      <w:numFmt w:val="bullet"/>
+      <w:lvlText w:val="•"/>
+      <w:lvlJc w:val="left"/>
+      <w:pPr>
+        <w:ind w:left="560" w:hanging="280"/>
+      </w:pPr>
+    </w:lvl>
+    <w:lvl w:ilvl="1" w:tplc="E272B2E2">
+      <w:numFmt w:val="decimal"/>
+      <w:lvlText w:val=""/>
+      <w:lvlJc w:val="left"/>
+    </w:lvl>
+    <w:lvl w:ilvl="2" w:tplc="37A2A5F8">
+      <w:numFmt w:val="decimal"/>
+      <w:lvlText w:val=""/>
+      <w:lvlJc w:val="left"/>
+    </w:lvl>
+    <w:lvl w:ilvl="3" w:tplc="ABE8596C">
+      <w:numFmt w:val="decimal"/>
+      <w:lvlText w:val=""/>
+      <w:lvlJc w:val="left"/>
+    </w:lvl>
+    <w:lvl w:ilvl="4" w:tplc="11D6B120">
+      <w:numFmt w:val="decimal"/>
+      <w:lvlText w:val=""/>
+      <w:lvlJc w:val="left"/>
+    </w:lvl>
+    <w:lvl w:ilvl="5" w:tplc="B6FECCE4">
+      <w:numFmt w:val="decimal"/>
+      <w:lvlText w:val=""/>
+      <w:lvlJc w:val="left"/>
+    </w:lvl>
+    <w:lvl w:ilvl="6" w:tplc="D37A6C6C">
+      <w:numFmt w:val="decimal"/>
+      <w:lvlText w:val=""/>
+      <w:lvlJc w:val="left"/>
+    </w:lvl>
+    <w:lvl w:ilvl="7" w:tplc="FC969030">
+      <w:numFmt w:val="decimal"/>
+      <w:lvlText w:val=""/>
+      <w:lvlJc w:val="left"/>
+    </w:lvl>
+    <w:lvl w:ilvl="8" w:tplc="E61A1FC4">
+      <w:numFmt w:val="decimal"/>
+      <w:lvlText w:val=""/>
+      <w:lvlJc w:val="left"/>
+    </w:lvl>
+  </w:abstractNum>
+  <w:abstractNum w:abstractNumId="1" w15:restartNumberingAfterBreak="0">
+    <w:nsid w:val="450E5D5C"/>
+    <w:multiLevelType w:val="hybridMultilevel"/>
+    <w:tmpl w:val="C57827EC"/>
+    <w:lvl w:ilvl="0" w:tplc="0CAA5030">
       <w:start w:val="1"/>
       <w:numFmt w:val="bullet"/>
       <w:lvlText w:val="●"/>
@@ -13469,7 +13529,7 @@
         <w:ind w:left="720" w:hanging="360"/>
       </w:pPr>
     </w:lvl>
-    <w:lvl w:ilvl="1" w:tplc="7A40909C">
+    <w:lvl w:ilvl="1" w:tplc="CACCAB76">
       <w:start w:val="1"/>
       <w:numFmt w:val="bullet"/>
       <w:lvlText w:val="○"/>
@@ -13478,7 +13538,7 @@
         <w:ind w:left="1440" w:hanging="360"/>
       </w:pPr>
     </w:lvl>
-    <w:lvl w:ilvl="2" w:tplc="149850E4">
+    <w:lvl w:ilvl="2" w:tplc="48E011B6">
       <w:start w:val="1"/>
       <w:numFmt w:val="bullet"/>
       <w:lvlText w:val="■"/>
@@ -13487,7 +13547,7 @@
         <w:ind w:left="2160" w:hanging="360"/>
       </w:pPr>
     </w:lvl>
-    <w:lvl w:ilvl="3" w:tplc="AE4C3ED8">
+    <w:lvl w:ilvl="3" w:tplc="CAE4395E">
       <w:start w:val="1"/>
       <w:numFmt w:val="bullet"/>
       <w:lvlText w:val="●"/>
@@ -13496,7 +13556,7 @@
         <w:ind w:left="2880" w:hanging="360"/>
       </w:pPr>
     </w:lvl>
-    <w:lvl w:ilvl="4" w:tplc="4DF076C0">
+    <w:lvl w:ilvl="4" w:tplc="2A321154">
       <w:start w:val="1"/>
       <w:numFmt w:val="bullet"/>
       <w:lvlText w:val="○"/>
@@ -13505,7 +13565,7 @@
         <w:ind w:left="3600" w:hanging="360"/>
       </w:pPr>
     </w:lvl>
-    <w:lvl w:ilvl="5" w:tplc="43FEDC9C">
+    <w:lvl w:ilvl="5" w:tplc="1B305DA6">
       <w:start w:val="1"/>
       <w:numFmt w:val="bullet"/>
       <w:lvlText w:val="■"/>
@@ -13514,7 +13574,7 @@
         <w:ind w:left="4320" w:hanging="360"/>
       </w:pPr>
     </w:lvl>
-    <w:lvl w:ilvl="6" w:tplc="FB0ED0BA">
+    <w:lvl w:ilvl="6" w:tplc="3FC6E0D4">
       <w:start w:val="1"/>
       <w:numFmt w:val="bullet"/>
       <w:lvlText w:val="●"/>
@@ -13523,7 +13583,7 @@
         <w:ind w:left="5040" w:hanging="360"/>
       </w:pPr>
     </w:lvl>
-    <w:lvl w:ilvl="7" w:tplc="E58817FC">
+    <w:lvl w:ilvl="7" w:tplc="DE50519E">
       <w:start w:val="1"/>
       <w:numFmt w:val="bullet"/>
       <w:lvlText w:val="●"/>
@@ -13532,7 +13592,7 @@
         <w:ind w:left="5760" w:hanging="360"/>
       </w:pPr>
     </w:lvl>
-    <w:lvl w:ilvl="8" w:tplc="A45E4B3E">
+    <w:lvl w:ilvl="8" w:tplc="94BA3464">
       <w:start w:val="1"/>
       <w:numFmt w:val="bullet"/>
       <w:lvlText w:val="●"/>
@@ -13542,11 +13602,11 @@
       </w:pPr>
     </w:lvl>
   </w:abstractNum>
-  <w:abstractNum w:abstractNumId="1" w15:restartNumberingAfterBreak="0">
-    <w:nsid w:val="709D78CA"/>
+  <w:abstractNum w:abstractNumId="2" w15:restartNumberingAfterBreak="0">
+    <w:nsid w:val="60B255A3"/>
     <w:multiLevelType w:val="hybridMultilevel"/>
-    <w:tmpl w:val="3E769784"/>
-    <w:lvl w:ilvl="0" w:tplc="27BA77BC">
+    <w:tmpl w:val="192C374E"/>
+    <w:lvl w:ilvl="0" w:tplc="F60A8A3E">
       <w:start w:val="1"/>
       <w:numFmt w:val="decimal"/>
       <w:lvlText w:val="%1."/>
@@ -13555,109 +13615,55 @@
         <w:ind w:left="560" w:hanging="340"/>
       </w:pPr>
     </w:lvl>
-    <w:lvl w:ilvl="1" w:tplc="D51C52F0">
+    <w:lvl w:ilvl="1" w:tplc="0250FD72">
       <w:numFmt w:val="decimal"/>
       <w:lvlText w:val=""/>
       <w:lvlJc w:val="left"/>
     </w:lvl>
-    <w:lvl w:ilvl="2" w:tplc="5C6E4A1C">
+    <w:lvl w:ilvl="2" w:tplc="BB38C1B4">
       <w:numFmt w:val="decimal"/>
       <w:lvlText w:val=""/>
       <w:lvlJc w:val="left"/>
     </w:lvl>
-    <w:lvl w:ilvl="3" w:tplc="71847032">
+    <w:lvl w:ilvl="3" w:tplc="9B9C544C">
       <w:numFmt w:val="decimal"/>
       <w:lvlText w:val=""/>
       <w:lvlJc w:val="left"/>
     </w:lvl>
-    <w:lvl w:ilvl="4" w:tplc="B3E62E54">
+    <w:lvl w:ilvl="4" w:tplc="71DC9FD4">
       <w:numFmt w:val="decimal"/>
       <w:lvlText w:val=""/>
       <w:lvlJc w:val="left"/>
     </w:lvl>
-    <w:lvl w:ilvl="5" w:tplc="C9FEC696">
+    <w:lvl w:ilvl="5" w:tplc="3314DFF8">
       <w:numFmt w:val="decimal"/>
       <w:lvlText w:val=""/>
       <w:lvlJc w:val="left"/>
     </w:lvl>
-    <w:lvl w:ilvl="6" w:tplc="ED100F18">
+    <w:lvl w:ilvl="6" w:tplc="DAF21062">
       <w:numFmt w:val="decimal"/>
       <w:lvlText w:val=""/>
       <w:lvlJc w:val="left"/>
     </w:lvl>
-    <w:lvl w:ilvl="7" w:tplc="59C669B0">
+    <w:lvl w:ilvl="7" w:tplc="E9642AF0">
       <w:numFmt w:val="decimal"/>
       <w:lvlText w:val=""/>
       <w:lvlJc w:val="left"/>
     </w:lvl>
-    <w:lvl w:ilvl="8" w:tplc="FA10F196">
+    <w:lvl w:ilvl="8" w:tplc="996C50C4">
       <w:numFmt w:val="decimal"/>
       <w:lvlText w:val=""/>
       <w:lvlJc w:val="left"/>
     </w:lvl>
   </w:abstractNum>
-  <w:abstractNum w:abstractNumId="2" w15:restartNumberingAfterBreak="0">
-    <w:nsid w:val="75853082"/>
-    <w:multiLevelType w:val="hybridMultilevel"/>
-    <w:tmpl w:val="4C0E2040"/>
-    <w:lvl w:ilvl="0" w:tplc="95F203B0">
-      <w:start w:val="1"/>
-      <w:numFmt w:val="bullet"/>
-      <w:lvlText w:val="•"/>
-      <w:lvlJc w:val="left"/>
-      <w:pPr>
-        <w:ind w:left="560" w:hanging="280"/>
-      </w:pPr>
-    </w:lvl>
-    <w:lvl w:ilvl="1" w:tplc="E5885506">
-      <w:numFmt w:val="decimal"/>
-      <w:lvlText w:val=""/>
-      <w:lvlJc w:val="left"/>
-    </w:lvl>
-    <w:lvl w:ilvl="2" w:tplc="5F745DD0">
-      <w:numFmt w:val="decimal"/>
-      <w:lvlText w:val=""/>
-      <w:lvlJc w:val="left"/>
-    </w:lvl>
-    <w:lvl w:ilvl="3" w:tplc="78001E0A">
-      <w:numFmt w:val="decimal"/>
-      <w:lvlText w:val=""/>
-      <w:lvlJc w:val="left"/>
-    </w:lvl>
-    <w:lvl w:ilvl="4" w:tplc="D06E9BB0">
-      <w:numFmt w:val="decimal"/>
-      <w:lvlText w:val=""/>
-      <w:lvlJc w:val="left"/>
-    </w:lvl>
-    <w:lvl w:ilvl="5" w:tplc="3262665C">
-      <w:numFmt w:val="decimal"/>
-      <w:lvlText w:val=""/>
-      <w:lvlJc w:val="left"/>
-    </w:lvl>
-    <w:lvl w:ilvl="6" w:tplc="7200FF08">
-      <w:numFmt w:val="decimal"/>
-      <w:lvlText w:val=""/>
-      <w:lvlJc w:val="left"/>
-    </w:lvl>
-    <w:lvl w:ilvl="7" w:tplc="682E4A04">
-      <w:numFmt w:val="decimal"/>
-      <w:lvlText w:val=""/>
-      <w:lvlJc w:val="left"/>
-    </w:lvl>
-    <w:lvl w:ilvl="8" w:tplc="D7D0E488">
-      <w:numFmt w:val="decimal"/>
-      <w:lvlText w:val=""/>
-      <w:lvlJc w:val="left"/>
-    </w:lvl>
-  </w:abstractNum>
-  <w:num w:numId="1" w16cid:durableId="1938632182">
-    <w:abstractNumId w:val="0"/>
+  <w:num w:numId="1" w16cid:durableId="816528424">
+    <w:abstractNumId w:val="1"/>
     <w:lvlOverride w:ilvl="0">
       <w:startOverride w:val="1"/>
     </w:lvlOverride>
   </w:num>
-  <w:num w:numId="2" w16cid:durableId="1935279573">
-    <w:abstractNumId w:val="2"/>
+  <w:num w:numId="2" w16cid:durableId="1755274007">
+    <w:abstractNumId w:val="0"/>
     <w:lvlOverride w:ilvl="0">
       <w:startOverride w:val="1"/>
     </w:lvlOverride>
@@ -14250,7 +14256,7 @@
     <w:autoRedefine/>
     <w:uiPriority w:val="39"/>
     <w:unhideWhenUsed/>
-    <w:rsid w:val="00885790"/>
+    <w:rsid w:val="00E645B2"/>
     <w:pPr>
       <w:spacing w:after="100"/>
     </w:pPr>

--- a/public/documentos/INT-06-registro-de-comunicaciones.docx
+++ b/public/documentos/INT-06-registro-de-comunicaciones.docx
@@ -18,7 +18,7 @@
           <w:left w:w="10" w:type="dxa"/>
           <w:right w:w="10" w:type="dxa"/>
         </w:tblCellMar>
-        <w:tblLook w:val="04A0" w:firstRow="1" w:lastRow="0" w:firstColumn="1" w:lastColumn="0" w:noHBand="0" w:noVBand="1"/>
+        <w:tblLook w:val="0000" w:firstRow="0" w:lastRow="0" w:firstColumn="0" w:lastColumn="0" w:noHBand="0" w:noVBand="0"/>
       </w:tblPr>
       <w:tblGrid>
         <w:gridCol w:w="1757"/>
@@ -52,7 +52,7 @@
                 <w:noProof/>
               </w:rPr>
               <w:drawing>
-                <wp:inline distT="0" distB="0" distL="0" distR="0" wp14:anchorId="39F53C6F" wp14:editId="101C502F">
+                <wp:inline distT="0" distB="0" distL="0" distR="0" wp14:anchorId="3CE335E3" wp14:editId="73970AEC">
                   <wp:extent cx="990600" cy="990600"/>
                   <wp:effectExtent l="0" t="0" r="0" b="0"/>
                   <wp:docPr id="1" name="Imagen 1"/>
@@ -171,10 +171,10 @@
                 <w:noProof/>
               </w:rPr>
               <w:drawing>
-                <wp:inline distT="0" distB="0" distL="0" distR="0" wp14:anchorId="293CD718" wp14:editId="1E147A27">
+                <wp:inline distT="0" distB="0" distL="0" distR="0" wp14:anchorId="048AE830" wp14:editId="5FFA3501">
                   <wp:extent cx="800100" cy="800100"/>
                   <wp:effectExtent l="0" t="0" r="0" b="0"/>
-                  <wp:docPr id="2130947471" name="Imagen 2130947471"/>
+                  <wp:docPr id="1373075326" name="Imagen 1373075326"/>
                   <wp:cNvGraphicFramePr>
                     <a:graphicFrameLocks xmlns:a="http://schemas.openxmlformats.org/drawingml/2006/main" noChangeAspect="1"/>
                   </wp:cNvGraphicFramePr>
@@ -308,7 +308,7 @@
           <w:left w:w="10" w:type="dxa"/>
           <w:right w:w="10" w:type="dxa"/>
         </w:tblCellMar>
-        <w:tblLook w:val="04A0" w:firstRow="1" w:lastRow="0" w:firstColumn="1" w:lastColumn="0" w:noHBand="0" w:noVBand="1"/>
+        <w:tblLook w:val="0000" w:firstRow="0" w:lastRow="0" w:firstColumn="0" w:lastColumn="0" w:noHBand="0" w:noVBand="0"/>
       </w:tblPr>
       <w:tblGrid>
         <w:gridCol w:w="2636"/>
@@ -759,7 +759,7 @@
                 <w:sz w:val="19"/>
                 <w:szCs w:val="19"/>
               </w:rPr>
-              <w:t>INT-06  ·  Versión 1.0  ·  10/10/2026</w:t>
+              <w:t>INT-06  ·  Versión 1.1  ·  17/10/2026</w:t>
             </w:r>
           </w:p>
         </w:tc>
@@ -786,7 +786,7 @@
           <w:left w:w="10" w:type="dxa"/>
           <w:right w:w="10" w:type="dxa"/>
         </w:tblCellMar>
-        <w:tblLook w:val="04A0" w:firstRow="1" w:lastRow="0" w:firstColumn="1" w:lastColumn="0" w:noHBand="0" w:noVBand="1"/>
+        <w:tblLook w:val="0000" w:firstRow="0" w:lastRow="0" w:firstColumn="0" w:lastColumn="0" w:noHBand="0" w:noVBand="0"/>
       </w:tblPr>
       <w:tblGrid>
         <w:gridCol w:w="4042"/>
@@ -1399,7 +1399,7 @@
           <w:left w:w="10" w:type="dxa"/>
           <w:right w:w="10" w:type="dxa"/>
         </w:tblCellMar>
-        <w:tblLook w:val="04A0" w:firstRow="1" w:lastRow="0" w:firstColumn="1" w:lastColumn="0" w:noHBand="0" w:noVBand="1"/>
+        <w:tblLook w:val="0000" w:firstRow="0" w:lastRow="0" w:firstColumn="0" w:lastColumn="0" w:noHBand="0" w:noVBand="0"/>
       </w:tblPr>
       <w:tblGrid>
         <w:gridCol w:w="2636"/>
@@ -1817,7 +1817,7 @@
           <w:left w:w="10" w:type="dxa"/>
           <w:right w:w="10" w:type="dxa"/>
         </w:tblCellMar>
-        <w:tblLook w:val="04A0" w:firstRow="1" w:lastRow="0" w:firstColumn="1" w:lastColumn="0" w:noHBand="0" w:noVBand="1"/>
+        <w:tblLook w:val="0000" w:firstRow="0" w:lastRow="0" w:firstColumn="0" w:lastColumn="0" w:noHBand="0" w:noVBand="0"/>
       </w:tblPr>
       <w:tblGrid>
         <w:gridCol w:w="1054"/>
@@ -2096,6 +2096,149 @@
               <w:bottom w:val="single" w:sz="4" w:space="0" w:color="B8C2CC"/>
               <w:right w:val="single" w:sz="4" w:space="0" w:color="B8C2CC"/>
             </w:tcBorders>
+            <w:tcMar>
+              <w:top w:w="55" w:type="dxa"/>
+              <w:left w:w="85" w:type="dxa"/>
+              <w:bottom w:w="55" w:type="dxa"/>
+              <w:right w:w="85" w:type="dxa"/>
+            </w:tcMar>
+            <w:vAlign w:val="center"/>
+          </w:tcPr>
+          <w:p>
+            <w:pPr>
+              <w:spacing w:line="250" w:lineRule="auto"/>
+            </w:pPr>
+            <w:r>
+              <w:rPr>
+                <w:rFonts w:ascii="Arial" w:eastAsia="Arial" w:hAnsi="Arial" w:cs="Arial"/>
+                <w:color w:val="1A1A1A"/>
+                <w:sz w:val="18"/>
+                <w:szCs w:val="18"/>
+              </w:rPr>
+              <w:t>Jhostin J. Galarza Camarena</w:t>
+            </w:r>
+          </w:p>
+        </w:tc>
+      </w:tr>
+      <w:tr>
+        <w:tblPrEx>
+          <w:tblCellMar>
+            <w:top w:w="0" w:type="dxa"/>
+            <w:bottom w:w="0" w:type="dxa"/>
+          </w:tblCellMar>
+        </w:tblPrEx>
+        <w:trPr>
+          <w:cantSplit/>
+        </w:trPr>
+        <w:tc>
+          <w:tcPr>
+            <w:tcW w:w="1054" w:type="dxa"/>
+            <w:tcBorders>
+              <w:top w:val="single" w:sz="4" w:space="0" w:color="B8C2CC"/>
+              <w:left w:val="single" w:sz="4" w:space="0" w:color="B8C2CC"/>
+              <w:bottom w:val="single" w:sz="4" w:space="0" w:color="B8C2CC"/>
+              <w:right w:val="single" w:sz="4" w:space="0" w:color="B8C2CC"/>
+            </w:tcBorders>
+            <w:shd w:val="clear" w:color="auto" w:fill="F5F7FA"/>
+            <w:tcMar>
+              <w:top w:w="55" w:type="dxa"/>
+              <w:left w:w="85" w:type="dxa"/>
+              <w:bottom w:w="55" w:type="dxa"/>
+              <w:right w:w="85" w:type="dxa"/>
+            </w:tcMar>
+            <w:vAlign w:val="center"/>
+          </w:tcPr>
+          <w:p>
+            <w:pPr>
+              <w:spacing w:line="250" w:lineRule="auto"/>
+            </w:pPr>
+            <w:r>
+              <w:rPr>
+                <w:rFonts w:ascii="Arial" w:eastAsia="Arial" w:hAnsi="Arial" w:cs="Arial"/>
+                <w:color w:val="1A1A1A"/>
+                <w:sz w:val="18"/>
+                <w:szCs w:val="18"/>
+              </w:rPr>
+              <w:t>1.1</w:t>
+            </w:r>
+          </w:p>
+        </w:tc>
+        <w:tc>
+          <w:tcPr>
+            <w:tcW w:w="1405" w:type="dxa"/>
+            <w:tcBorders>
+              <w:top w:val="single" w:sz="4" w:space="0" w:color="B8C2CC"/>
+              <w:left w:val="single" w:sz="4" w:space="0" w:color="B8C2CC"/>
+              <w:bottom w:val="single" w:sz="4" w:space="0" w:color="B8C2CC"/>
+              <w:right w:val="single" w:sz="4" w:space="0" w:color="B8C2CC"/>
+            </w:tcBorders>
+            <w:shd w:val="clear" w:color="auto" w:fill="F5F7FA"/>
+            <w:tcMar>
+              <w:top w:w="55" w:type="dxa"/>
+              <w:left w:w="85" w:type="dxa"/>
+              <w:bottom w:w="55" w:type="dxa"/>
+              <w:right w:w="85" w:type="dxa"/>
+            </w:tcMar>
+            <w:vAlign w:val="center"/>
+          </w:tcPr>
+          <w:p>
+            <w:pPr>
+              <w:spacing w:line="250" w:lineRule="auto"/>
+            </w:pPr>
+            <w:r>
+              <w:rPr>
+                <w:rFonts w:ascii="Arial" w:eastAsia="Arial" w:hAnsi="Arial" w:cs="Arial"/>
+                <w:color w:val="1A1A1A"/>
+                <w:sz w:val="18"/>
+                <w:szCs w:val="18"/>
+              </w:rPr>
+              <w:t>17/10/2026</w:t>
+            </w:r>
+          </w:p>
+        </w:tc>
+        <w:tc>
+          <w:tcPr>
+            <w:tcW w:w="4129" w:type="dxa"/>
+            <w:tcBorders>
+              <w:top w:val="single" w:sz="4" w:space="0" w:color="B8C2CC"/>
+              <w:left w:val="single" w:sz="4" w:space="0" w:color="B8C2CC"/>
+              <w:bottom w:val="single" w:sz="4" w:space="0" w:color="B8C2CC"/>
+              <w:right w:val="single" w:sz="4" w:space="0" w:color="B8C2CC"/>
+            </w:tcBorders>
+            <w:shd w:val="clear" w:color="auto" w:fill="F5F7FA"/>
+            <w:tcMar>
+              <w:top w:w="55" w:type="dxa"/>
+              <w:left w:w="85" w:type="dxa"/>
+              <w:bottom w:w="55" w:type="dxa"/>
+              <w:right w:w="85" w:type="dxa"/>
+            </w:tcMar>
+            <w:vAlign w:val="center"/>
+          </w:tcPr>
+          <w:p>
+            <w:pPr>
+              <w:spacing w:line="250" w:lineRule="auto"/>
+            </w:pPr>
+            <w:r>
+              <w:rPr>
+                <w:rFonts w:ascii="Arial" w:eastAsia="Arial" w:hAnsi="Arial" w:cs="Arial"/>
+                <w:color w:val="1A1A1A"/>
+                <w:sz w:val="18"/>
+                <w:szCs w:val="18"/>
+              </w:rPr>
+              <w:t>Reunión de inicio realizada, canal por el Product Owner, avances los sábados y aviso a los apoderados por WhatsApp de los tutores.</w:t>
+            </w:r>
+          </w:p>
+        </w:tc>
+        <w:tc>
+          <w:tcPr>
+            <w:tcW w:w="2199" w:type="dxa"/>
+            <w:tcBorders>
+              <w:top w:val="single" w:sz="4" w:space="0" w:color="B8C2CC"/>
+              <w:left w:val="single" w:sz="4" w:space="0" w:color="B8C2CC"/>
+              <w:bottom w:val="single" w:sz="4" w:space="0" w:color="B8C2CC"/>
+              <w:right w:val="single" w:sz="4" w:space="0" w:color="B8C2CC"/>
+            </w:tcBorders>
+            <w:shd w:val="clear" w:color="auto" w:fill="F5F7FA"/>
             <w:tcMar>
               <w:top w:w="55" w:type="dxa"/>
               <w:left w:w="85" w:type="dxa"/>
@@ -2158,7 +2301,7 @@
           <w:left w:w="10" w:type="dxa"/>
           <w:right w:w="10" w:type="dxa"/>
         </w:tblCellMar>
-        <w:tblLook w:val="04A0" w:firstRow="1" w:lastRow="0" w:firstColumn="1" w:lastColumn="0" w:noHBand="0" w:noVBand="1"/>
+        <w:tblLook w:val="0000" w:firstRow="0" w:lastRow="0" w:firstColumn="0" w:lastColumn="0" w:noHBand="0" w:noVBand="0"/>
       </w:tblPr>
       <w:tblGrid>
         <w:gridCol w:w="2636"/>
@@ -2498,7 +2641,7 @@
           <w:left w:w="10" w:type="dxa"/>
           <w:right w:w="10" w:type="dxa"/>
         </w:tblCellMar>
-        <w:tblLook w:val="04A0" w:firstRow="1" w:lastRow="0" w:firstColumn="1" w:lastColumn="0" w:noHBand="0" w:noVBand="1"/>
+        <w:tblLook w:val="0000" w:firstRow="0" w:lastRow="0" w:firstColumn="0" w:lastColumn="0" w:noHBand="0" w:noVBand="0"/>
       </w:tblPr>
       <w:tblGrid>
         <w:gridCol w:w="8787"/>
@@ -2585,7 +2728,7 @@
     <w:sdt>
       <w:sdtPr>
         <w:alias w:val="Contenido"/>
-        <w:id w:val="1304047488"/>
+        <w:id w:val="708536608"/>
       </w:sdtPr>
       <w:sdtEndPr/>
       <w:sdtContent>
@@ -2611,7 +2754,7 @@
           <w:r>
             <w:fldChar w:fldCharType="separate"/>
           </w:r>
-          <w:hyperlink w:anchor="_Toc243091729" w:history="1">
+          <w:hyperlink w:anchor="_Toc243093542" w:history="1">
             <w:r>
               <w:rPr>
                 <w:rStyle w:val="Hipervnculo"/>
@@ -2635,7 +2778,7 @@
               <w:rPr>
                 <w:noProof/>
               </w:rPr>
-              <w:instrText xml:space="preserve"> PAGEREF _Toc243091729 \h </w:instrText>
+              <w:instrText xml:space="preserve"> PAGEREF _Toc243093542 \h </w:instrText>
             </w:r>
             <w:r>
               <w:rPr>
@@ -2675,7 +2818,7 @@
               <w14:ligatures w14:val="standardContextual"/>
             </w:rPr>
           </w:pPr>
-          <w:hyperlink w:anchor="_Toc243091730" w:history="1">
+          <w:hyperlink w:anchor="_Toc243093543" w:history="1">
             <w:r>
               <w:rPr>
                 <w:rStyle w:val="Hipervnculo"/>
@@ -2699,7 +2842,7 @@
               <w:rPr>
                 <w:noProof/>
               </w:rPr>
-              <w:instrText xml:space="preserve"> PAGEREF _Toc243091730 \h </w:instrText>
+              <w:instrText xml:space="preserve"> PAGEREF _Toc243093543 \h </w:instrText>
             </w:r>
             <w:r>
               <w:rPr>
@@ -2739,7 +2882,7 @@
               <w14:ligatures w14:val="standardContextual"/>
             </w:rPr>
           </w:pPr>
-          <w:hyperlink w:anchor="_Toc243091731" w:history="1">
+          <w:hyperlink w:anchor="_Toc243093544" w:history="1">
             <w:r>
               <w:rPr>
                 <w:rStyle w:val="Hipervnculo"/>
@@ -2763,7 +2906,7 @@
               <w:rPr>
                 <w:noProof/>
               </w:rPr>
-              <w:instrText xml:space="preserve"> PAGEREF _Toc243091731 \h </w:instrText>
+              <w:instrText xml:space="preserve"> PAGEREF _Toc243093544 \h </w:instrText>
             </w:r>
             <w:r>
               <w:rPr>
@@ -2803,7 +2946,7 @@
               <w14:ligatures w14:val="standardContextual"/>
             </w:rPr>
           </w:pPr>
-          <w:hyperlink w:anchor="_Toc243091732" w:history="1">
+          <w:hyperlink w:anchor="_Toc243093545" w:history="1">
             <w:r>
               <w:rPr>
                 <w:rStyle w:val="Hipervnculo"/>
@@ -2827,7 +2970,7 @@
               <w:rPr>
                 <w:noProof/>
               </w:rPr>
-              <w:instrText xml:space="preserve"> PAGEREF _Toc243091732 \h </w:instrText>
+              <w:instrText xml:space="preserve"> PAGEREF _Toc243093545 \h </w:instrText>
             </w:r>
             <w:r>
               <w:rPr>
@@ -2867,7 +3010,7 @@
               <w14:ligatures w14:val="standardContextual"/>
             </w:rPr>
           </w:pPr>
-          <w:hyperlink w:anchor="_Toc243091733" w:history="1">
+          <w:hyperlink w:anchor="_Toc243093546" w:history="1">
             <w:r>
               <w:rPr>
                 <w:rStyle w:val="Hipervnculo"/>
@@ -2891,7 +3034,7 @@
               <w:rPr>
                 <w:noProof/>
               </w:rPr>
-              <w:instrText xml:space="preserve"> PAGEREF _Toc243091733 \h </w:instrText>
+              <w:instrText xml:space="preserve"> PAGEREF _Toc243093546 \h </w:instrText>
             </w:r>
             <w:r>
               <w:rPr>
@@ -2941,7 +3084,7 @@
       <w:pPr>
         <w:pStyle w:val="Ttulo1"/>
       </w:pPr>
-      <w:bookmarkStart w:id="0" w:name="_Toc243091729"/>
+      <w:bookmarkStart w:id="0" w:name="_Toc243093542"/>
       <w:r>
         <w:lastRenderedPageBreak/>
         <w:t>1. Uso del registro</w:t>
@@ -3024,7 +3167,7 @@
       <w:pPr>
         <w:pStyle w:val="Ttulo1"/>
       </w:pPr>
-      <w:bookmarkStart w:id="1" w:name="_Toc243091730"/>
+      <w:bookmarkStart w:id="1" w:name="_Toc243093543"/>
       <w:r>
         <w:t>2. Comunicaciones realizadas</w:t>
       </w:r>
@@ -3072,7 +3215,7 @@
           <w:left w:w="10" w:type="dxa"/>
           <w:right w:w="10" w:type="dxa"/>
         </w:tblCellMar>
-        <w:tblLook w:val="04A0" w:firstRow="1" w:lastRow="0" w:firstColumn="1" w:lastColumn="0" w:noHBand="0" w:noVBand="1"/>
+        <w:tblLook w:val="0000" w:firstRow="0" w:lastRow="0" w:firstColumn="0" w:lastColumn="0" w:noHBand="0" w:noVBand="0"/>
       </w:tblPr>
       <w:tblGrid>
         <w:gridCol w:w="728"/>
@@ -5616,7 +5759,7 @@
           <w:left w:w="10" w:type="dxa"/>
           <w:right w:w="10" w:type="dxa"/>
         </w:tblCellMar>
-        <w:tblLook w:val="04A0" w:firstRow="1" w:lastRow="0" w:firstColumn="1" w:lastColumn="0" w:noHBand="0" w:noVBand="1"/>
+        <w:tblLook w:val="0000" w:firstRow="0" w:lastRow="0" w:firstColumn="0" w:lastColumn="0" w:noHBand="0" w:noVBand="0"/>
       </w:tblPr>
       <w:tblGrid>
         <w:gridCol w:w="14570"/>
@@ -5681,7 +5824,7 @@
       <w:pPr>
         <w:pStyle w:val="Ttulo1"/>
       </w:pPr>
-      <w:bookmarkStart w:id="2" w:name="_Toc243091731"/>
+      <w:bookmarkStart w:id="2" w:name="_Toc243093544"/>
       <w:r>
         <w:t>3. Comunicaciones programadas del Sprint 1</w:t>
       </w:r>
@@ -5729,7 +5872,7 @@
           <w:left w:w="10" w:type="dxa"/>
           <w:right w:w="10" w:type="dxa"/>
         </w:tblCellMar>
-        <w:tblLook w:val="04A0" w:firstRow="1" w:lastRow="0" w:firstColumn="1" w:lastColumn="0" w:noHBand="0" w:noVBand="1"/>
+        <w:tblLook w:val="0000" w:firstRow="0" w:lastRow="0" w:firstColumn="0" w:lastColumn="0" w:noHBand="0" w:noVBand="0"/>
       </w:tblPr>
       <w:tblGrid>
         <w:gridCol w:w="728"/>
@@ -8614,7 +8757,7 @@
       <w:pPr>
         <w:pStyle w:val="Ttulo1"/>
       </w:pPr>
-      <w:bookmarkStart w:id="3" w:name="_Toc243091732"/>
+      <w:bookmarkStart w:id="3" w:name="_Toc243093545"/>
       <w:r>
         <w:lastRenderedPageBreak/>
         <w:t>4. Comunicaciones programadas de los Sprints 2 a 6</w:t>
@@ -8663,7 +8806,7 @@
           <w:left w:w="10" w:type="dxa"/>
           <w:right w:w="10" w:type="dxa"/>
         </w:tblCellMar>
-        <w:tblLook w:val="04A0" w:firstRow="1" w:lastRow="0" w:firstColumn="1" w:lastColumn="0" w:noHBand="0" w:noVBand="1"/>
+        <w:tblLook w:val="0000" w:firstRow="0" w:lastRow="0" w:firstColumn="0" w:lastColumn="0" w:noHBand="0" w:noVBand="0"/>
       </w:tblPr>
       <w:tblGrid>
         <w:gridCol w:w="728"/>
@@ -11372,7 +11515,7 @@
       <w:pPr>
         <w:pStyle w:val="Ttulo1"/>
       </w:pPr>
-      <w:bookmarkStart w:id="4" w:name="_Toc243091733"/>
+      <w:bookmarkStart w:id="4" w:name="_Toc243093546"/>
       <w:r>
         <w:lastRenderedPageBreak/>
         <w:t>5. Resumen</w:t>
@@ -11421,7 +11564,7 @@
           <w:left w:w="10" w:type="dxa"/>
           <w:right w:w="10" w:type="dxa"/>
         </w:tblCellMar>
-        <w:tblLook w:val="04A0" w:firstRow="1" w:lastRow="0" w:firstColumn="1" w:lastColumn="0" w:noHBand="0" w:noVBand="1"/>
+        <w:tblLook w:val="0000" w:firstRow="0" w:lastRow="0" w:firstColumn="0" w:lastColumn="0" w:noHBand="0" w:noVBand="0"/>
       </w:tblPr>
       <w:tblGrid>
         <w:gridCol w:w="5828"/>
@@ -13420,7 +13563,7 @@
         <w:szCs w:val="16"/>
       </w:rPr>
       <w:tab/>
-      <w:t>INT-06  ·  v1.0</w:t>
+      <w:t>INT-06  ·  v1.1</w:t>
     </w:r>
   </w:p>
 </w:hdr>
@@ -13454,7 +13597,7 @@
         <w:szCs w:val="16"/>
       </w:rPr>
       <w:tab/>
-      <w:t>INT-06  ·  v1.0</w:t>
+      <w:t>INT-06  ·  v1.1</w:t>
     </w:r>
   </w:p>
 </w:hdr>
@@ -13463,10 +13606,64 @@
 <file path=word/numbering.xml><?xml version="1.0" encoding="utf-8"?>
 <w:numbering xmlns:wpc="http://schemas.microsoft.com/office/word/2010/wordprocessingCanvas" xmlns:cx="http://schemas.microsoft.com/office/drawing/2014/chartex" xmlns:cx1="http://schemas.microsoft.com/office/drawing/2015/9/8/chartex" xmlns:cx2="http://schemas.microsoft.com/office/drawing/2015/10/21/chartex" xmlns:cx3="http://schemas.microsoft.com/office/drawing/2016/5/9/chartex" xmlns:cx4="http://schemas.microsoft.com/office/drawing/2016/5/10/chartex" xmlns:cx5="http://schemas.microsoft.com/office/drawing/2016/5/11/chartex" xmlns:cx6="http://schemas.microsoft.com/office/drawing/2016/5/12/chartex" xmlns:cx7="http://schemas.microsoft.com/office/drawing/2016/5/13/chartex" xmlns:cx8="http://schemas.microsoft.com/office/drawing/2016/5/14/chartex" xmlns:mc="http://schemas.openxmlformats.org/markup-compatibility/2006" xmlns:aink="http://schemas.microsoft.com/office/drawing/2016/ink" xmlns:am3d="http://schemas.microsoft.com/office/drawing/2017/model3d" xmlns:o="urn:schemas-microsoft-com:office:office" xmlns:oel="http://schemas.microsoft.com/office/2019/extlst" xmlns:r="http://schemas.openxmlformats.org/officeDocument/2006/relationships" xmlns:m="http://schemas.openxmlformats.org/officeDocument/2006/math" xmlns:v="urn:schemas-microsoft-com:vml" xmlns:wp14="http://schemas.microsoft.com/office/word/2010/wordprocessingDrawing" xmlns:wp="http://schemas.openxmlformats.org/drawingml/2006/wordprocessingDrawing" xmlns:w10="urn:schemas-microsoft-com:office:word" xmlns:w="http://schemas.openxmlformats.org/wordprocessingml/2006/main" xmlns:w14="http://schemas.microsoft.com/office/word/2010/wordml" xmlns:w15="http://schemas.microsoft.com/office/word/2012/wordml" xmlns:w16cex="http://schemas.microsoft.com/office/word/2018/wordml/cex" xmlns:w16cid="http://schemas.microsoft.com/office/word/2016/wordml/cid" xmlns:w16="http://schemas.microsoft.com/office/word/2018/wordml" xmlns:w16du="http://schemas.microsoft.com/office/word/2023/wordml/word16du" xmlns:w16sdtdh="http://schemas.microsoft.com/office/word/2020/wordml/sdtdatahash" xmlns:w16sdtfl="http://schemas.microsoft.com/office/word/2024/wordml/sdtformatlock" xmlns:w16se="http://schemas.microsoft.com/office/word/2015/wordml/symex" xmlns:wpg="http://schemas.microsoft.com/office/word/2010/wordprocessingGroup" xmlns:wpi="http://schemas.microsoft.com/office/word/2010/wordprocessingInk" xmlns:wne="http://schemas.microsoft.com/office/word/2006/wordml" xmlns:wps="http://schemas.microsoft.com/office/word/2010/wordprocessingShape" mc:Ignorable="w14 w15 w16se w16cid w16 w16cex w16sdtdh w16sdtfl w16du wp14">
   <w:abstractNum w:abstractNumId="0" w15:restartNumberingAfterBreak="0">
-    <w:nsid w:val="226D79A3"/>
+    <w:nsid w:val="0E1316B1"/>
     <w:multiLevelType w:val="hybridMultilevel"/>
-    <w:tmpl w:val="4AC4B576"/>
-    <w:lvl w:ilvl="0" w:tplc="E892D990">
+    <w:tmpl w:val="83FA70B4"/>
+    <w:lvl w:ilvl="0" w:tplc="1F2AECA8">
+      <w:start w:val="1"/>
+      <w:numFmt w:val="decimal"/>
+      <w:lvlText w:val="%1."/>
+      <w:lvlJc w:val="left"/>
+      <w:pPr>
+        <w:ind w:left="560" w:hanging="340"/>
+      </w:pPr>
+    </w:lvl>
+    <w:lvl w:ilvl="1" w:tplc="7CAEBAEC">
+      <w:numFmt w:val="decimal"/>
+      <w:lvlText w:val=""/>
+      <w:lvlJc w:val="left"/>
+    </w:lvl>
+    <w:lvl w:ilvl="2" w:tplc="9010331E">
+      <w:numFmt w:val="decimal"/>
+      <w:lvlText w:val=""/>
+      <w:lvlJc w:val="left"/>
+    </w:lvl>
+    <w:lvl w:ilvl="3" w:tplc="514EAC98">
+      <w:numFmt w:val="decimal"/>
+      <w:lvlText w:val=""/>
+      <w:lvlJc w:val="left"/>
+    </w:lvl>
+    <w:lvl w:ilvl="4" w:tplc="D4D69838">
+      <w:numFmt w:val="decimal"/>
+      <w:lvlText w:val=""/>
+      <w:lvlJc w:val="left"/>
+    </w:lvl>
+    <w:lvl w:ilvl="5" w:tplc="08F612F6">
+      <w:numFmt w:val="decimal"/>
+      <w:lvlText w:val=""/>
+      <w:lvlJc w:val="left"/>
+    </w:lvl>
+    <w:lvl w:ilvl="6" w:tplc="E76A93F0">
+      <w:numFmt w:val="decimal"/>
+      <w:lvlText w:val=""/>
+      <w:lvlJc w:val="left"/>
+    </w:lvl>
+    <w:lvl w:ilvl="7" w:tplc="032C24DC">
+      <w:numFmt w:val="decimal"/>
+      <w:lvlText w:val=""/>
+      <w:lvlJc w:val="left"/>
+    </w:lvl>
+    <w:lvl w:ilvl="8" w:tplc="5EECE31A">
+      <w:numFmt w:val="decimal"/>
+      <w:lvlText w:val=""/>
+      <w:lvlJc w:val="left"/>
+    </w:lvl>
+  </w:abstractNum>
+  <w:abstractNum w:abstractNumId="1" w15:restartNumberingAfterBreak="0">
+    <w:nsid w:val="29881198"/>
+    <w:multiLevelType w:val="hybridMultilevel"/>
+    <w:tmpl w:val="32E4D4EE"/>
+    <w:lvl w:ilvl="0" w:tplc="5FB65C6A">
       <w:start w:val="1"/>
       <w:numFmt w:val="bullet"/>
       <w:lvlText w:val="•"/>
@@ -13475,52 +13672,52 @@
         <w:ind w:left="560" w:hanging="280"/>
       </w:pPr>
     </w:lvl>
-    <w:lvl w:ilvl="1" w:tplc="E272B2E2">
+    <w:lvl w:ilvl="1" w:tplc="E69478F2">
       <w:numFmt w:val="decimal"/>
       <w:lvlText w:val=""/>
       <w:lvlJc w:val="left"/>
     </w:lvl>
-    <w:lvl w:ilvl="2" w:tplc="37A2A5F8">
+    <w:lvl w:ilvl="2" w:tplc="5C441E46">
       <w:numFmt w:val="decimal"/>
       <w:lvlText w:val=""/>
       <w:lvlJc w:val="left"/>
     </w:lvl>
-    <w:lvl w:ilvl="3" w:tplc="ABE8596C">
+    <w:lvl w:ilvl="3" w:tplc="EA82172C">
       <w:numFmt w:val="decimal"/>
       <w:lvlText w:val=""/>
       <w:lvlJc w:val="left"/>
     </w:lvl>
-    <w:lvl w:ilvl="4" w:tplc="11D6B120">
+    <w:lvl w:ilvl="4" w:tplc="368AA5E8">
       <w:numFmt w:val="decimal"/>
       <w:lvlText w:val=""/>
       <w:lvlJc w:val="left"/>
     </w:lvl>
-    <w:lvl w:ilvl="5" w:tplc="B6FECCE4">
+    <w:lvl w:ilvl="5" w:tplc="435465F6">
       <w:numFmt w:val="decimal"/>
       <w:lvlText w:val=""/>
       <w:lvlJc w:val="left"/>
     </w:lvl>
-    <w:lvl w:ilvl="6" w:tplc="D37A6C6C">
+    <w:lvl w:ilvl="6" w:tplc="04FEFE32">
       <w:numFmt w:val="decimal"/>
       <w:lvlText w:val=""/>
       <w:lvlJc w:val="left"/>
     </w:lvl>
-    <w:lvl w:ilvl="7" w:tplc="FC969030">
+    <w:lvl w:ilvl="7" w:tplc="4E06BE18">
       <w:numFmt w:val="decimal"/>
       <w:lvlText w:val=""/>
       <w:lvlJc w:val="left"/>
     </w:lvl>
-    <w:lvl w:ilvl="8" w:tplc="E61A1FC4">
+    <w:lvl w:ilvl="8" w:tplc="3C7E41A0">
       <w:numFmt w:val="decimal"/>
       <w:lvlText w:val=""/>
       <w:lvlJc w:val="left"/>
     </w:lvl>
   </w:abstractNum>
-  <w:abstractNum w:abstractNumId="1" w15:restartNumberingAfterBreak="0">
-    <w:nsid w:val="450E5D5C"/>
+  <w:abstractNum w:abstractNumId="2" w15:restartNumberingAfterBreak="0">
+    <w:nsid w:val="618B67BB"/>
     <w:multiLevelType w:val="hybridMultilevel"/>
-    <w:tmpl w:val="C57827EC"/>
-    <w:lvl w:ilvl="0" w:tplc="0CAA5030">
+    <w:tmpl w:val="5B88E9D8"/>
+    <w:lvl w:ilvl="0" w:tplc="94E6D7A8">
       <w:start w:val="1"/>
       <w:numFmt w:val="bullet"/>
       <w:lvlText w:val="●"/>
@@ -13529,7 +13726,7 @@
         <w:ind w:left="720" w:hanging="360"/>
       </w:pPr>
     </w:lvl>
-    <w:lvl w:ilvl="1" w:tplc="CACCAB76">
+    <w:lvl w:ilvl="1" w:tplc="FF424C04">
       <w:start w:val="1"/>
       <w:numFmt w:val="bullet"/>
       <w:lvlText w:val="○"/>
@@ -13538,7 +13735,7 @@
         <w:ind w:left="1440" w:hanging="360"/>
       </w:pPr>
     </w:lvl>
-    <w:lvl w:ilvl="2" w:tplc="48E011B6">
+    <w:lvl w:ilvl="2" w:tplc="93943674">
       <w:start w:val="1"/>
       <w:numFmt w:val="bullet"/>
       <w:lvlText w:val="■"/>
@@ -13547,7 +13744,7 @@
         <w:ind w:left="2160" w:hanging="360"/>
       </w:pPr>
     </w:lvl>
-    <w:lvl w:ilvl="3" w:tplc="CAE4395E">
+    <w:lvl w:ilvl="3" w:tplc="7CB6D2B6">
       <w:start w:val="1"/>
       <w:numFmt w:val="bullet"/>
       <w:lvlText w:val="●"/>
@@ -13556,7 +13753,7 @@
         <w:ind w:left="2880" w:hanging="360"/>
       </w:pPr>
     </w:lvl>
-    <w:lvl w:ilvl="4" w:tplc="2A321154">
+    <w:lvl w:ilvl="4" w:tplc="22FEC974">
       <w:start w:val="1"/>
       <w:numFmt w:val="bullet"/>
       <w:lvlText w:val="○"/>
@@ -13565,7 +13762,7 @@
         <w:ind w:left="3600" w:hanging="360"/>
       </w:pPr>
     </w:lvl>
-    <w:lvl w:ilvl="5" w:tplc="1B305DA6">
+    <w:lvl w:ilvl="5" w:tplc="E984286E">
       <w:start w:val="1"/>
       <w:numFmt w:val="bullet"/>
       <w:lvlText w:val="■"/>
@@ -13574,7 +13771,7 @@
         <w:ind w:left="4320" w:hanging="360"/>
       </w:pPr>
     </w:lvl>
-    <w:lvl w:ilvl="6" w:tplc="3FC6E0D4">
+    <w:lvl w:ilvl="6" w:tplc="847E3B8C">
       <w:start w:val="1"/>
       <w:numFmt w:val="bullet"/>
       <w:lvlText w:val="●"/>
@@ -13583,7 +13780,7 @@
         <w:ind w:left="5040" w:hanging="360"/>
       </w:pPr>
     </w:lvl>
-    <w:lvl w:ilvl="7" w:tplc="DE50519E">
+    <w:lvl w:ilvl="7" w:tplc="EB5E1FB6">
       <w:start w:val="1"/>
       <w:numFmt w:val="bullet"/>
       <w:lvlText w:val="●"/>
@@ -13592,7 +13789,7 @@
         <w:ind w:left="5760" w:hanging="360"/>
       </w:pPr>
     </w:lvl>
-    <w:lvl w:ilvl="8" w:tplc="94BA3464">
+    <w:lvl w:ilvl="8" w:tplc="E0ACE870">
       <w:start w:val="1"/>
       <w:numFmt w:val="bullet"/>
       <w:lvlText w:val="●"/>
@@ -13602,68 +13799,14 @@
       </w:pPr>
     </w:lvl>
   </w:abstractNum>
-  <w:abstractNum w:abstractNumId="2" w15:restartNumberingAfterBreak="0">
-    <w:nsid w:val="60B255A3"/>
-    <w:multiLevelType w:val="hybridMultilevel"/>
-    <w:tmpl w:val="192C374E"/>
-    <w:lvl w:ilvl="0" w:tplc="F60A8A3E">
-      <w:start w:val="1"/>
-      <w:numFmt w:val="decimal"/>
-      <w:lvlText w:val="%1."/>
-      <w:lvlJc w:val="left"/>
-      <w:pPr>
-        <w:ind w:left="560" w:hanging="340"/>
-      </w:pPr>
-    </w:lvl>
-    <w:lvl w:ilvl="1" w:tplc="0250FD72">
-      <w:numFmt w:val="decimal"/>
-      <w:lvlText w:val=""/>
-      <w:lvlJc w:val="left"/>
-    </w:lvl>
-    <w:lvl w:ilvl="2" w:tplc="BB38C1B4">
-      <w:numFmt w:val="decimal"/>
-      <w:lvlText w:val=""/>
-      <w:lvlJc w:val="left"/>
-    </w:lvl>
-    <w:lvl w:ilvl="3" w:tplc="9B9C544C">
-      <w:numFmt w:val="decimal"/>
-      <w:lvlText w:val=""/>
-      <w:lvlJc w:val="left"/>
-    </w:lvl>
-    <w:lvl w:ilvl="4" w:tplc="71DC9FD4">
-      <w:numFmt w:val="decimal"/>
-      <w:lvlText w:val=""/>
-      <w:lvlJc w:val="left"/>
-    </w:lvl>
-    <w:lvl w:ilvl="5" w:tplc="3314DFF8">
-      <w:numFmt w:val="decimal"/>
-      <w:lvlText w:val=""/>
-      <w:lvlJc w:val="left"/>
-    </w:lvl>
-    <w:lvl w:ilvl="6" w:tplc="DAF21062">
-      <w:numFmt w:val="decimal"/>
-      <w:lvlText w:val=""/>
-      <w:lvlJc w:val="left"/>
-    </w:lvl>
-    <w:lvl w:ilvl="7" w:tplc="E9642AF0">
-      <w:numFmt w:val="decimal"/>
-      <w:lvlText w:val=""/>
-      <w:lvlJc w:val="left"/>
-    </w:lvl>
-    <w:lvl w:ilvl="8" w:tplc="996C50C4">
-      <w:numFmt w:val="decimal"/>
-      <w:lvlText w:val=""/>
-      <w:lvlJc w:val="left"/>
-    </w:lvl>
-  </w:abstractNum>
-  <w:num w:numId="1" w16cid:durableId="816528424">
-    <w:abstractNumId w:val="1"/>
+  <w:num w:numId="1" w16cid:durableId="26221030">
+    <w:abstractNumId w:val="2"/>
     <w:lvlOverride w:ilvl="0">
       <w:startOverride w:val="1"/>
     </w:lvlOverride>
   </w:num>
-  <w:num w:numId="2" w16cid:durableId="1755274007">
-    <w:abstractNumId w:val="0"/>
+  <w:num w:numId="2" w16cid:durableId="1498576613">
+    <w:abstractNumId w:val="1"/>
     <w:lvlOverride w:ilvl="0">
       <w:startOverride w:val="1"/>
     </w:lvlOverride>
@@ -14256,7 +14399,7 @@
     <w:autoRedefine/>
     <w:uiPriority w:val="39"/>
     <w:unhideWhenUsed/>
-    <w:rsid w:val="00E645B2"/>
+    <w:rsid w:val="00D9252B"/>
     <w:pPr>
       <w:spacing w:after="100"/>
     </w:pPr>
